--- a/Mingresume.docx
+++ b/Mingresume.docx
@@ -78,7 +78,7 @@
         <w:rPr>
           <w:sz w:val="21"/>
         </w:rPr>
-        <w:t>DevOps, Release, and Platform Engineering professional with 20+ years designing CI/CD pipelines, package management platforms, and enterprise tooling across AWS, Azure, Kubernetes, and multi-cloud environments. Currently Senior Engineer on GEICO's Artifact Management Platform team, leading JFrog Artifactory/X-Ray operations, the JFrog SaaS POC, and Entra ID authentication design for an internal control plane serving thousands of developers. Previously Staff Release Engineer at Navan, where I led SOC 2 Type II remediation and platform hardening to support IPO readiness. Pursuing a Master of Science in Artificial Intelligence at Purdue University. Track record of high-availability platforms, cross-functional leadership, and measurable cost savings through open-source and cloud-native solutions.</w:t>
+        <w:t>Senior platform engineer and AI builder pursuing a Master of Science in Artificial Intelligence at Purdue University, with 20+ years designing CI/CD, package management, and high-availability infrastructure across AWS, Azure, and Kubernetes. Currently Senior Engineer on GEICO's Artifact Management Platform team, where I'm driving the JFrog SaaS POC, Entra ID authentication design for the internal control plane, and the team's adoption of AI-assisted operations through Model Context Protocol (MCP) servers for JFrog, Slack, and the internal support runbook stack. In parallel, I research and prototype LLM agent systems — including a cost/latency/reliability-aware agent runtime ("AgentOne") and LLM-powered N-version programming — turning DevOps experience into agentic-workflow engineering. Previously Staff Release Engineer at Navan, where I led SOC 2 Type II remediation and platform hardening for IPO readiness.</w:t>
       </w:r>
     </w:p>
     <w:p>
@@ -110,69 +110,130 @@
       </w:pPr>
       <w:r>
         <w:rPr>
-          <w:sz w:val="21"/>
-        </w:rPr>
-        <w:t>CI/CD pipeline design, build/release engineering, and configuration management across Linux, Unix, macOS, Windows, mobile, and cloud (AWS, Azure, Kubernetes, OpenStack, Docker)</w:t>
-      </w:r>
-    </w:p>
-    <w:p>
-      <w:pPr>
-        <w:pStyle w:val="ResumeBullets"/>
-        <w:spacing w:after="40"/>
-      </w:pPr>
-      <w:r>
-        <w:rPr>
-          <w:sz w:val="21"/>
-        </w:rPr>
-        <w:t>Artifact and package management at enterprise scale: JFrog Artifactory HA, X-Ray, JFrog Catalog, JFrog SaaS, Azure Container Registry, Nexus</w:t>
-      </w:r>
-    </w:p>
-    <w:p>
-      <w:pPr>
-        <w:pStyle w:val="ResumeBullets"/>
-        <w:spacing w:after="40"/>
-      </w:pPr>
-      <w:r>
-        <w:rPr>
-          <w:sz w:val="21"/>
-        </w:rPr>
-        <w:t>Enterprise security and compliance: SOC 2 Type II remediation, secrets management (HashiCorp Vault, Azure Key Vault), static analysis (SonarCloud, X-Ray), OIDC, Entra ID / Azure AD, audit readiness</w:t>
-      </w:r>
-    </w:p>
-    <w:p>
-      <w:pPr>
-        <w:pStyle w:val="ResumeBullets"/>
-        <w:spacing w:after="40"/>
-      </w:pPr>
-      <w:r>
-        <w:rPr>
-          <w:sz w:val="21"/>
-        </w:rPr>
-        <w:t>DevOps toolchain integration: GitHub Actions, ADO Pipelines, Jenkins, ArgoCD, Bitrise, Helm, Terraform, internal developer platforms (paved roads)</w:t>
-      </w:r>
-    </w:p>
-    <w:p>
-      <w:pPr>
-        <w:pStyle w:val="ResumeBullets"/>
-        <w:spacing w:after="40"/>
-      </w:pPr>
-      <w:r>
-        <w:rPr>
-          <w:sz w:val="21"/>
-        </w:rPr>
-        <w:t>Distributed systems at scale: multi-datacenter and multi-region deployments on AKS/EKS, fault tolerance, high availability, and rapid release cycles</w:t>
-      </w:r>
-    </w:p>
-    <w:p>
-      <w:pPr>
-        <w:pStyle w:val="ResumeBullets"/>
-        <w:spacing w:after="40"/>
-      </w:pPr>
-      <w:r>
-        <w:rPr>
-          <w:sz w:val="21"/>
-        </w:rPr>
-        <w:t>Leadership: team management, cross-functional collaboration, on-call rotation ownership, cost reduction, and technical training across global, distributed organizations</w:t>
+          <w:b/>
+          <w:sz w:val="21"/>
+        </w:rPr>
+        <w:t>LLM &amp; AI agent engineering:</w:t>
+      </w:r>
+      <w:r>
+        <w:rPr>
+          <w:sz w:val="21"/>
+        </w:rPr>
+        <w:t xml:space="preserve"> agent runtime design (planning loop, budget enforcement, model routing, graceful degradation), prompt engineering, RAG, multi-LLM evaluation, LLM observability and cost tracking</w:t>
+      </w:r>
+    </w:p>
+    <w:p>
+      <w:pPr>
+        <w:pStyle w:val="ResumeBullets"/>
+        <w:spacing w:after="40"/>
+      </w:pPr>
+      <w:r>
+        <w:rPr>
+          <w:b/>
+          <w:sz w:val="21"/>
+        </w:rPr>
+        <w:t>Model Context Protocol (MCP):</w:t>
+      </w:r>
+      <w:r>
+        <w:rPr>
+          <w:sz w:val="21"/>
+        </w:rPr>
+        <w:t xml:space="preserve"> authoring and integrating MCP servers (JFrog, Slack, Gemini, browser, internal-support) to give coding agents safe access to enterprise systems</w:t>
+      </w:r>
+    </w:p>
+    <w:p>
+      <w:pPr>
+        <w:pStyle w:val="ResumeBullets"/>
+        <w:spacing w:after="40"/>
+      </w:pPr>
+      <w:r>
+        <w:rPr>
+          <w:b/>
+          <w:sz w:val="21"/>
+        </w:rPr>
+        <w:t>Cloud &amp; platform engineering:</w:t>
+      </w:r>
+      <w:r>
+        <w:rPr>
+          <w:sz w:val="21"/>
+        </w:rPr>
+        <w:t xml:space="preserve"> AWS, Azure (AKS, ACR, Azure Firewall, Entra ID), Kubernetes/Helm, Terraform, OpenStack, Docker — multi-region high availability</w:t>
+      </w:r>
+    </w:p>
+    <w:p>
+      <w:pPr>
+        <w:pStyle w:val="ResumeBullets"/>
+        <w:spacing w:after="40"/>
+      </w:pPr>
+      <w:r>
+        <w:rPr>
+          <w:b/>
+          <w:sz w:val="21"/>
+        </w:rPr>
+        <w:t>Artifact and package management at scale:</w:t>
+      </w:r>
+      <w:r>
+        <w:rPr>
+          <w:sz w:val="21"/>
+        </w:rPr>
+        <w:t xml:space="preserve"> JFrog Artifactory HA, X-Ray, JFrog Catalog, JFrog SaaS, Azure Container Registry, Nexus</w:t>
+      </w:r>
+    </w:p>
+    <w:p>
+      <w:pPr>
+        <w:pStyle w:val="ResumeBullets"/>
+        <w:spacing w:after="40"/>
+      </w:pPr>
+      <w:r>
+        <w:rPr>
+          <w:b/>
+          <w:sz w:val="21"/>
+        </w:rPr>
+        <w:t>CI/CD &amp; developer experience:</w:t>
+      </w:r>
+      <w:r>
+        <w:rPr>
+          <w:sz w:val="21"/>
+        </w:rPr>
+        <w:t xml:space="preserve"> GitHub Actions, Azure DevOps Pipelines, Jenkins, ArgoCD, Bitrise, OIDC pipeline auth, paved-road developer platforms</w:t>
+      </w:r>
+    </w:p>
+    <w:p>
+      <w:pPr>
+        <w:pStyle w:val="ResumeBullets"/>
+        <w:spacing w:after="40"/>
+      </w:pPr>
+      <w:r>
+        <w:rPr>
+          <w:b/>
+          <w:sz w:val="21"/>
+        </w:rPr>
+        <w:t>Security &amp; compliance:</w:t>
+      </w:r>
+      <w:r>
+        <w:rPr>
+          <w:sz w:val="21"/>
+        </w:rPr>
+        <w:t xml:space="preserve"> SOC 2 Type II remediation, secrets management (HashiCorp Vault, Azure Key Vault), static analysis (SonarCloud, X-Ray), Entra ID / OIDC, audit readiness</w:t>
+      </w:r>
+    </w:p>
+    <w:p>
+      <w:pPr>
+        <w:pStyle w:val="ResumeBullets"/>
+        <w:spacing w:after="40"/>
+      </w:pPr>
+      <w:r>
+        <w:rPr>
+          <w:b/>
+          <w:sz w:val="21"/>
+        </w:rPr>
+        <w:t>Leadership:</w:t>
+      </w:r>
+      <w:r>
+        <w:rPr>
+          <w:sz w:val="21"/>
+        </w:rPr>
+        <w:t xml:space="preserve"> cross-functional collaboration with security, identity, SRE, and data-platform teams; on-call rotation ownership; mentoring and technical writing (RFCs, runbooks, CoEs)</w:t>
       </w:r>
     </w:p>
     <w:p>
@@ -256,6 +317,93 @@
                 <w:b/>
                 <w:sz w:val="20"/>
               </w:rPr>
+              <w:t>AI / LLMs</w:t>
+            </w:r>
+          </w:p>
+        </w:tc>
+        <w:tc>
+          <w:tcPr>
+            <w:tcW w:type="dxa" w:w="7632"/>
+          </w:tcPr>
+          <w:p>
+            <w:r>
+              <w:rPr>
+                <w:sz w:val="20"/>
+              </w:rPr>
+              <w:t>OpenAI GPT, Anthropic Claude, Google Gemini, Ollama, vLLM, local &amp; remote model routing</w:t>
+            </w:r>
+          </w:p>
+        </w:tc>
+      </w:tr>
+      <w:tr>
+        <w:tc>
+          <w:tcPr>
+            <w:tcW w:type="dxa" w:w="2448"/>
+          </w:tcPr>
+          <w:p>
+            <w:r>
+              <w:rPr>
+                <w:b/>
+                <w:sz w:val="20"/>
+              </w:rPr>
+              <w:t>AI Tooling &amp; Frameworks</w:t>
+            </w:r>
+          </w:p>
+        </w:tc>
+        <w:tc>
+          <w:tcPr>
+            <w:tcW w:type="dxa" w:w="7632"/>
+          </w:tcPr>
+          <w:p>
+            <w:r>
+              <w:rPr>
+                <w:sz w:val="20"/>
+              </w:rPr>
+              <w:t>Model Context Protocol (MCP) servers, LangChain, LangGraph, AutoGen, CrewAI, Anthropic Agent Skills, Cursor agents, Langfuse, AgentOps, Playwright agent bridges</w:t>
+            </w:r>
+          </w:p>
+        </w:tc>
+      </w:tr>
+      <w:tr>
+        <w:tc>
+          <w:tcPr>
+            <w:tcW w:type="dxa" w:w="2448"/>
+          </w:tcPr>
+          <w:p>
+            <w:r>
+              <w:rPr>
+                <w:b/>
+                <w:sz w:val="20"/>
+              </w:rPr>
+              <w:t>AI Engineering Patterns</w:t>
+            </w:r>
+          </w:p>
+        </w:tc>
+        <w:tc>
+          <w:tcPr>
+            <w:tcW w:type="dxa" w:w="7632"/>
+          </w:tcPr>
+          <w:p>
+            <w:r>
+              <w:rPr>
+                <w:sz w:val="20"/>
+              </w:rPr>
+              <w:t>Agent planning/execution loops, budget-aware prompting, N-version LLM programming, RAG, prompt engineering, structured telemetry, deterministic replay</w:t>
+            </w:r>
+          </w:p>
+        </w:tc>
+      </w:tr>
+      <w:tr>
+        <w:tc>
+          <w:tcPr>
+            <w:tcW w:type="dxa" w:w="2448"/>
+          </w:tcPr>
+          <w:p>
+            <w:r>
+              <w:rPr>
+                <w:b/>
+                <w:sz w:val="20"/>
+              </w:rPr>
               <w:t>Build &amp; Scripting</w:t>
             </w:r>
           </w:p>
@@ -298,7 +446,7 @@
               <w:rPr>
                 <w:sz w:val="20"/>
               </w:rPr>
-              <w:t>Go, C/C++, Java, SQL, Objective-C, J2EE, Android SDK (ADB), TypeScript</w:t>
+              <w:t>Python, Go, TypeScript, JavaScript, Java, C/C++, SQL, Objective-C, J2EE</w:t>
             </w:r>
           </w:p>
         </w:tc>
@@ -558,6 +706,105 @@
     </w:p>
     <w:p>
       <w:pPr>
+        <w:spacing w:after="40"/>
+      </w:pPr>
+      <w:r>
+        <w:rPr>
+          <w:i/>
+          <w:sz w:val="21"/>
+        </w:rPr>
+        <w:t>AI-assisted platform operations</w:t>
+      </w:r>
+    </w:p>
+    <w:p>
+      <w:pPr>
+        <w:pStyle w:val="ResumeBullets"/>
+        <w:spacing w:after="40"/>
+      </w:pPr>
+      <w:r>
+        <w:rPr>
+          <w:sz w:val="21"/>
+        </w:rPr>
+        <w:t>Integrated the JFrog MCP server into the team's developer environment and authored the AMP team's Slack MCP integration guidelines, giving coding agents safe, audited access to package-registry telemetry, runbooks, and support cases</w:t>
+      </w:r>
+    </w:p>
+    <w:p>
+      <w:pPr>
+        <w:pStyle w:val="ResumeBullets"/>
+        <w:spacing w:after="40"/>
+      </w:pPr>
+      <w:r>
+        <w:rPr>
+          <w:sz w:val="21"/>
+        </w:rPr>
+        <w:t>Adopted and contributed to internal Cursor / Claude "agent skills" for the team's support workflow (</w:t>
+      </w:r>
+      <w:r>
+        <w:rPr>
+          <w:rFonts w:ascii="Consolas" w:hAnsi="Consolas"/>
+          <w:sz w:val="21"/>
+        </w:rPr>
+        <w:t>solve-case</w:t>
+      </w:r>
+      <w:r>
+        <w:rPr>
+          <w:sz w:val="21"/>
+        </w:rPr>
+        <w:t xml:space="preserve">, </w:t>
+      </w:r>
+      <w:r>
+        <w:rPr>
+          <w:rFonts w:ascii="Consolas" w:hAnsi="Consolas"/>
+          <w:sz w:val="21"/>
+        </w:rPr>
+        <w:t>close-case</w:t>
+      </w:r>
+      <w:r>
+        <w:rPr>
+          <w:sz w:val="21"/>
+        </w:rPr>
+        <w:t xml:space="preserve">, </w:t>
+      </w:r>
+      <w:r>
+        <w:rPr>
+          <w:rFonts w:ascii="Consolas" w:hAnsi="Consolas"/>
+          <w:sz w:val="21"/>
+        </w:rPr>
+        <w:t>build-kb</w:t>
+      </w:r>
+      <w:r>
+        <w:rPr>
+          <w:sz w:val="21"/>
+        </w:rPr>
+        <w:t>), shortening incident triage and runbook hygiene cycles and demonstrating how AI agents can run production-adjacent operations under guardrails</w:t>
+      </w:r>
+    </w:p>
+    <w:p>
+      <w:pPr>
+        <w:pStyle w:val="ResumeBullets"/>
+        <w:spacing w:after="40"/>
+      </w:pPr>
+      <w:r>
+        <w:rPr>
+          <w:sz w:val="21"/>
+        </w:rPr>
+        <w:t>Used AI agents to drive deeper root-cause analyses (e.g., the Azure Firewall TLS deep-packet-inspection issue below) and to draft RFCs, runbooks, and Correction-of-Errors documents</w:t>
+      </w:r>
+    </w:p>
+    <w:p>
+      <w:pPr>
+        <w:spacing w:after="40"/>
+      </w:pPr>
+      <w:r>
+        <w:rPr>
+          <w:i/>
+          <w:sz w:val="21"/>
+        </w:rPr>
+        <w:t>Platform engineering</w:t>
+      </w:r>
+    </w:p>
+    <w:p>
+      <w:pPr>
         <w:pStyle w:val="ResumeBullets"/>
         <w:spacing w:after="40"/>
       </w:pPr>
@@ -577,7 +824,7 @@
         <w:rPr>
           <w:sz w:val="21"/>
         </w:rPr>
-        <w:t>Drove rolling upgrades of Artifactory (7.111.12 → 7.125.11 → 7.146.8) and X-Ray (3.131.20 → 3.137.27 → 3.143.12) across the Package Registry and Martech tenants with documented runbooks and minimal customer impact</w:t>
+        <w:t>Drove rolling upgrades of Artifactory (7.111.12 → 7.125.11 → 7.146.8) and X-Ray (3.131.20 → 3.143.12) across the Package Registry and Martech tenants with documented runbooks and minimal customer impact</w:t>
       </w:r>
     </w:p>
     <w:p>
@@ -614,7 +861,7 @@
         <w:rPr>
           <w:sz w:val="21"/>
         </w:rPr>
-        <w:t xml:space="preserve"> service, defining NP/PD access boundaries and bridging the platform with the corporate SSO, ZTNA, and APISIX/APIM service-to-service auth standards</w:t>
+        <w:t xml:space="preserve"> service, defining NP/PD access boundaries and bridging the platform with corporate SSO, ZTNA, and APISIX/APIM service-to-service auth standards</w:t>
       </w:r>
     </w:p>
     <w:p>
@@ -688,18 +935,6 @@
           <w:sz w:val="21"/>
         </w:rPr>
         <w:t>Wrote runbooks for AKS PDB-aware upgrades, Grafana dashboards, X-Ray persistent-volume fixes, JFrog Workers / Circle of Trust setup, and Artifactory release management</w:t>
-      </w:r>
-    </w:p>
-    <w:p>
-      <w:pPr>
-        <w:pStyle w:val="ResumeBullets"/>
-        <w:spacing w:after="40"/>
-      </w:pPr>
-      <w:r>
-        <w:rPr>
-          <w:sz w:val="21"/>
-        </w:rPr>
-        <w:t>Integrated the JFrog MCP server and authored Slack MCP integration documentation to enable AI-assisted operations across the team</w:t>
       </w:r>
     </w:p>
     <w:p>
@@ -1380,6 +1615,310 @@
           <w:color w:val="1F3A68"/>
           <w:sz w:val="26"/>
         </w:rPr>
+        <w:t>SELECTED AI / AGENT PROJECTS</w:t>
+      </w:r>
+    </w:p>
+    <w:p>
+      <w:pPr>
+        <w:pStyle w:val="ResumeHeader"/>
+        <w:spacing w:before="160" w:after="0"/>
+      </w:pPr>
+      <w:r>
+        <w:rPr>
+          <w:b/>
+          <w:color w:val="1F3A68"/>
+          <w:sz w:val="23"/>
+        </w:rPr>
+        <w:t>Cost-Aware Runtime for OpenClaw Browser Agents — Purdue ECE 50874/59500, Team Final Project (2026)</w:t>
+      </w:r>
+    </w:p>
+    <w:p>
+      <w:pPr>
+        <w:pStyle w:val="ResumeBullets"/>
+        <w:spacing w:after="40"/>
+      </w:pPr>
+      <w:r>
+        <w:rPr>
+          <w:sz w:val="21"/>
+        </w:rPr>
+        <w:t xml:space="preserve">Co-authored an IEEE-style final paper, </w:t>
+      </w:r>
+      <w:r>
+        <w:rPr>
+          <w:i/>
+          <w:sz w:val="21"/>
+        </w:rPr>
+        <w:t>"Design and Evaluation of a Cost-Aware Runtime for OpenClaw Browser Agents"</w:t>
+      </w:r>
+      <w:r>
+        <w:rPr>
+          <w:sz w:val="21"/>
+        </w:rPr>
+        <w:t>, with three Purdue ECE teammates</w:t>
+      </w:r>
+    </w:p>
+    <w:p>
+      <w:pPr>
+        <w:pStyle w:val="ResumeBullets"/>
+        <w:spacing w:after="40"/>
+      </w:pPr>
+      <w:r>
+        <w:rPr>
+          <w:sz w:val="21"/>
+        </w:rPr>
+        <w:t>Contributed to the runtime design that treats token cost, dollar spend, tool-call count, and wall-clock latency as first-class budgets and applies explicit termination policies (stop-and-summarize, ask-human, best-effort degrade) when budgets are exhausted</w:t>
+      </w:r>
+    </w:p>
+    <w:p>
+      <w:pPr>
+        <w:pStyle w:val="ResumeHeader"/>
+        <w:spacing w:before="160" w:after="0"/>
+      </w:pPr>
+      <w:r>
+        <w:rPr>
+          <w:b/>
+          <w:color w:val="1F3A68"/>
+          <w:sz w:val="23"/>
+        </w:rPr>
+        <w:t>AgentOne — Cost / Latency / Reliability-Aware Agent Runtime (2026)</w:t>
+      </w:r>
+    </w:p>
+    <w:p>
+      <w:pPr>
+        <w:pStyle w:val="ResumeBullets"/>
+        <w:spacing w:after="40"/>
+      </w:pPr>
+      <w:r>
+        <w:rPr>
+          <w:sz w:val="21"/>
+        </w:rPr>
+        <w:t>Authored the requirements and architecture for an agent runtime that exposes a stable REST API and CLI, runs a planning/execution loop over repo / API / document tools, and continuously enforces budgets (max tokens, dollars, tool calls, retries, wall-clock)</w:t>
+      </w:r>
+    </w:p>
+    <w:p>
+      <w:pPr>
+        <w:pStyle w:val="ResumeBullets"/>
+        <w:spacing w:after="40"/>
+      </w:pPr>
+      <w:r>
+        <w:rPr>
+          <w:sz w:val="21"/>
+        </w:rPr>
+        <w:t>Designed model routing across local backends (Ollama, vLLM) and a remote gateway, with budget-aware prompting and graceful degradation; specified structured telemetry (per-run cost breakdown, token counts, retry paths, latency distribution) and a benchmark suite of realistic agent tasks (CI triage, dependency-bump, breaking-change summarization)</w:t>
+      </w:r>
+    </w:p>
+    <w:p>
+      <w:pPr>
+        <w:pStyle w:val="ResumeBullets"/>
+        <w:spacing w:after="40"/>
+      </w:pPr>
+      <w:r>
+        <w:rPr>
+          <w:sz w:val="21"/>
+        </w:rPr>
+        <w:t>Defined the system as a set of cooperating engines — API Engine, Management Engine, Extension Engine, LLM Calling Engine, Translator, Prediction Agent, Learning Agent, User Profile, and Credential Store — backed by PostgreSQL ([github.com/mailming/AgentOne](https://github.com/mailming/AgentOne))</w:t>
+      </w:r>
+    </w:p>
+    <w:p>
+      <w:pPr>
+        <w:pStyle w:val="ResumeHeader"/>
+        <w:spacing w:before="160" w:after="0"/>
+      </w:pPr>
+      <w:r>
+        <w:rPr>
+          <w:b/>
+          <w:color w:val="1F3A68"/>
+          <w:sz w:val="23"/>
+        </w:rPr>
+        <w:t>LLM-Powered N-Version Programming — Purdue ECE 50874 Lab 2 (2026)</w:t>
+      </w:r>
+    </w:p>
+    <w:p>
+      <w:pPr>
+        <w:pStyle w:val="ResumeBullets"/>
+        <w:spacing w:after="40"/>
+      </w:pPr>
+      <w:r>
+        <w:rPr>
+          <w:sz w:val="21"/>
+        </w:rPr>
+        <w:t>Used three different LLMs to generate three independent implementations of the Avalon tax-code engine in Python, Go, and C++, then ran 10,000 reserved test cases through each version and built a 2-out-of-3 agreement table</w:t>
+      </w:r>
+    </w:p>
+    <w:p>
+      <w:pPr>
+        <w:pStyle w:val="ResumeBullets"/>
+        <w:spacing w:after="40"/>
+      </w:pPr>
+      <w:r>
+        <w:rPr>
+          <w:sz w:val="21"/>
+        </w:rPr>
+        <w:t>Authored the diversity strategy and the analysis of cross-implementation divergence (floating-point representation, rounding rules, threshold handling, FIFO ordering), and wrote up reliability math (</w:t>
+      </w:r>
+      <w:r>
+        <w:rPr>
+          <w:rFonts w:ascii="Consolas" w:hAnsi="Consolas"/>
+          <w:sz w:val="21"/>
+        </w:rPr>
+        <w:t>P(failure) = p²(3 − 2p)</w:t>
+      </w:r>
+      <w:r>
+        <w:rPr>
+          <w:sz w:val="21"/>
+        </w:rPr>
+        <w:t>) for the 2oo3 voter ([github.com/mailming/purdueECE874-Lab2](https://github.com/mailming/purdueECE874-Lab2))</w:t>
+      </w:r>
+    </w:p>
+    <w:p>
+      <w:pPr>
+        <w:pStyle w:val="ResumeHeader"/>
+        <w:spacing w:before="160" w:after="0"/>
+      </w:pPr>
+      <w:r>
+        <w:rPr>
+          <w:b/>
+          <w:color w:val="1F3A68"/>
+          <w:sz w:val="23"/>
+        </w:rPr>
+        <w:t>Gemini Chat MCP / API Bridge (2025)</w:t>
+      </w:r>
+    </w:p>
+    <w:p>
+      <w:pPr>
+        <w:pStyle w:val="ResumeBullets"/>
+        <w:spacing w:after="40"/>
+      </w:pPr>
+      <w:r>
+        <w:rPr>
+          <w:sz w:val="21"/>
+        </w:rPr>
+        <w:t>Built a Flask + WebSocket + Tampermonkey bridge that exposes the Gemini chat web UI as a Gemini-API-compatible HTTP endpoint and an MCP server, with an example Playwright client and a Python SDK ([github.com/mailming/gemini-chat-userscript](https://github.com/mailming/gemini-chat-userscript))</w:t>
+      </w:r>
+    </w:p>
+    <w:p>
+      <w:pPr>
+        <w:pStyle w:val="ResumeHeader"/>
+        <w:spacing w:before="160" w:after="0"/>
+      </w:pPr>
+      <w:r>
+        <w:rPr>
+          <w:b/>
+          <w:color w:val="1F3A68"/>
+          <w:sz w:val="23"/>
+        </w:rPr>
+        <w:t>Applied AI / Agent Study</w:t>
+      </w:r>
+    </w:p>
+    <w:p>
+      <w:pPr>
+        <w:pStyle w:val="ResumeBullets"/>
+        <w:spacing w:after="40"/>
+      </w:pPr>
+      <w:r>
+        <w:rPr>
+          <w:sz w:val="21"/>
+        </w:rPr>
+        <w:t xml:space="preserve">Active study and contribution to LLM observability and agent tooling: forks and PRs against </w:t>
+      </w:r>
+      <w:r>
+        <w:rPr>
+          <w:rFonts w:ascii="Consolas" w:hAnsi="Consolas"/>
+          <w:sz w:val="21"/>
+        </w:rPr>
+        <w:t>langfuse</w:t>
+      </w:r>
+      <w:r>
+        <w:rPr>
+          <w:sz w:val="21"/>
+        </w:rPr>
+        <w:t xml:space="preserve">, </w:t>
+      </w:r>
+      <w:r>
+        <w:rPr>
+          <w:rFonts w:ascii="Consolas" w:hAnsi="Consolas"/>
+          <w:sz w:val="21"/>
+        </w:rPr>
+        <w:t>agentops</w:t>
+      </w:r>
+      <w:r>
+        <w:rPr>
+          <w:sz w:val="21"/>
+        </w:rPr>
+        <w:t xml:space="preserve">, Browser-MCP, </w:t>
+      </w:r>
+      <w:r>
+        <w:rPr>
+          <w:rFonts w:ascii="Consolas" w:hAnsi="Consolas"/>
+          <w:sz w:val="21"/>
+        </w:rPr>
+        <w:t>openclaw</w:t>
+      </w:r>
+      <w:r>
+        <w:rPr>
+          <w:sz w:val="21"/>
+        </w:rPr>
+        <w:t xml:space="preserve">, </w:t>
+      </w:r>
+      <w:r>
+        <w:rPr>
+          <w:rFonts w:ascii="Consolas" w:hAnsi="Consolas"/>
+          <w:sz w:val="21"/>
+        </w:rPr>
+        <w:t>minimind</w:t>
+      </w:r>
+      <w:r>
+        <w:rPr>
+          <w:sz w:val="21"/>
+        </w:rPr>
+        <w:t xml:space="preserve"> (training a 26M-parameter GPT from scratch), Anthropic's prompt-engineering tutorial, and multi-agent finance projects (</w:t>
+      </w:r>
+      <w:r>
+        <w:rPr>
+          <w:rFonts w:ascii="Consolas" w:hAnsi="Consolas"/>
+          <w:sz w:val="21"/>
+        </w:rPr>
+        <w:t>TradingAgents</w:t>
+      </w:r>
+      <w:r>
+        <w:rPr>
+          <w:sz w:val="21"/>
+        </w:rPr>
+        <w:t xml:space="preserve">, </w:t>
+      </w:r>
+      <w:r>
+        <w:rPr>
+          <w:rFonts w:ascii="Consolas" w:hAnsi="Consolas"/>
+          <w:sz w:val="21"/>
+        </w:rPr>
+        <w:t>ai-hedge-fund</w:t>
+      </w:r>
+      <w:r>
+        <w:rPr>
+          <w:sz w:val="21"/>
+        </w:rPr>
+        <w:t>)</w:t>
+      </w:r>
+    </w:p>
+    <w:p>
+      <w:pPr>
+        <w:spacing w:before="40" w:after="40"/>
+        <w:pBdr>
+          <w:bottom w:val="single" w:sz="6" w:space="1" w:color="auto"/>
+        </w:pBdr>
+      </w:pPr>
+    </w:p>
+    <w:p>
+      <w:pPr>
+        <w:pStyle w:val="Heading1"/>
+        <w:spacing w:before="160" w:after="40"/>
+      </w:pPr>
+      <w:r>
+        <w:rPr>
+          <w:b/>
+          <w:color w:val="1F3A68"/>
+          <w:sz w:val="26"/>
+        </w:rPr>
         <w:t>EDUCATION</w:t>
       </w:r>
     </w:p>
@@ -1406,6 +1945,24 @@
           <w:sz w:val="21"/>
         </w:rPr>
         <w:t>(In Progress)</w:t>
+      </w:r>
+    </w:p>
+    <w:p>
+      <w:pPr>
+        <w:spacing w:after="40"/>
+      </w:pPr>
+      <w:r>
+        <w:rPr>
+          <w:i/>
+          <w:sz w:val="21"/>
+        </w:rPr>
+        <w:t>Coursework:</w:t>
+      </w:r>
+      <w:r>
+        <w:rPr>
+          <w:sz w:val="21"/>
+        </w:rPr>
+        <w:t xml:space="preserve"> ECE 50874/59500 Software Reliability &amp; LLM-Augmented Engineering (Redundant Designs in Software, LLM-Powered N-Version Programming, Cost-Aware Agent Runtimes)</w:t>
       </w:r>
     </w:p>
     <w:p>

--- a/Mingresume.docx
+++ b/Mingresume.docx
@@ -674,7 +674,7 @@
           <w:color w:val="1F3A68"/>
           <w:sz w:val="26"/>
         </w:rPr>
-        <w:t>WORK EXPERIENCE</w:t>
+        <w:t>AI / AGENT ENGINEERING — SELECTED WORK</w:t>
       </w:r>
     </w:p>
     <w:p>
@@ -688,56 +688,57 @@
           <w:color w:val="1F3A68"/>
           <w:sz w:val="23"/>
         </w:rPr>
-        <w:t>Senior Engineer — GEICO, Artifact Management Platform (Developer Engineering)</w:t>
-      </w:r>
-    </w:p>
-    <w:p>
-      <w:pPr>
-        <w:spacing w:after="40"/>
-      </w:pPr>
-      <w:r>
-        <w:rPr>
-          <w:b/>
-          <w:i/>
-          <w:sz w:val="20"/>
-        </w:rPr>
-        <w:t>Insurance · 06/2025 – Present</w:t>
-      </w:r>
-    </w:p>
-    <w:p>
-      <w:pPr>
-        <w:spacing w:after="40"/>
-      </w:pPr>
-      <w:r>
-        <w:rPr>
-          <w:i/>
-          <w:sz w:val="21"/>
-        </w:rPr>
-        <w:t>AI-assisted platform operations</w:t>
-      </w:r>
-    </w:p>
-    <w:p>
-      <w:pPr>
-        <w:pStyle w:val="ResumeBullets"/>
-        <w:spacing w:after="40"/>
-      </w:pPr>
-      <w:r>
-        <w:rPr>
-          <w:sz w:val="21"/>
-        </w:rPr>
-        <w:t>Integrated the JFrog MCP server into the team's developer environment and authored the AMP team's Slack MCP integration guidelines, giving coding agents safe, audited access to package-registry telemetry, runbooks, and support cases</w:t>
-      </w:r>
-    </w:p>
-    <w:p>
-      <w:pPr>
-        <w:pStyle w:val="ResumeBullets"/>
-        <w:spacing w:after="40"/>
-      </w:pPr>
-      <w:r>
-        <w:rPr>
-          <w:sz w:val="21"/>
-        </w:rPr>
-        <w:t>Adopted and contributed to internal Cursor / Claude "agent skills" for the team's support workflow (</w:t>
+        <w:t>AI-Assisted Platform Operations at GEICO (2025 – Present)</w:t>
+      </w:r>
+    </w:p>
+    <w:p>
+      <w:pPr>
+        <w:pStyle w:val="ResumeBullets"/>
+        <w:spacing w:after="40"/>
+      </w:pPr>
+      <w:r>
+        <w:rPr>
+          <w:sz w:val="21"/>
+        </w:rPr>
+        <w:t xml:space="preserve">Introduced </w:t>
+      </w:r>
+      <w:r>
+        <w:rPr>
+          <w:b/>
+          <w:sz w:val="21"/>
+        </w:rPr>
+        <w:t>MCP-based AI operations</w:t>
+      </w:r>
+      <w:r>
+        <w:rPr>
+          <w:sz w:val="21"/>
+        </w:rPr>
+        <w:t xml:space="preserve"> to the Artifact Management Platform team: integrated the JFrog MCP server and authored Slack MCP guidelines, giving coding agents safe access to registry telemetry, runbooks, and support cases</w:t>
+      </w:r>
+    </w:p>
+    <w:p>
+      <w:pPr>
+        <w:pStyle w:val="ResumeBullets"/>
+        <w:spacing w:after="40"/>
+      </w:pPr>
+      <w:r>
+        <w:rPr>
+          <w:sz w:val="21"/>
+        </w:rPr>
+        <w:t xml:space="preserve">Adopted and extended internal Cursor / Claude </w:t>
+      </w:r>
+      <w:r>
+        <w:rPr>
+          <w:b/>
+          <w:sz w:val="21"/>
+        </w:rPr>
+        <w:t>agent skills</w:t>
+      </w:r>
+      <w:r>
+        <w:rPr>
+          <w:sz w:val="21"/>
+        </w:rPr>
+        <w:t xml:space="preserve"> (</w:t>
       </w:r>
       <w:r>
         <w:rPr>
@@ -776,216 +777,32 @@
         <w:rPr>
           <w:sz w:val="21"/>
         </w:rPr>
-        <w:t>), shortening incident triage and runbook hygiene cycles and demonstrating how AI agents can run production-adjacent operations under guardrails</w:t>
-      </w:r>
-    </w:p>
-    <w:p>
-      <w:pPr>
-        <w:pStyle w:val="ResumeBullets"/>
-        <w:spacing w:after="40"/>
-      </w:pPr>
-      <w:r>
-        <w:rPr>
-          <w:sz w:val="21"/>
-        </w:rPr>
-        <w:t>Used AI agents to drive deeper root-cause analyses (e.g., the Azure Firewall TLS deep-packet-inspection issue below) and to draft RFCs, runbooks, and Correction-of-Errors documents</w:t>
-      </w:r>
-    </w:p>
-    <w:p>
-      <w:pPr>
-        <w:spacing w:after="40"/>
-      </w:pPr>
-      <w:r>
-        <w:rPr>
-          <w:i/>
-          <w:sz w:val="21"/>
-        </w:rPr>
-        <w:t>Platform engineering</w:t>
-      </w:r>
-    </w:p>
-    <w:p>
-      <w:pPr>
-        <w:pStyle w:val="ResumeBullets"/>
-        <w:spacing w:after="40"/>
-      </w:pPr>
-      <w:r>
-        <w:rPr>
-          <w:sz w:val="21"/>
-        </w:rPr>
-        <w:t>Senior engineer on the Artifact Management Platform (AMP) / Package Management team, operating the JFrog Artifactory HA, X-Ray, and JFrog Catalog stacks that serve as GEICO's enterprise package registry across non-prod and production on Azure Kubernetes Service (AKS)</w:t>
-      </w:r>
-    </w:p>
-    <w:p>
-      <w:pPr>
-        <w:pStyle w:val="ResumeBullets"/>
-        <w:spacing w:after="40"/>
-      </w:pPr>
-      <w:r>
-        <w:rPr>
-          <w:sz w:val="21"/>
-        </w:rPr>
-        <w:t>Drove rolling upgrades of Artifactory (7.111.12 → 7.125.11 → 7.146.8) and X-Ray (3.131.20 → 3.143.12) across the Package Registry and Martech tenants with documented runbooks and minimal customer impact</w:t>
-      </w:r>
-    </w:p>
-    <w:p>
-      <w:pPr>
-        <w:pStyle w:val="ResumeBullets"/>
-        <w:spacing w:after="40"/>
-      </w:pPr>
-      <w:r>
-        <w:rPr>
-          <w:sz w:val="21"/>
-        </w:rPr>
-        <w:t>Co-led the JFrog SaaS Proof of Concept (Phases 1–4): authored reusable GitHub Actions workflows to publish Python, Java, and Go artifacts to JFrog SaaS, defined publish/promotion patterns, and validated scale (5,000 repos / 5,000 mixed artifacts in parallel)</w:t>
-      </w:r>
-    </w:p>
-    <w:p>
-      <w:pPr>
-        <w:pStyle w:val="ResumeBullets"/>
-        <w:spacing w:after="40"/>
-      </w:pPr>
-      <w:r>
-        <w:rPr>
-          <w:sz w:val="21"/>
-        </w:rPr>
-        <w:t xml:space="preserve">Designed and authored the Entra ID (Azure AD) authentication RFC for the </w:t>
-      </w:r>
-      <w:r>
-        <w:rPr>
-          <w:rFonts w:ascii="Consolas" w:hAnsi="Consolas"/>
-          <w:sz w:val="21"/>
-        </w:rPr>
-        <w:t>amp-control-plane</w:t>
-      </w:r>
-      <w:r>
-        <w:rPr>
-          <w:sz w:val="21"/>
-        </w:rPr>
-        <w:t xml:space="preserve"> service, defining NP/PD access boundaries and bridging the platform with corporate SSO, ZTNA, and APISIX/APIM service-to-service auth standards</w:t>
-      </w:r>
-    </w:p>
-    <w:p>
-      <w:pPr>
-        <w:pStyle w:val="ResumeBullets"/>
-        <w:spacing w:after="40"/>
-      </w:pPr>
-      <w:r>
-        <w:rPr>
-          <w:sz w:val="21"/>
-        </w:rPr>
-        <w:t xml:space="preserve">Deployed </w:t>
-      </w:r>
-      <w:r>
-        <w:rPr>
-          <w:rFonts w:ascii="Consolas" w:hAnsi="Consolas"/>
-          <w:sz w:val="21"/>
-        </w:rPr>
-        <w:t>amp-control-plane</w:t>
-      </w:r>
-      <w:r>
-        <w:rPr>
-          <w:sz w:val="21"/>
-        </w:rPr>
-        <w:t xml:space="preserve"> to ACS production with HashiCorp Vault integration, PostgreSQL provisioning via internal "Club" blueprints, and CRQ-managed change control</w:t>
-      </w:r>
-    </w:p>
-    <w:p>
-      <w:pPr>
-        <w:pStyle w:val="ResumeBullets"/>
-        <w:spacing w:after="40"/>
-      </w:pPr>
-      <w:r>
-        <w:rPr>
-          <w:sz w:val="21"/>
-        </w:rPr>
-        <w:t>Diagnosed and resolved an Azure Firewall TLS deep-packet-inspection issue that was breaking S3-backed remote JFrog repositories (Debian, GitHub proxies); produced a packet-level root cause and drove the SSL inspection bypass through the network team</w:t>
-      </w:r>
-    </w:p>
-    <w:p>
-      <w:pPr>
-        <w:pStyle w:val="ResumeBullets"/>
-        <w:spacing w:after="40"/>
-      </w:pPr>
-      <w:r>
-        <w:rPr>
-          <w:sz w:val="21"/>
-        </w:rPr>
-        <w:t>Authored the post-incident Correction of Errors for NOCIM-11695 (Azure East US outage, April 2026) and owned on-call rotation for the AMP team</w:t>
-      </w:r>
-    </w:p>
-    <w:p>
-      <w:pPr>
-        <w:pStyle w:val="ResumeBullets"/>
-        <w:spacing w:after="40"/>
-      </w:pPr>
-      <w:r>
-        <w:rPr>
-          <w:sz w:val="21"/>
-        </w:rPr>
-        <w:t>Built GitHub Actions reusable templates for JFrog CLI install/auth, generic file uploads, Docker pull testing, and OIDC migration patterns for the SDK Pipelines team</w:t>
-      </w:r>
-    </w:p>
-    <w:p>
-      <w:pPr>
-        <w:pStyle w:val="ResumeBullets"/>
-        <w:spacing w:after="40"/>
-      </w:pPr>
-      <w:r>
-        <w:rPr>
-          <w:sz w:val="21"/>
-        </w:rPr>
-        <w:t>Wrote runbooks for AKS PDB-aware upgrades, Grafana dashboards, X-Ray persistent-volume fixes, JFrog Workers / Circle of Trust setup, and Artifactory release management</w:t>
-      </w:r>
-    </w:p>
-    <w:p>
-      <w:pPr>
-        <w:pStyle w:val="ResumeBullets"/>
-        <w:spacing w:after="40"/>
-      </w:pPr>
-      <w:r>
-        <w:rPr>
-          <w:sz w:val="21"/>
-        </w:rPr>
-        <w:t xml:space="preserve">Partnered with Identity, Database Platform, and SRE teams to rotate </w:t>
-      </w:r>
-      <w:r>
-        <w:rPr>
-          <w:rFonts w:ascii="Consolas" w:hAnsi="Consolas"/>
-          <w:sz w:val="21"/>
-        </w:rPr>
-        <w:t>SRV-JFROG-NP/PD</w:t>
-      </w:r>
-      <w:r>
-        <w:rPr>
-          <w:sz w:val="21"/>
-        </w:rPr>
-        <w:t xml:space="preserve"> service accounts, provision PostgreSQL roles, and drive the consolidation KPI across </w:t>
-      </w:r>
-      <w:r>
-        <w:rPr>
-          <w:rFonts w:ascii="Consolas" w:hAnsi="Consolas"/>
-          <w:sz w:val="21"/>
-        </w:rPr>
-        <w:t>packageregistry</w:t>
-      </w:r>
-      <w:r>
-        <w:rPr>
-          <w:sz w:val="21"/>
-        </w:rPr>
-        <w:t xml:space="preserve">, </w:t>
-      </w:r>
-      <w:r>
-        <w:rPr>
-          <w:rFonts w:ascii="Consolas" w:hAnsi="Consolas"/>
-          <w:sz w:val="21"/>
-        </w:rPr>
-        <w:t>artifactory-pd</w:t>
-      </w:r>
-      <w:r>
-        <w:rPr>
-          <w:sz w:val="21"/>
-        </w:rPr>
-        <w:t>, and Azure Container Registry</w:t>
+        <w:t>) for the team's support workflow — measurably shortening triage and improving runbook hygiene</w:t>
+      </w:r>
+    </w:p>
+    <w:p>
+      <w:pPr>
+        <w:pStyle w:val="ResumeBullets"/>
+        <w:spacing w:after="40"/>
+      </w:pPr>
+      <w:r>
+        <w:rPr>
+          <w:sz w:val="21"/>
+        </w:rPr>
+        <w:t xml:space="preserve">Routinely drive </w:t>
+      </w:r>
+      <w:r>
+        <w:rPr>
+          <w:b/>
+          <w:sz w:val="21"/>
+        </w:rPr>
+        <w:t>agent-assisted RCA, RFC, and CoE authoring</w:t>
+      </w:r>
+      <w:r>
+        <w:rPr>
+          <w:sz w:val="21"/>
+        </w:rPr>
+        <w:t xml:space="preserve"> for production incidents (e.g., the Azure Firewall TLS DPI investigation, NOCIM-11695 East US outage write-up)</w:t>
       </w:r>
     </w:p>
     <w:p>
@@ -999,92 +816,57 @@
           <w:color w:val="1F3A68"/>
           <w:sz w:val="23"/>
         </w:rPr>
-        <w:t>Staff Release Engineer / DevOps — Navan (formerly TripActions)</w:t>
-      </w:r>
-    </w:p>
-    <w:p>
-      <w:pPr>
-        <w:spacing w:after="40"/>
-      </w:pPr>
-      <w:r>
-        <w:rPr>
-          <w:b/>
+        <w:t>Cost-Aware Runtime for OpenClaw Browser Agents — IEEE-style Final Paper, Purdue ECE 50874/59500 (2026)</w:t>
+      </w:r>
+    </w:p>
+    <w:p>
+      <w:pPr>
+        <w:pStyle w:val="ResumeBullets"/>
+        <w:spacing w:after="40"/>
+      </w:pPr>
+      <w:r>
+        <w:rPr>
+          <w:sz w:val="21"/>
+        </w:rPr>
+        <w:t xml:space="preserve">Co-authored </w:t>
+      </w:r>
+      <w:r>
+        <w:rPr>
           <w:i/>
-          <w:sz w:val="20"/>
-        </w:rPr>
-        <w:t>E-Commerce · 01/2022 – 04/2025</w:t>
-      </w:r>
-    </w:p>
-    <w:p>
-      <w:pPr>
-        <w:pStyle w:val="ResumeBullets"/>
-        <w:spacing w:after="40"/>
-      </w:pPr>
-      <w:r>
-        <w:rPr>
-          <w:sz w:val="21"/>
-        </w:rPr>
-        <w:t>Led SOC 2 Type II audit remediation with security, compliance, and engineering teams; hardened build, release, and AWS infrastructure to support Navan's IPO and ongoing compliance</w:t>
-      </w:r>
-    </w:p>
-    <w:p>
-      <w:pPr>
-        <w:pStyle w:val="ResumeBullets"/>
-        <w:spacing w:after="40"/>
-      </w:pPr>
-      <w:r>
-        <w:rPr>
-          <w:sz w:val="21"/>
-        </w:rPr>
-        <w:t>Deployed and integrated HashiCorp Vault for centralized secrets management and SonarCloud for static code analysis and security scanning across CI/CD pipelines</w:t>
-      </w:r>
-    </w:p>
-    <w:p>
-      <w:pPr>
-        <w:pStyle w:val="ResumeBullets"/>
-        <w:spacing w:after="40"/>
-      </w:pPr>
-      <w:r>
-        <w:rPr>
-          <w:sz w:val="21"/>
-        </w:rPr>
-        <w:t>Built and maintained continuous delivery for the company's core web application and data systems on AWS</w:t>
-      </w:r>
-    </w:p>
-    <w:p>
-      <w:pPr>
-        <w:pStyle w:val="ResumeBullets"/>
-        <w:spacing w:after="40"/>
-      </w:pPr>
-      <w:r>
-        <w:rPr>
-          <w:sz w:val="21"/>
-        </w:rPr>
-        <w:t>Owned SCM and release engineering for the engineering organization; optimized release processes across AWS environments</w:t>
-      </w:r>
-    </w:p>
-    <w:p>
-      <w:pPr>
-        <w:pStyle w:val="ResumeBullets"/>
-        <w:spacing w:after="40"/>
-      </w:pPr>
-      <w:r>
-        <w:rPr>
-          <w:sz w:val="21"/>
-        </w:rPr>
-        <w:t>Built mobile CI/CD pipelines with Bitrise to automate App Store and Google Play deployments</w:t>
-      </w:r>
-    </w:p>
-    <w:p>
-      <w:pPr>
-        <w:pStyle w:val="ResumeBullets"/>
-        <w:spacing w:after="40"/>
-      </w:pPr>
-      <w:r>
-        <w:rPr>
-          <w:sz w:val="21"/>
-        </w:rPr>
-        <w:t>Responded rapidly to pipeline failures and production incidents; performed root-cause analysis and drove permanent fixes</w:t>
+          <w:sz w:val="21"/>
+        </w:rPr>
+        <w:t>"Design and Evaluation of a Cost-Aware Runtime for OpenClaw Browser Agents"</w:t>
+      </w:r>
+      <w:r>
+        <w:rPr>
+          <w:sz w:val="21"/>
+        </w:rPr>
+        <w:t xml:space="preserve"> with three Purdue ECE teammates</w:t>
+      </w:r>
+    </w:p>
+    <w:p>
+      <w:pPr>
+        <w:pStyle w:val="ResumeBullets"/>
+        <w:spacing w:after="40"/>
+      </w:pPr>
+      <w:r>
+        <w:rPr>
+          <w:sz w:val="21"/>
+        </w:rPr>
+        <w:t xml:space="preserve">Designed and evaluated a runtime that treats token cost, dollar spend, tool-call count, and wall-clock latency as </w:t>
+      </w:r>
+      <w:r>
+        <w:rPr>
+          <w:b/>
+          <w:sz w:val="21"/>
+        </w:rPr>
+        <w:t>first-class budgets</w:t>
+      </w:r>
+      <w:r>
+        <w:rPr>
+          <w:sz w:val="21"/>
+        </w:rPr>
+        <w:t>, with explicit termination policies (stop-and-summarize, ask-human, best-effort degrade)</w:t>
       </w:r>
     </w:p>
     <w:p>
@@ -1098,92 +880,57 @@
           <w:color w:val="1F3A68"/>
           <w:sz w:val="23"/>
         </w:rPr>
-        <w:t>Lead Release Engineer — Turn / Amobee</w:t>
-      </w:r>
-    </w:p>
-    <w:p>
-      <w:pPr>
-        <w:spacing w:after="40"/>
-      </w:pPr>
-      <w:r>
-        <w:rPr>
-          <w:b/>
-          <w:i/>
-          <w:sz w:val="20"/>
-        </w:rPr>
-        <w:t>Ad Technology · 12/2015 – 11/2021</w:t>
-      </w:r>
-    </w:p>
-    <w:p>
-      <w:pPr>
-        <w:pStyle w:val="ResumeBullets"/>
-        <w:spacing w:after="40"/>
-      </w:pPr>
-      <w:r>
-        <w:rPr>
-          <w:sz w:val="21"/>
-        </w:rPr>
-        <w:t>Led a team of 2 release engineers and 5 offshore NOC engineers, scaling release operations for a ~500-person engineering organization</w:t>
-      </w:r>
-    </w:p>
-    <w:p>
-      <w:pPr>
-        <w:pStyle w:val="ResumeBullets"/>
-        <w:spacing w:after="40"/>
-      </w:pPr>
-      <w:r>
-        <w:rPr>
-          <w:sz w:val="21"/>
-        </w:rPr>
-        <w:t>Redesigned and migrated Jenkins to a highly available, scalable architecture—reducing unplanned outages from hours per week to under 5 minutes of planned downtime per month, improving UI response from 12s to 0.5s per page, and saving $500K+/year vs. enterprise CloudBees licensing</w:t>
-      </w:r>
-    </w:p>
-    <w:p>
-      <w:pPr>
-        <w:pStyle w:val="ResumeBullets"/>
-        <w:spacing w:after="40"/>
-      </w:pPr>
-      <w:r>
-        <w:rPr>
-          <w:sz w:val="21"/>
-        </w:rPr>
-        <w:t>Redesigned and migrated Nexus with redundant HA architecture—eliminating unplanned outages post-migration and saving $100K+/year vs. enterprise Sonatype licensing</w:t>
-      </w:r>
-    </w:p>
-    <w:p>
-      <w:pPr>
-        <w:pStyle w:val="ResumeBullets"/>
-        <w:spacing w:after="40"/>
-      </w:pPr>
-      <w:r>
-        <w:rPr>
-          <w:sz w:val="21"/>
-        </w:rPr>
-        <w:t>Managed SCM and application deployments to thousands of production servers worldwide</w:t>
-      </w:r>
-    </w:p>
-    <w:p>
-      <w:pPr>
-        <w:pStyle w:val="ResumeBullets"/>
-        <w:spacing w:after="40"/>
-      </w:pPr>
-      <w:r>
-        <w:rPr>
-          <w:sz w:val="21"/>
-        </w:rPr>
-        <w:t>Built tools and automation to enable rapid, reliable deployment across production environments</w:t>
-      </w:r>
-    </w:p>
-    <w:p>
-      <w:pPr>
-        <w:pStyle w:val="ResumeBullets"/>
-        <w:spacing w:after="40"/>
-      </w:pPr>
-      <w:r>
-        <w:rPr>
-          <w:sz w:val="21"/>
-        </w:rPr>
-        <w:t>Enforced and improved release processes; served in a hands-on Technical Operations role for production systems</w:t>
+        <w:t>AgentOne — Cost / Latency / Reliability-Aware Agent Runtime (2026)</w:t>
+      </w:r>
+    </w:p>
+    <w:p>
+      <w:pPr>
+        <w:pStyle w:val="ResumeBullets"/>
+        <w:spacing w:after="40"/>
+      </w:pPr>
+      <w:r>
+        <w:rPr>
+          <w:sz w:val="21"/>
+        </w:rPr>
+        <w:t xml:space="preserve">Architected an agent runtime exposing a REST API + CLI, a planning/execution loop over repo / API / document tools, and </w:t>
+      </w:r>
+      <w:r>
+        <w:rPr>
+          <w:b/>
+          <w:sz w:val="21"/>
+        </w:rPr>
+        <w:t>continuous enforcement of token, dollar, tool-call, retry, and wall-clock budgets</w:t>
+      </w:r>
+      <w:r>
+        <w:rPr>
+          <w:sz w:val="21"/>
+        </w:rPr>
+        <w:t xml:space="preserve"> with budget-aware prompting and graceful degradation</w:t>
+      </w:r>
+    </w:p>
+    <w:p>
+      <w:pPr>
+        <w:pStyle w:val="ResumeBullets"/>
+        <w:spacing w:after="40"/>
+      </w:pPr>
+      <w:r>
+        <w:rPr>
+          <w:sz w:val="21"/>
+        </w:rPr>
+        <w:t xml:space="preserve">Routed across </w:t>
+      </w:r>
+      <w:r>
+        <w:rPr>
+          <w:b/>
+          <w:sz w:val="21"/>
+        </w:rPr>
+        <w:t>local backends (Ollama, vLLM) and a remote gateway</w:t>
+      </w:r>
+      <w:r>
+        <w:rPr>
+          <w:sz w:val="21"/>
+        </w:rPr>
+        <w:t>; specified structured per-run telemetry (cost breakdown, token counts, retry paths, latency distribution) and a benchmark suite (CI triage, dependency-bump, breaking-change summarization) — [github.com/mailming/AgentOne](https://github.com/mailming/AgentOne)</w:t>
       </w:r>
     </w:p>
     <w:p>
@@ -1197,68 +944,70 @@
           <w:color w:val="1F3A68"/>
           <w:sz w:val="23"/>
         </w:rPr>
-        <w:t>Sr. Software Engineer — Skytree</w:t>
-      </w:r>
-    </w:p>
-    <w:p>
-      <w:pPr>
-        <w:spacing w:after="40"/>
-      </w:pPr>
-      <w:r>
-        <w:rPr>
-          <w:b/>
-          <w:i/>
-          <w:sz w:val="20"/>
-        </w:rPr>
-        <w:t>Machine Learning · 04/2014 – 11/2015</w:t>
-      </w:r>
-    </w:p>
-    <w:p>
-      <w:pPr>
-        <w:pStyle w:val="ResumeBullets"/>
-        <w:spacing w:after="40"/>
-      </w:pPr>
-      <w:r>
-        <w:rPr>
-          <w:sz w:val="21"/>
-        </w:rPr>
-        <w:t>Designed and implemented end-to-end Continuous Integration and Continuous Delivery systems</w:t>
-      </w:r>
-    </w:p>
-    <w:p>
-      <w:pPr>
-        <w:pStyle w:val="ResumeBullets"/>
-        <w:spacing w:after="40"/>
-      </w:pPr>
-      <w:r>
-        <w:rPr>
-          <w:sz w:val="21"/>
-        </w:rPr>
-        <w:t>Built automation tools to accelerate the development lifecycle and dynamic cluster provisioning on AWS (EC2, S3, EMR)</w:t>
-      </w:r>
-    </w:p>
-    <w:p>
-      <w:pPr>
-        <w:pStyle w:val="ResumeBullets"/>
-        <w:spacing w:after="40"/>
-      </w:pPr>
-      <w:r>
-        <w:rPr>
-          <w:sz w:val="21"/>
-        </w:rPr>
-        <w:t>Designed and implemented a PaaS tool for on-demand environment provisioning</w:t>
-      </w:r>
-    </w:p>
-    <w:p>
-      <w:pPr>
-        <w:pStyle w:val="ResumeBullets"/>
-        <w:spacing w:after="40"/>
-      </w:pPr>
-      <w:r>
-        <w:rPr>
-          <w:sz w:val="21"/>
-        </w:rPr>
-        <w:t>Introduced Scrum and led the development team through agile adoption using Jira</w:t>
+        <w:t>LLM-Powered N-Version Programming — Purdue ECE 50874 Lab 2 (2026)</w:t>
+      </w:r>
+    </w:p>
+    <w:p>
+      <w:pPr>
+        <w:pStyle w:val="ResumeBullets"/>
+        <w:spacing w:after="40"/>
+      </w:pPr>
+      <w:r>
+        <w:rPr>
+          <w:sz w:val="21"/>
+        </w:rPr>
+        <w:t xml:space="preserve">Generated </w:t>
+      </w:r>
+      <w:r>
+        <w:rPr>
+          <w:b/>
+          <w:sz w:val="21"/>
+        </w:rPr>
+        <w:t>three independent implementations (Python, Go, C++)</w:t>
+      </w:r>
+      <w:r>
+        <w:rPr>
+          <w:sz w:val="21"/>
+        </w:rPr>
+        <w:t xml:space="preserve"> of an Avalon tax-code engine using three different LLMs, ran </w:t>
+      </w:r>
+      <w:r>
+        <w:rPr>
+          <w:b/>
+          <w:sz w:val="21"/>
+        </w:rPr>
+        <w:t>10,000 reserved test cases</w:t>
+      </w:r>
+      <w:r>
+        <w:rPr>
+          <w:sz w:val="21"/>
+        </w:rPr>
+        <w:t>, and built a 2-out-of-3 agreement table to quantify LLM-to-LLM divergence</w:t>
+      </w:r>
+    </w:p>
+    <w:p>
+      <w:pPr>
+        <w:pStyle w:val="ResumeBullets"/>
+        <w:spacing w:after="40"/>
+      </w:pPr>
+      <w:r>
+        <w:rPr>
+          <w:sz w:val="21"/>
+        </w:rPr>
+        <w:t xml:space="preserve">Authored the diversity strategy and the analysis of where versions disagreed (floating-point, rounding, threshold, FIFO ordering); wrote up the 2oo3 reliability math </w:t>
+      </w:r>
+      <w:r>
+        <w:rPr>
+          <w:rFonts w:ascii="Consolas" w:hAnsi="Consolas"/>
+          <w:sz w:val="21"/>
+        </w:rPr>
+        <w:t>P(failure) = p²(3 − 2p)</w:t>
+      </w:r>
+      <w:r>
+        <w:rPr>
+          <w:sz w:val="21"/>
+        </w:rPr>
+        <w:t xml:space="preserve"> — [github.com/mailming/purdueECE874-Lab2](https://github.com/mailming/purdueECE874-Lab2)</w:t>
       </w:r>
     </w:p>
     <w:p>
@@ -1272,56 +1021,32 @@
           <w:color w:val="1F3A68"/>
           <w:sz w:val="23"/>
         </w:rPr>
-        <w:t>Sr. Software Engineer — Walmart Labs</w:t>
-      </w:r>
-    </w:p>
-    <w:p>
-      <w:pPr>
-        <w:spacing w:after="40"/>
-      </w:pPr>
-      <w:r>
-        <w:rPr>
-          <w:b/>
-          <w:i/>
-          <w:sz w:val="20"/>
-        </w:rPr>
-        <w:t>E-Commerce · 03/2013 – 04/2014</w:t>
-      </w:r>
-    </w:p>
-    <w:p>
-      <w:pPr>
-        <w:pStyle w:val="ResumeBullets"/>
-        <w:spacing w:after="40"/>
-      </w:pPr>
-      <w:r>
-        <w:rPr>
-          <w:sz w:val="21"/>
-        </w:rPr>
-        <w:t>Built, released, and automated deployments into Dev, QA, and internal production environments</w:t>
-      </w:r>
-    </w:p>
-    <w:p>
-      <w:pPr>
-        <w:pStyle w:val="ResumeBullets"/>
-        <w:spacing w:after="40"/>
-      </w:pPr>
-      <w:r>
-        <w:rPr>
-          <w:sz w:val="21"/>
-        </w:rPr>
-        <w:t>Operated, monitored, and administered multiple production systems and internal tools</w:t>
-      </w:r>
-    </w:p>
-    <w:p>
-      <w:pPr>
-        <w:pStyle w:val="ResumeBullets"/>
-        <w:spacing w:after="40"/>
-      </w:pPr>
-      <w:r>
-        <w:rPr>
-          <w:sz w:val="21"/>
-        </w:rPr>
-        <w:t>Provided build, release, and infrastructure support across engineering teams in an agile environment</w:t>
+        <w:t>Gemini Chat MCP / API Bridge (2025)</w:t>
+      </w:r>
+    </w:p>
+    <w:p>
+      <w:pPr>
+        <w:pStyle w:val="ResumeBullets"/>
+        <w:spacing w:after="40"/>
+      </w:pPr>
+      <w:r>
+        <w:rPr>
+          <w:sz w:val="21"/>
+        </w:rPr>
+        <w:t xml:space="preserve">Built and shipped a </w:t>
+      </w:r>
+      <w:r>
+        <w:rPr>
+          <w:b/>
+          <w:sz w:val="21"/>
+        </w:rPr>
+        <w:t>Flask + WebSocket + Tampermonkey + Playwright</w:t>
+      </w:r>
+      <w:r>
+        <w:rPr>
+          <w:sz w:val="21"/>
+        </w:rPr>
+        <w:t xml:space="preserve"> bridge that exposes the Gemini chat web UI as a Gemini-API-compatible HTTP endpoint and an MCP server, enabling programmatic LLM access without paid API quota — [github.com/mailming/gemini-chat-userscript](https://github.com/mailming/gemini-chat-userscript)</w:t>
       </w:r>
     </w:p>
     <w:p>
@@ -1335,265 +1060,97 @@
           <w:color w:val="1F3A68"/>
           <w:sz w:val="23"/>
         </w:rPr>
-        <w:t>Software Engineer — Macrovision / Rovi</w:t>
-      </w:r>
-    </w:p>
-    <w:p>
-      <w:pPr>
-        <w:spacing w:after="40"/>
-      </w:pPr>
-      <w:r>
-        <w:rPr>
-          <w:b/>
-          <w:i/>
-          <w:sz w:val="20"/>
-        </w:rPr>
-        <w:t>Digital Media · 11/2009 – 02/2013</w:t>
-      </w:r>
-    </w:p>
-    <w:p>
-      <w:pPr>
-        <w:pStyle w:val="ResumeBullets"/>
-        <w:spacing w:after="40"/>
-      </w:pPr>
-      <w:r>
-        <w:rPr>
-          <w:sz w:val="21"/>
-        </w:rPr>
-        <w:t>Defined and maintained configuration management, build/release, and change management across 20+ projects with four domestic and international teams</w:t>
-      </w:r>
-    </w:p>
-    <w:p>
-      <w:pPr>
-        <w:pStyle w:val="ResumeBullets"/>
-        <w:spacing w:after="40"/>
-      </w:pPr>
-      <w:r>
-        <w:rPr>
-          <w:sz w:val="21"/>
-        </w:rPr>
-        <w:t>Led server layout design and deployment procedures for server, web, and mobile applications</w:t>
-      </w:r>
-    </w:p>
-    <w:p>
-      <w:pPr>
-        <w:pStyle w:val="ResumeBullets"/>
-        <w:spacing w:after="40"/>
-      </w:pPr>
-      <w:r>
-        <w:rPr>
-          <w:sz w:val="21"/>
-        </w:rPr>
-        <w:t>Supported Hadoop, MapReduce, and MongoDB system setup and operations</w:t>
-      </w:r>
-    </w:p>
-    <w:p>
-      <w:pPr>
-        <w:pStyle w:val="ResumeBullets"/>
-        <w:spacing w:after="40"/>
-      </w:pPr>
-      <w:r>
-        <w:rPr>
-          <w:sz w:val="21"/>
-        </w:rPr>
-        <w:t>Automated builds (Maven, Ant, xcodebuild, MSBuild) and CI pipelines (TeamCity, Jenkins)</w:t>
-      </w:r>
-    </w:p>
-    <w:p>
-      <w:pPr>
-        <w:pStyle w:val="ResumeBullets"/>
-        <w:spacing w:after="40"/>
-      </w:pPr>
-      <w:r>
-        <w:rPr>
-          <w:sz w:val="21"/>
-        </w:rPr>
-        <w:t>Built a configuration management portal with source archives, build metadata, and automated release notes</w:t>
-      </w:r>
-    </w:p>
-    <w:p>
-      <w:pPr>
-        <w:pStyle w:val="ResumeBullets"/>
-        <w:spacing w:after="40"/>
-      </w:pPr>
-      <w:r>
-        <w:rPr>
-          <w:sz w:val="21"/>
-        </w:rPr>
-        <w:t>Automated Tomcat deployments via Shell scripting; developed Python system tools and RPM-based installations</w:t>
-      </w:r>
-    </w:p>
-    <w:p>
-      <w:pPr>
-        <w:pStyle w:val="ResumeBullets"/>
-        <w:spacing w:after="40"/>
-      </w:pPr>
-      <w:r>
-        <w:rPr>
-          <w:sz w:val="21"/>
-        </w:rPr>
-        <w:t>Established and maintained company Git repositories</w:t>
-      </w:r>
-    </w:p>
-    <w:p>
-      <w:pPr>
-        <w:pStyle w:val="ResumeHeader"/>
-        <w:spacing w:before="160" w:after="0"/>
-      </w:pPr>
-      <w:r>
-        <w:rPr>
-          <w:b/>
-          <w:color w:val="1F3A68"/>
-          <w:sz w:val="23"/>
-        </w:rPr>
-        <w:t>SCM Manager — Helio / Virgin Mobile USA / Sprint</w:t>
-      </w:r>
-    </w:p>
-    <w:p>
-      <w:pPr>
-        <w:spacing w:after="40"/>
-      </w:pPr>
-      <w:r>
-        <w:rPr>
-          <w:b/>
-          <w:i/>
-          <w:sz w:val="20"/>
-        </w:rPr>
-        <w:t>Telecommunications · 02/2007 – 10/2009</w:t>
-      </w:r>
-    </w:p>
-    <w:p>
-      <w:pPr>
-        <w:pStyle w:val="ResumeBullets"/>
-        <w:spacing w:after="40"/>
-      </w:pPr>
-      <w:r>
-        <w:rPr>
-          <w:sz w:val="21"/>
-        </w:rPr>
-        <w:t>Led server layout design and deployment procedures across multiple product lines</w:t>
-      </w:r>
-    </w:p>
-    <w:p>
-      <w:pPr>
-        <w:pStyle w:val="ResumeBullets"/>
-        <w:spacing w:after="40"/>
-      </w:pPr>
-      <w:r>
-        <w:rPr>
-          <w:sz w:val="21"/>
-        </w:rPr>
-        <w:t>Administered a 10+ server Linux dev lab; implemented VM automation via Kickstart</w:t>
-      </w:r>
-    </w:p>
-    <w:p>
-      <w:pPr>
-        <w:pStyle w:val="ResumeBullets"/>
-        <w:spacing w:after="40"/>
-      </w:pPr>
-      <w:r>
-        <w:rPr>
-          <w:sz w:val="21"/>
-        </w:rPr>
-        <w:t>Built CI pipelines with CruiseControl and Hudson/Jenkins; automated JBoss deployments with Shell, Perl, and Python</w:t>
-      </w:r>
-    </w:p>
-    <w:p>
-      <w:pPr>
-        <w:pStyle w:val="ResumeBullets"/>
-        <w:spacing w:after="40"/>
-      </w:pPr>
-      <w:r>
-        <w:rPr>
-          <w:sz w:val="21"/>
-        </w:rPr>
-        <w:t>Evaluated and deployed defect tracking systems (Jira, Trac, Bugzilla, Mantis); implemented Trac and Bugzilla for dev and QA</w:t>
-      </w:r>
-    </w:p>
-    <w:p>
-      <w:pPr>
-        <w:pStyle w:val="ResumeBullets"/>
-        <w:spacing w:after="40"/>
-      </w:pPr>
-      <w:r>
-        <w:rPr>
-          <w:sz w:val="21"/>
-        </w:rPr>
-        <w:t>Created a configuration management portal and continuous deployment workflows using ControlTier</w:t>
-      </w:r>
-    </w:p>
-    <w:p>
-      <w:pPr>
-        <w:pStyle w:val="ResumeHeader"/>
-        <w:spacing w:before="160" w:after="0"/>
-      </w:pPr>
-      <w:r>
-        <w:rPr>
-          <w:b/>
-          <w:color w:val="1F3A68"/>
-          <w:sz w:val="23"/>
-        </w:rPr>
-        <w:t>Software Developer — XLDynamics</w:t>
-      </w:r>
-    </w:p>
-    <w:p>
-      <w:pPr>
-        <w:spacing w:after="40"/>
-      </w:pPr>
-      <w:r>
-        <w:rPr>
-          <w:b/>
-          <w:sz w:val="21"/>
-        </w:rPr>
-        <w:t>01/2005 – 02/2007</w:t>
-      </w:r>
-    </w:p>
-    <w:p>
-      <w:pPr>
-        <w:pStyle w:val="ResumeBullets"/>
-        <w:spacing w:after="40"/>
-      </w:pPr>
-      <w:r>
-        <w:rPr>
-          <w:sz w:val="21"/>
-        </w:rPr>
-        <w:t>Built and configured core development systems across Linux, Unix, and Windows</w:t>
-      </w:r>
-    </w:p>
-    <w:p>
-      <w:pPr>
-        <w:pStyle w:val="ResumeBullets"/>
-        <w:spacing w:after="40"/>
-      </w:pPr>
-      <w:r>
-        <w:rPr>
-          <w:sz w:val="21"/>
-        </w:rPr>
-        <w:t>Created Shell scripts to monitor, test, and install software on Linux servers</w:t>
-      </w:r>
-    </w:p>
-    <w:p>
-      <w:pPr>
-        <w:pStyle w:val="ResumeBullets"/>
-        <w:spacing w:after="40"/>
-      </w:pPr>
-      <w:r>
-        <w:rPr>
-          <w:sz w:val="21"/>
-        </w:rPr>
-        <w:t>Developed C++ XML/SOAP applications and HTML/JavaScript web interfaces</w:t>
-      </w:r>
-    </w:p>
-    <w:p>
-      <w:pPr>
-        <w:pStyle w:val="ResumeBullets"/>
-        <w:spacing w:after="40"/>
-      </w:pPr>
-      <w:r>
-        <w:rPr>
-          <w:sz w:val="21"/>
-        </w:rPr>
-        <w:t>Resolved build and release issues and tracked software changes across multiple projects</w:t>
+        <w:t>Applied AI / Agent Study</w:t>
+      </w:r>
+    </w:p>
+    <w:p>
+      <w:pPr>
+        <w:pStyle w:val="ResumeBullets"/>
+        <w:spacing w:after="40"/>
+      </w:pPr>
+      <w:r>
+        <w:rPr>
+          <w:sz w:val="21"/>
+        </w:rPr>
+        <w:t xml:space="preserve">Active contributor and reader across the agent / LLM-ops ecosystem: </w:t>
+      </w:r>
+      <w:r>
+        <w:rPr>
+          <w:rFonts w:ascii="Consolas" w:hAnsi="Consolas"/>
+          <w:sz w:val="21"/>
+        </w:rPr>
+        <w:t>langfuse</w:t>
+      </w:r>
+      <w:r>
+        <w:rPr>
+          <w:sz w:val="21"/>
+        </w:rPr>
+        <w:t xml:space="preserve"> (LLM observability), </w:t>
+      </w:r>
+      <w:r>
+        <w:rPr>
+          <w:rFonts w:ascii="Consolas" w:hAnsi="Consolas"/>
+          <w:sz w:val="21"/>
+        </w:rPr>
+        <w:t>agentops</w:t>
+      </w:r>
+      <w:r>
+        <w:rPr>
+          <w:sz w:val="21"/>
+        </w:rPr>
+        <w:t xml:space="preserve"> (agent monitoring), Browser-MCP, </w:t>
+      </w:r>
+      <w:r>
+        <w:rPr>
+          <w:rFonts w:ascii="Consolas" w:hAnsi="Consolas"/>
+          <w:sz w:val="21"/>
+        </w:rPr>
+        <w:t>openclaw</w:t>
+      </w:r>
+      <w:r>
+        <w:rPr>
+          <w:sz w:val="21"/>
+        </w:rPr>
+        <w:t xml:space="preserve">, </w:t>
+      </w:r>
+      <w:r>
+        <w:rPr>
+          <w:rFonts w:ascii="Consolas" w:hAnsi="Consolas"/>
+          <w:sz w:val="21"/>
+        </w:rPr>
+        <w:t>minimind</w:t>
+      </w:r>
+      <w:r>
+        <w:rPr>
+          <w:sz w:val="21"/>
+        </w:rPr>
+        <w:t xml:space="preserve"> (training a 26M-parameter GPT from scratch), Anthropic's prompt-engineering tutorial, and multi-agent finance projects (</w:t>
+      </w:r>
+      <w:r>
+        <w:rPr>
+          <w:rFonts w:ascii="Consolas" w:hAnsi="Consolas"/>
+          <w:sz w:val="21"/>
+        </w:rPr>
+        <w:t>TradingAgents</w:t>
+      </w:r>
+      <w:r>
+        <w:rPr>
+          <w:sz w:val="21"/>
+        </w:rPr>
+        <w:t xml:space="preserve">, </w:t>
+      </w:r>
+      <w:r>
+        <w:rPr>
+          <w:rFonts w:ascii="Consolas" w:hAnsi="Consolas"/>
+          <w:sz w:val="21"/>
+        </w:rPr>
+        <w:t>ai-hedge-fund</w:t>
+      </w:r>
+      <w:r>
+        <w:rPr>
+          <w:sz w:val="21"/>
+        </w:rPr>
+        <w:t>)</w:t>
       </w:r>
     </w:p>
     <w:p>
@@ -1615,7 +1172,7 @@
           <w:color w:val="1F3A68"/>
           <w:sz w:val="26"/>
         </w:rPr>
-        <w:t>SELECTED AI / AGENT PROJECTS</w:t>
+        <w:t>WORK EXPERIENCE</w:t>
       </w:r>
     </w:p>
     <w:p>
@@ -1629,44 +1186,160 @@
           <w:color w:val="1F3A68"/>
           <w:sz w:val="23"/>
         </w:rPr>
-        <w:t>Cost-Aware Runtime for OpenClaw Browser Agents — Purdue ECE 50874/59500, Team Final Project (2026)</w:t>
-      </w:r>
-    </w:p>
-    <w:p>
-      <w:pPr>
-        <w:pStyle w:val="ResumeBullets"/>
-        <w:spacing w:after="40"/>
-      </w:pPr>
-      <w:r>
-        <w:rPr>
-          <w:sz w:val="21"/>
-        </w:rPr>
-        <w:t xml:space="preserve">Co-authored an IEEE-style final paper, </w:t>
-      </w:r>
-      <w:r>
-        <w:rPr>
+        <w:t>Senior Engineer — GEICO, Artifact Management Platform (Developer Engineering)</w:t>
+      </w:r>
+    </w:p>
+    <w:p>
+      <w:pPr>
+        <w:spacing w:after="40"/>
+      </w:pPr>
+      <w:r>
+        <w:rPr>
+          <w:b/>
           <w:i/>
-          <w:sz w:val="21"/>
-        </w:rPr>
-        <w:t>"Design and Evaluation of a Cost-Aware Runtime for OpenClaw Browser Agents"</w:t>
-      </w:r>
-      <w:r>
-        <w:rPr>
-          <w:sz w:val="21"/>
-        </w:rPr>
-        <w:t>, with three Purdue ECE teammates</w:t>
-      </w:r>
-    </w:p>
-    <w:p>
-      <w:pPr>
-        <w:pStyle w:val="ResumeBullets"/>
-        <w:spacing w:after="40"/>
-      </w:pPr>
-      <w:r>
-        <w:rPr>
-          <w:sz w:val="21"/>
-        </w:rPr>
-        <w:t>Contributed to the runtime design that treats token cost, dollar spend, tool-call count, and wall-clock latency as first-class budgets and applies explicit termination policies (stop-and-summarize, ask-human, best-effort degrade) when budgets are exhausted</w:t>
+          <w:sz w:val="20"/>
+        </w:rPr>
+        <w:t>Insurance · 06/2025 – Present</w:t>
+      </w:r>
+    </w:p>
+    <w:p>
+      <w:pPr>
+        <w:pStyle w:val="ResumeBullets"/>
+        <w:spacing w:after="40"/>
+      </w:pPr>
+      <w:r>
+        <w:rPr>
+          <w:b/>
+          <w:sz w:val="21"/>
+        </w:rPr>
+        <w:t>Pioneered MCP-based AI-assisted operations</w:t>
+      </w:r>
+      <w:r>
+        <w:rPr>
+          <w:sz w:val="21"/>
+        </w:rPr>
+        <w:t xml:space="preserve"> on the AMP team (see </w:t>
+      </w:r>
+      <w:r>
+        <w:rPr>
+          <w:i/>
+          <w:sz w:val="21"/>
+        </w:rPr>
+        <w:t>AI / Agent Engineering — Selected Work</w:t>
+      </w:r>
+      <w:r>
+        <w:rPr>
+          <w:sz w:val="21"/>
+        </w:rPr>
+        <w:t xml:space="preserve"> above)</w:t>
+      </w:r>
+    </w:p>
+    <w:p>
+      <w:pPr>
+        <w:pStyle w:val="ResumeBullets"/>
+        <w:spacing w:after="40"/>
+      </w:pPr>
+      <w:r>
+        <w:rPr>
+          <w:b/>
+          <w:sz w:val="21"/>
+        </w:rPr>
+        <w:t>Co-led the JFrog SaaS POC</w:t>
+      </w:r>
+      <w:r>
+        <w:rPr>
+          <w:sz w:val="21"/>
+        </w:rPr>
+        <w:t xml:space="preserve"> through Phase 4 — proved Python/Java/Go publishing pipelines and validated scale at 5,000 repos / 5,000 mixed artifacts in parallel</w:t>
+      </w:r>
+    </w:p>
+    <w:p>
+      <w:pPr>
+        <w:pStyle w:val="ResumeBullets"/>
+        <w:spacing w:after="40"/>
+      </w:pPr>
+      <w:r>
+        <w:rPr>
+          <w:b/>
+          <w:sz w:val="21"/>
+        </w:rPr>
+        <w:t>Owned the Entra ID auth design</w:t>
+      </w:r>
+      <w:r>
+        <w:rPr>
+          <w:sz w:val="21"/>
+        </w:rPr>
+        <w:t xml:space="preserve"> for the </w:t>
+      </w:r>
+      <w:r>
+        <w:rPr>
+          <w:rFonts w:ascii="Consolas" w:hAnsi="Consolas"/>
+          <w:sz w:val="21"/>
+        </w:rPr>
+        <w:t>amp-control-plane</w:t>
+      </w:r>
+      <w:r>
+        <w:rPr>
+          <w:sz w:val="21"/>
+        </w:rPr>
+        <w:t xml:space="preserve"> service, separating NP/PD access boundaries and aligning the platform with corporate SSO and service-to-service auth standards</w:t>
+      </w:r>
+    </w:p>
+    <w:p>
+      <w:pPr>
+        <w:pStyle w:val="ResumeBullets"/>
+        <w:spacing w:after="40"/>
+      </w:pPr>
+      <w:r>
+        <w:rPr>
+          <w:b/>
+          <w:sz w:val="21"/>
+        </w:rPr>
+        <w:t>Delivered zero-customer-impact upgrades</w:t>
+      </w:r>
+      <w:r>
+        <w:rPr>
+          <w:sz w:val="21"/>
+        </w:rPr>
+        <w:t xml:space="preserve"> of Artifactory (7.111.12 → 7.146.8) and X-Ray (3.131.20 → 3.143.12) across Package Registry and Martech tenants on AKS</w:t>
+      </w:r>
+    </w:p>
+    <w:p>
+      <w:pPr>
+        <w:pStyle w:val="ResumeBullets"/>
+        <w:spacing w:after="40"/>
+      </w:pPr>
+      <w:r>
+        <w:rPr>
+          <w:b/>
+          <w:sz w:val="21"/>
+        </w:rPr>
+        <w:t>Unblocked enterprise package proxies</w:t>
+      </w:r>
+      <w:r>
+        <w:rPr>
+          <w:sz w:val="21"/>
+        </w:rPr>
+        <w:t xml:space="preserve"> by root-causing an Azure Firewall TLS deep-packet-inspection issue against S3-backed remotes (Debian, GitHub) and driving the inspection bypass through the network team</w:t>
+      </w:r>
+    </w:p>
+    <w:p>
+      <w:pPr>
+        <w:pStyle w:val="ResumeBullets"/>
+        <w:spacing w:after="40"/>
+      </w:pPr>
+      <w:r>
+        <w:rPr>
+          <w:b/>
+          <w:sz w:val="21"/>
+        </w:rPr>
+        <w:t>Authored the NOCIM-11695 Correction of Errors</w:t>
+      </w:r>
+      <w:r>
+        <w:rPr>
+          <w:sz w:val="21"/>
+        </w:rPr>
+        <w:t xml:space="preserve"> for the April 2026 Azure East US outage and owned the AMP team on-call rotation</w:t>
       </w:r>
     </w:p>
     <w:p>
@@ -1680,43 +1353,92 @@
           <w:color w:val="1F3A68"/>
           <w:sz w:val="23"/>
         </w:rPr>
-        <w:t>AgentOne — Cost / Latency / Reliability-Aware Agent Runtime (2026)</w:t>
-      </w:r>
-    </w:p>
-    <w:p>
-      <w:pPr>
-        <w:pStyle w:val="ResumeBullets"/>
-        <w:spacing w:after="40"/>
-      </w:pPr>
-      <w:r>
-        <w:rPr>
-          <w:sz w:val="21"/>
-        </w:rPr>
-        <w:t>Authored the requirements and architecture for an agent runtime that exposes a stable REST API and CLI, runs a planning/execution loop over repo / API / document tools, and continuously enforces budgets (max tokens, dollars, tool calls, retries, wall-clock)</w:t>
-      </w:r>
-    </w:p>
-    <w:p>
-      <w:pPr>
-        <w:pStyle w:val="ResumeBullets"/>
-        <w:spacing w:after="40"/>
-      </w:pPr>
-      <w:r>
-        <w:rPr>
-          <w:sz w:val="21"/>
-        </w:rPr>
-        <w:t>Designed model routing across local backends (Ollama, vLLM) and a remote gateway, with budget-aware prompting and graceful degradation; specified structured telemetry (per-run cost breakdown, token counts, retry paths, latency distribution) and a benchmark suite of realistic agent tasks (CI triage, dependency-bump, breaking-change summarization)</w:t>
-      </w:r>
-    </w:p>
-    <w:p>
-      <w:pPr>
-        <w:pStyle w:val="ResumeBullets"/>
-        <w:spacing w:after="40"/>
-      </w:pPr>
-      <w:r>
-        <w:rPr>
-          <w:sz w:val="21"/>
-        </w:rPr>
-        <w:t>Defined the system as a set of cooperating engines — API Engine, Management Engine, Extension Engine, LLM Calling Engine, Translator, Prediction Agent, Learning Agent, User Profile, and Credential Store — backed by PostgreSQL ([github.com/mailming/AgentOne](https://github.com/mailming/AgentOne))</w:t>
+        <w:t>Staff Release Engineer / DevOps — Navan (formerly TripActions)</w:t>
+      </w:r>
+    </w:p>
+    <w:p>
+      <w:pPr>
+        <w:spacing w:after="40"/>
+      </w:pPr>
+      <w:r>
+        <w:rPr>
+          <w:b/>
+          <w:i/>
+          <w:sz w:val="20"/>
+        </w:rPr>
+        <w:t>E-Commerce · 01/2022 – 04/2025</w:t>
+      </w:r>
+    </w:p>
+    <w:p>
+      <w:pPr>
+        <w:pStyle w:val="ResumeBullets"/>
+        <w:spacing w:after="40"/>
+      </w:pPr>
+      <w:r>
+        <w:rPr>
+          <w:sz w:val="21"/>
+        </w:rPr>
+        <w:t>Led SOC 2 Type II audit remediation with security, compliance, and engineering teams; hardened build, release, and AWS infrastructure to support Navan's IPO and ongoing compliance</w:t>
+      </w:r>
+    </w:p>
+    <w:p>
+      <w:pPr>
+        <w:pStyle w:val="ResumeBullets"/>
+        <w:spacing w:after="40"/>
+      </w:pPr>
+      <w:r>
+        <w:rPr>
+          <w:sz w:val="21"/>
+        </w:rPr>
+        <w:t>Deployed and integrated HashiCorp Vault for centralized secrets management and SonarCloud for static code analysis and security scanning across CI/CD pipelines</w:t>
+      </w:r>
+    </w:p>
+    <w:p>
+      <w:pPr>
+        <w:pStyle w:val="ResumeBullets"/>
+        <w:spacing w:after="40"/>
+      </w:pPr>
+      <w:r>
+        <w:rPr>
+          <w:sz w:val="21"/>
+        </w:rPr>
+        <w:t>Built and maintained continuous delivery for the company's core web application and data systems on AWS</w:t>
+      </w:r>
+    </w:p>
+    <w:p>
+      <w:pPr>
+        <w:pStyle w:val="ResumeBullets"/>
+        <w:spacing w:after="40"/>
+      </w:pPr>
+      <w:r>
+        <w:rPr>
+          <w:sz w:val="21"/>
+        </w:rPr>
+        <w:t>Owned SCM and release engineering for the engineering organization; optimized release processes across AWS environments</w:t>
+      </w:r>
+    </w:p>
+    <w:p>
+      <w:pPr>
+        <w:pStyle w:val="ResumeBullets"/>
+        <w:spacing w:after="40"/>
+      </w:pPr>
+      <w:r>
+        <w:rPr>
+          <w:sz w:val="21"/>
+        </w:rPr>
+        <w:t>Built mobile CI/CD pipelines with Bitrise to automate App Store and Google Play deployments</w:t>
+      </w:r>
+    </w:p>
+    <w:p>
+      <w:pPr>
+        <w:pStyle w:val="ResumeBullets"/>
+        <w:spacing w:after="40"/>
+      </w:pPr>
+      <w:r>
+        <w:rPr>
+          <w:sz w:val="21"/>
+        </w:rPr>
+        <w:t>Responded rapidly to pipeline failures and production incidents; performed root-cause analysis and drove permanent fixes</w:t>
       </w:r>
     </w:p>
     <w:p>
@@ -1730,44 +1452,92 @@
           <w:color w:val="1F3A68"/>
           <w:sz w:val="23"/>
         </w:rPr>
-        <w:t>LLM-Powered N-Version Programming — Purdue ECE 50874 Lab 2 (2026)</w:t>
-      </w:r>
-    </w:p>
-    <w:p>
-      <w:pPr>
-        <w:pStyle w:val="ResumeBullets"/>
-        <w:spacing w:after="40"/>
-      </w:pPr>
-      <w:r>
-        <w:rPr>
-          <w:sz w:val="21"/>
-        </w:rPr>
-        <w:t>Used three different LLMs to generate three independent implementations of the Avalon tax-code engine in Python, Go, and C++, then ran 10,000 reserved test cases through each version and built a 2-out-of-3 agreement table</w:t>
-      </w:r>
-    </w:p>
-    <w:p>
-      <w:pPr>
-        <w:pStyle w:val="ResumeBullets"/>
-        <w:spacing w:after="40"/>
-      </w:pPr>
-      <w:r>
-        <w:rPr>
-          <w:sz w:val="21"/>
-        </w:rPr>
-        <w:t>Authored the diversity strategy and the analysis of cross-implementation divergence (floating-point representation, rounding rules, threshold handling, FIFO ordering), and wrote up reliability math (</w:t>
-      </w:r>
-      <w:r>
-        <w:rPr>
-          <w:rFonts w:ascii="Consolas" w:hAnsi="Consolas"/>
-          <w:sz w:val="21"/>
-        </w:rPr>
-        <w:t>P(failure) = p²(3 − 2p)</w:t>
-      </w:r>
-      <w:r>
-        <w:rPr>
-          <w:sz w:val="21"/>
-        </w:rPr>
-        <w:t>) for the 2oo3 voter ([github.com/mailming/purdueECE874-Lab2](https://github.com/mailming/purdueECE874-Lab2))</w:t>
+        <w:t>Lead Release Engineer — Turn / Amobee</w:t>
+      </w:r>
+    </w:p>
+    <w:p>
+      <w:pPr>
+        <w:spacing w:after="40"/>
+      </w:pPr>
+      <w:r>
+        <w:rPr>
+          <w:b/>
+          <w:i/>
+          <w:sz w:val="20"/>
+        </w:rPr>
+        <w:t>Ad Technology · 12/2015 – 11/2021</w:t>
+      </w:r>
+    </w:p>
+    <w:p>
+      <w:pPr>
+        <w:pStyle w:val="ResumeBullets"/>
+        <w:spacing w:after="40"/>
+      </w:pPr>
+      <w:r>
+        <w:rPr>
+          <w:sz w:val="21"/>
+        </w:rPr>
+        <w:t>Led a team of 2 release engineers and 5 offshore NOC engineers, scaling release operations for a ~500-person engineering organization</w:t>
+      </w:r>
+    </w:p>
+    <w:p>
+      <w:pPr>
+        <w:pStyle w:val="ResumeBullets"/>
+        <w:spacing w:after="40"/>
+      </w:pPr>
+      <w:r>
+        <w:rPr>
+          <w:sz w:val="21"/>
+        </w:rPr>
+        <w:t>Redesigned and migrated Jenkins to a highly available, scalable architecture—reducing unplanned outages from hours per week to under 5 minutes of planned downtime per month, improving UI response from 12s to 0.5s per page, and saving $500K+/year vs. enterprise CloudBees licensing</w:t>
+      </w:r>
+    </w:p>
+    <w:p>
+      <w:pPr>
+        <w:pStyle w:val="ResumeBullets"/>
+        <w:spacing w:after="40"/>
+      </w:pPr>
+      <w:r>
+        <w:rPr>
+          <w:sz w:val="21"/>
+        </w:rPr>
+        <w:t>Redesigned and migrated Nexus with redundant HA architecture—eliminating unplanned outages post-migration and saving $100K+/year vs. enterprise Sonatype licensing</w:t>
+      </w:r>
+    </w:p>
+    <w:p>
+      <w:pPr>
+        <w:pStyle w:val="ResumeBullets"/>
+        <w:spacing w:after="40"/>
+      </w:pPr>
+      <w:r>
+        <w:rPr>
+          <w:sz w:val="21"/>
+        </w:rPr>
+        <w:t>Managed SCM and application deployments to thousands of production servers worldwide</w:t>
+      </w:r>
+    </w:p>
+    <w:p>
+      <w:pPr>
+        <w:pStyle w:val="ResumeBullets"/>
+        <w:spacing w:after="40"/>
+      </w:pPr>
+      <w:r>
+        <w:rPr>
+          <w:sz w:val="21"/>
+        </w:rPr>
+        <w:t>Built tools and automation to enable rapid, reliable deployment across production environments</w:t>
+      </w:r>
+    </w:p>
+    <w:p>
+      <w:pPr>
+        <w:pStyle w:val="ResumeBullets"/>
+        <w:spacing w:after="40"/>
+      </w:pPr>
+      <w:r>
+        <w:rPr>
+          <w:sz w:val="21"/>
+        </w:rPr>
+        <w:t>Enforced and improved release processes; served in a hands-on Technical Operations role for production systems</w:t>
       </w:r>
     </w:p>
     <w:p>
@@ -1781,19 +1551,68 @@
           <w:color w:val="1F3A68"/>
           <w:sz w:val="23"/>
         </w:rPr>
-        <w:t>Gemini Chat MCP / API Bridge (2025)</w:t>
-      </w:r>
-    </w:p>
-    <w:p>
-      <w:pPr>
-        <w:pStyle w:val="ResumeBullets"/>
-        <w:spacing w:after="40"/>
-      </w:pPr>
-      <w:r>
-        <w:rPr>
-          <w:sz w:val="21"/>
-        </w:rPr>
-        <w:t>Built a Flask + WebSocket + Tampermonkey bridge that exposes the Gemini chat web UI as a Gemini-API-compatible HTTP endpoint and an MCP server, with an example Playwright client and a Python SDK ([github.com/mailming/gemini-chat-userscript](https://github.com/mailming/gemini-chat-userscript))</w:t>
+        <w:t>Sr. Software Engineer — Skytree</w:t>
+      </w:r>
+    </w:p>
+    <w:p>
+      <w:pPr>
+        <w:spacing w:after="40"/>
+      </w:pPr>
+      <w:r>
+        <w:rPr>
+          <w:b/>
+          <w:i/>
+          <w:sz w:val="20"/>
+        </w:rPr>
+        <w:t>Machine Learning · 04/2014 – 11/2015</w:t>
+      </w:r>
+    </w:p>
+    <w:p>
+      <w:pPr>
+        <w:pStyle w:val="ResumeBullets"/>
+        <w:spacing w:after="40"/>
+      </w:pPr>
+      <w:r>
+        <w:rPr>
+          <w:sz w:val="21"/>
+        </w:rPr>
+        <w:t>Designed and implemented end-to-end Continuous Integration and Continuous Delivery systems</w:t>
+      </w:r>
+    </w:p>
+    <w:p>
+      <w:pPr>
+        <w:pStyle w:val="ResumeBullets"/>
+        <w:spacing w:after="40"/>
+      </w:pPr>
+      <w:r>
+        <w:rPr>
+          <w:sz w:val="21"/>
+        </w:rPr>
+        <w:t>Built automation tools to accelerate the development lifecycle and dynamic cluster provisioning on AWS (EC2, S3, EMR)</w:t>
+      </w:r>
+    </w:p>
+    <w:p>
+      <w:pPr>
+        <w:pStyle w:val="ResumeBullets"/>
+        <w:spacing w:after="40"/>
+      </w:pPr>
+      <w:r>
+        <w:rPr>
+          <w:sz w:val="21"/>
+        </w:rPr>
+        <w:t>Designed and implemented a PaaS tool for on-demand environment provisioning</w:t>
+      </w:r>
+    </w:p>
+    <w:p>
+      <w:pPr>
+        <w:pStyle w:val="ResumeBullets"/>
+        <w:spacing w:after="40"/>
+      </w:pPr>
+      <w:r>
+        <w:rPr>
+          <w:sz w:val="21"/>
+        </w:rPr>
+        <w:t>Introduced Scrum and led the development team through agile adoption using Jira</w:t>
       </w:r>
     </w:p>
     <w:p>
@@ -1807,97 +1626,328 @@
           <w:color w:val="1F3A68"/>
           <w:sz w:val="23"/>
         </w:rPr>
-        <w:t>Applied AI / Agent Study</w:t>
-      </w:r>
-    </w:p>
-    <w:p>
-      <w:pPr>
-        <w:pStyle w:val="ResumeBullets"/>
-        <w:spacing w:after="40"/>
-      </w:pPr>
-      <w:r>
-        <w:rPr>
-          <w:sz w:val="21"/>
-        </w:rPr>
-        <w:t xml:space="preserve">Active study and contribution to LLM observability and agent tooling: forks and PRs against </w:t>
-      </w:r>
-      <w:r>
-        <w:rPr>
-          <w:rFonts w:ascii="Consolas" w:hAnsi="Consolas"/>
-          <w:sz w:val="21"/>
-        </w:rPr>
-        <w:t>langfuse</w:t>
-      </w:r>
-      <w:r>
-        <w:rPr>
-          <w:sz w:val="21"/>
-        </w:rPr>
-        <w:t xml:space="preserve">, </w:t>
-      </w:r>
-      <w:r>
-        <w:rPr>
-          <w:rFonts w:ascii="Consolas" w:hAnsi="Consolas"/>
-          <w:sz w:val="21"/>
-        </w:rPr>
-        <w:t>agentops</w:t>
-      </w:r>
-      <w:r>
-        <w:rPr>
-          <w:sz w:val="21"/>
-        </w:rPr>
-        <w:t xml:space="preserve">, Browser-MCP, </w:t>
-      </w:r>
-      <w:r>
-        <w:rPr>
-          <w:rFonts w:ascii="Consolas" w:hAnsi="Consolas"/>
-          <w:sz w:val="21"/>
-        </w:rPr>
-        <w:t>openclaw</w:t>
-      </w:r>
-      <w:r>
-        <w:rPr>
-          <w:sz w:val="21"/>
-        </w:rPr>
-        <w:t xml:space="preserve">, </w:t>
-      </w:r>
-      <w:r>
-        <w:rPr>
-          <w:rFonts w:ascii="Consolas" w:hAnsi="Consolas"/>
-          <w:sz w:val="21"/>
-        </w:rPr>
-        <w:t>minimind</w:t>
-      </w:r>
-      <w:r>
-        <w:rPr>
-          <w:sz w:val="21"/>
-        </w:rPr>
-        <w:t xml:space="preserve"> (training a 26M-parameter GPT from scratch), Anthropic's prompt-engineering tutorial, and multi-agent finance projects (</w:t>
-      </w:r>
-      <w:r>
-        <w:rPr>
-          <w:rFonts w:ascii="Consolas" w:hAnsi="Consolas"/>
-          <w:sz w:val="21"/>
-        </w:rPr>
-        <w:t>TradingAgents</w:t>
-      </w:r>
-      <w:r>
-        <w:rPr>
-          <w:sz w:val="21"/>
-        </w:rPr>
-        <w:t xml:space="preserve">, </w:t>
-      </w:r>
-      <w:r>
-        <w:rPr>
-          <w:rFonts w:ascii="Consolas" w:hAnsi="Consolas"/>
-          <w:sz w:val="21"/>
-        </w:rPr>
-        <w:t>ai-hedge-fund</w:t>
-      </w:r>
-      <w:r>
-        <w:rPr>
-          <w:sz w:val="21"/>
-        </w:rPr>
-        <w:t>)</w:t>
+        <w:t>Sr. Software Engineer — Walmart Labs</w:t>
+      </w:r>
+    </w:p>
+    <w:p>
+      <w:pPr>
+        <w:spacing w:after="40"/>
+      </w:pPr>
+      <w:r>
+        <w:rPr>
+          <w:b/>
+          <w:i/>
+          <w:sz w:val="20"/>
+        </w:rPr>
+        <w:t>E-Commerce · 03/2013 – 04/2014</w:t>
+      </w:r>
+    </w:p>
+    <w:p>
+      <w:pPr>
+        <w:pStyle w:val="ResumeBullets"/>
+        <w:spacing w:after="40"/>
+      </w:pPr>
+      <w:r>
+        <w:rPr>
+          <w:sz w:val="21"/>
+        </w:rPr>
+        <w:t>Built, released, and automated deployments into Dev, QA, and internal production environments</w:t>
+      </w:r>
+    </w:p>
+    <w:p>
+      <w:pPr>
+        <w:pStyle w:val="ResumeBullets"/>
+        <w:spacing w:after="40"/>
+      </w:pPr>
+      <w:r>
+        <w:rPr>
+          <w:sz w:val="21"/>
+        </w:rPr>
+        <w:t>Operated, monitored, and administered multiple production systems and internal tools</w:t>
+      </w:r>
+    </w:p>
+    <w:p>
+      <w:pPr>
+        <w:pStyle w:val="ResumeBullets"/>
+        <w:spacing w:after="40"/>
+      </w:pPr>
+      <w:r>
+        <w:rPr>
+          <w:sz w:val="21"/>
+        </w:rPr>
+        <w:t>Provided build, release, and infrastructure support across engineering teams in an agile environment</w:t>
+      </w:r>
+    </w:p>
+    <w:p>
+      <w:pPr>
+        <w:pStyle w:val="ResumeHeader"/>
+        <w:spacing w:before="160" w:after="0"/>
+      </w:pPr>
+      <w:r>
+        <w:rPr>
+          <w:b/>
+          <w:color w:val="1F3A68"/>
+          <w:sz w:val="23"/>
+        </w:rPr>
+        <w:t>Software Engineer — Macrovision / Rovi</w:t>
+      </w:r>
+    </w:p>
+    <w:p>
+      <w:pPr>
+        <w:spacing w:after="40"/>
+      </w:pPr>
+      <w:r>
+        <w:rPr>
+          <w:b/>
+          <w:i/>
+          <w:sz w:val="20"/>
+        </w:rPr>
+        <w:t>Digital Media · 11/2009 – 02/2013</w:t>
+      </w:r>
+    </w:p>
+    <w:p>
+      <w:pPr>
+        <w:pStyle w:val="ResumeBullets"/>
+        <w:spacing w:after="40"/>
+      </w:pPr>
+      <w:r>
+        <w:rPr>
+          <w:sz w:val="21"/>
+        </w:rPr>
+        <w:t>Defined and maintained configuration management, build/release, and change management across 20+ projects with four domestic and international teams</w:t>
+      </w:r>
+    </w:p>
+    <w:p>
+      <w:pPr>
+        <w:pStyle w:val="ResumeBullets"/>
+        <w:spacing w:after="40"/>
+      </w:pPr>
+      <w:r>
+        <w:rPr>
+          <w:sz w:val="21"/>
+        </w:rPr>
+        <w:t>Led server layout design and deployment procedures for server, web, and mobile applications</w:t>
+      </w:r>
+    </w:p>
+    <w:p>
+      <w:pPr>
+        <w:pStyle w:val="ResumeBullets"/>
+        <w:spacing w:after="40"/>
+      </w:pPr>
+      <w:r>
+        <w:rPr>
+          <w:sz w:val="21"/>
+        </w:rPr>
+        <w:t>Supported Hadoop, MapReduce, and MongoDB system setup and operations</w:t>
+      </w:r>
+    </w:p>
+    <w:p>
+      <w:pPr>
+        <w:pStyle w:val="ResumeBullets"/>
+        <w:spacing w:after="40"/>
+      </w:pPr>
+      <w:r>
+        <w:rPr>
+          <w:sz w:val="21"/>
+        </w:rPr>
+        <w:t>Automated builds (Maven, Ant, xcodebuild, MSBuild) and CI pipelines (TeamCity, Jenkins)</w:t>
+      </w:r>
+    </w:p>
+    <w:p>
+      <w:pPr>
+        <w:pStyle w:val="ResumeBullets"/>
+        <w:spacing w:after="40"/>
+      </w:pPr>
+      <w:r>
+        <w:rPr>
+          <w:sz w:val="21"/>
+        </w:rPr>
+        <w:t>Built a configuration management portal with source archives, build metadata, and automated release notes</w:t>
+      </w:r>
+    </w:p>
+    <w:p>
+      <w:pPr>
+        <w:pStyle w:val="ResumeBullets"/>
+        <w:spacing w:after="40"/>
+      </w:pPr>
+      <w:r>
+        <w:rPr>
+          <w:sz w:val="21"/>
+        </w:rPr>
+        <w:t>Automated Tomcat deployments via Shell scripting; developed Python system tools and RPM-based installations</w:t>
+      </w:r>
+    </w:p>
+    <w:p>
+      <w:pPr>
+        <w:pStyle w:val="ResumeBullets"/>
+        <w:spacing w:after="40"/>
+      </w:pPr>
+      <w:r>
+        <w:rPr>
+          <w:sz w:val="21"/>
+        </w:rPr>
+        <w:t>Established and maintained company Git repositories</w:t>
+      </w:r>
+    </w:p>
+    <w:p>
+      <w:pPr>
+        <w:pStyle w:val="ResumeHeader"/>
+        <w:spacing w:before="160" w:after="0"/>
+      </w:pPr>
+      <w:r>
+        <w:rPr>
+          <w:b/>
+          <w:color w:val="1F3A68"/>
+          <w:sz w:val="23"/>
+        </w:rPr>
+        <w:t>SCM Manager — Helio / Virgin Mobile USA / Sprint</w:t>
+      </w:r>
+    </w:p>
+    <w:p>
+      <w:pPr>
+        <w:spacing w:after="40"/>
+      </w:pPr>
+      <w:r>
+        <w:rPr>
+          <w:b/>
+          <w:i/>
+          <w:sz w:val="20"/>
+        </w:rPr>
+        <w:t>Telecommunications · 02/2007 – 10/2009</w:t>
+      </w:r>
+    </w:p>
+    <w:p>
+      <w:pPr>
+        <w:pStyle w:val="ResumeBullets"/>
+        <w:spacing w:after="40"/>
+      </w:pPr>
+      <w:r>
+        <w:rPr>
+          <w:sz w:val="21"/>
+        </w:rPr>
+        <w:t>Led server layout design and deployment procedures across multiple product lines</w:t>
+      </w:r>
+    </w:p>
+    <w:p>
+      <w:pPr>
+        <w:pStyle w:val="ResumeBullets"/>
+        <w:spacing w:after="40"/>
+      </w:pPr>
+      <w:r>
+        <w:rPr>
+          <w:sz w:val="21"/>
+        </w:rPr>
+        <w:t>Administered a 10+ server Linux dev lab; implemented VM automation via Kickstart</w:t>
+      </w:r>
+    </w:p>
+    <w:p>
+      <w:pPr>
+        <w:pStyle w:val="ResumeBullets"/>
+        <w:spacing w:after="40"/>
+      </w:pPr>
+      <w:r>
+        <w:rPr>
+          <w:sz w:val="21"/>
+        </w:rPr>
+        <w:t>Built CI pipelines with CruiseControl and Hudson/Jenkins; automated JBoss deployments with Shell, Perl, and Python</w:t>
+      </w:r>
+    </w:p>
+    <w:p>
+      <w:pPr>
+        <w:pStyle w:val="ResumeBullets"/>
+        <w:spacing w:after="40"/>
+      </w:pPr>
+      <w:r>
+        <w:rPr>
+          <w:sz w:val="21"/>
+        </w:rPr>
+        <w:t>Evaluated and deployed defect tracking systems (Jira, Trac, Bugzilla, Mantis); implemented Trac and Bugzilla for dev and QA</w:t>
+      </w:r>
+    </w:p>
+    <w:p>
+      <w:pPr>
+        <w:pStyle w:val="ResumeBullets"/>
+        <w:spacing w:after="40"/>
+      </w:pPr>
+      <w:r>
+        <w:rPr>
+          <w:sz w:val="21"/>
+        </w:rPr>
+        <w:t>Created a configuration management portal and continuous deployment workflows using ControlTier</w:t>
+      </w:r>
+    </w:p>
+    <w:p>
+      <w:pPr>
+        <w:pStyle w:val="ResumeHeader"/>
+        <w:spacing w:before="160" w:after="0"/>
+      </w:pPr>
+      <w:r>
+        <w:rPr>
+          <w:b/>
+          <w:color w:val="1F3A68"/>
+          <w:sz w:val="23"/>
+        </w:rPr>
+        <w:t>Software Developer — XLDynamics</w:t>
+      </w:r>
+    </w:p>
+    <w:p>
+      <w:pPr>
+        <w:spacing w:after="40"/>
+      </w:pPr>
+      <w:r>
+        <w:rPr>
+          <w:b/>
+          <w:sz w:val="21"/>
+        </w:rPr>
+        <w:t>01/2005 – 02/2007</w:t>
+      </w:r>
+    </w:p>
+    <w:p>
+      <w:pPr>
+        <w:pStyle w:val="ResumeBullets"/>
+        <w:spacing w:after="40"/>
+      </w:pPr>
+      <w:r>
+        <w:rPr>
+          <w:sz w:val="21"/>
+        </w:rPr>
+        <w:t>Built and configured core development systems across Linux, Unix, and Windows</w:t>
+      </w:r>
+    </w:p>
+    <w:p>
+      <w:pPr>
+        <w:pStyle w:val="ResumeBullets"/>
+        <w:spacing w:after="40"/>
+      </w:pPr>
+      <w:r>
+        <w:rPr>
+          <w:sz w:val="21"/>
+        </w:rPr>
+        <w:t>Created Shell scripts to monitor, test, and install software on Linux servers</w:t>
+      </w:r>
+    </w:p>
+    <w:p>
+      <w:pPr>
+        <w:pStyle w:val="ResumeBullets"/>
+        <w:spacing w:after="40"/>
+      </w:pPr>
+      <w:r>
+        <w:rPr>
+          <w:sz w:val="21"/>
+        </w:rPr>
+        <w:t>Developed C++ XML/SOAP applications and HTML/JavaScript web interfaces</w:t>
+      </w:r>
+    </w:p>
+    <w:p>
+      <w:pPr>
+        <w:pStyle w:val="ResumeBullets"/>
+        <w:spacing w:after="40"/>
+      </w:pPr>
+      <w:r>
+        <w:rPr>
+          <w:sz w:val="21"/>
+        </w:rPr>
+        <w:t>Resolved build and release issues and tracked software changes across multiple projects</w:t>
       </w:r>
     </w:p>
     <w:p>

--- a/Mingresume.docx
+++ b/Mingresume.docx
@@ -78,7 +78,7 @@
         <w:rPr>
           <w:sz w:val="21"/>
         </w:rPr>
-        <w:t>Senior platform engineer and AI builder pursuing a Master of Science in Artificial Intelligence at Purdue University, with 20+ years designing CI/CD, package management, and high-availability infrastructure across AWS, Azure, and Kubernetes. Currently Senior Engineer on GEICO's Artifact Management Platform team, where I'm driving the JFrog SaaS POC, Entra ID authentication design for the internal control plane, and the team's adoption of AI-assisted operations through Model Context Protocol (MCP) servers for JFrog, Slack, and the internal support runbook stack. In parallel, I research and prototype LLM agent systems — including a cost/latency/reliability-aware agent runtime ("AgentOne") and LLM-powered N-version programming — turning DevOps experience into agentic-workflow engineering. Previously Staff Release Engineer at Navan, where I led SOC 2 Type II remediation and platform hardening for IPO readiness.</w:t>
+        <w:t>Staff-scope platform engineer and AI builder pursuing a Master of Science in Artificial Intelligence at Purdue University, with 20+ years designing CI/CD, package management, and high-availability infrastructure across AWS, Azure, and Kubernetes. Currently Senior Engineer (operating at Staff scope) on GEICO's Artifact Management Platform team — technical lead for the JFrog SaaS POC, the Entra ID authentication design for the internal control plane, and the team's adoption of AI-assisted operations through Model Context Protocol (MCP) servers for JFrog, Slack, and the internal support runbook stack. In parallel, I research and prototype LLM agent systems — including a cost/latency/reliability-aware agent runtime ("AgentOne") and LLM-powered N-version programming — turning DevOps experience into agentic-workflow engineering. Previously Staff Release Engineer at Navan, where I led SOC 2 Type II remediation and platform hardening for IPO readiness.</w:t>
       </w:r>
     </w:p>
     <w:p>
@@ -227,13 +227,13 @@
           <w:b/>
           <w:sz w:val="21"/>
         </w:rPr>
-        <w:t>Leadership:</w:t>
-      </w:r>
-      <w:r>
-        <w:rPr>
-          <w:sz w:val="21"/>
-        </w:rPr>
-        <w:t xml:space="preserve"> cross-functional collaboration with security, identity, SRE, and data-platform teams; on-call rotation ownership; mentoring and technical writing (RFCs, runbooks, CoEs)</w:t>
+        <w:t>Staff-IC scope:</w:t>
+      </w:r>
+      <w:r>
+        <w:rPr>
+          <w:sz w:val="21"/>
+        </w:rPr>
+        <w:t xml:space="preserve"> technical lead for cross-org platform initiatives, RFC and architecture authorship, on-call ownership, mentorship, and cross-functional partnership with security, identity, SRE, network, and data-platform teams</w:t>
       </w:r>
     </w:p>
     <w:p>
@@ -1186,7 +1186,7 @@
           <w:color w:val="1F3A68"/>
           <w:sz w:val="23"/>
         </w:rPr>
-        <w:t>Senior Engineer — GEICO, Artifact Management Platform (Developer Engineering)</w:t>
+        <w:t>Senior Engineer (Staff-level scope) — GEICO, Artifact Management Platform (Developer Engineering)</w:t>
       </w:r>
     </w:p>
     <w:p>
@@ -1204,27 +1204,39 @@
     </w:p>
     <w:p>
       <w:pPr>
-        <w:pStyle w:val="ResumeBullets"/>
-        <w:spacing w:after="40"/>
-      </w:pPr>
-      <w:r>
-        <w:rPr>
-          <w:b/>
-          <w:sz w:val="21"/>
-        </w:rPr>
-        <w:t>Pioneered MCP-based AI-assisted operations</w:t>
-      </w:r>
-      <w:r>
-        <w:rPr>
-          <w:sz w:val="21"/>
-        </w:rPr>
-        <w:t xml:space="preserve"> on the AMP team (see </w:t>
-      </w:r>
+        <w:spacing w:after="40"/>
+      </w:pPr>
       <w:r>
         <w:rPr>
           <w:i/>
           <w:sz w:val="21"/>
         </w:rPr>
+        <w:t>Title is Senior Engineer; operate as a Staff-level individual contributor — technical lead and primary architect for the team's biggest cross-org initiatives, partnering with Identity, SRE, Network, Database Platform, and Developer Engineering leadership.</w:t>
+      </w:r>
+    </w:p>
+    <w:p>
+      <w:pPr>
+        <w:pStyle w:val="ResumeBullets"/>
+        <w:spacing w:after="40"/>
+      </w:pPr>
+      <w:r>
+        <w:rPr>
+          <w:b/>
+          <w:sz w:val="21"/>
+        </w:rPr>
+        <w:t>Set the team's AI-operations direction</w:t>
+      </w:r>
+      <w:r>
+        <w:rPr>
+          <w:sz w:val="21"/>
+        </w:rPr>
+        <w:t xml:space="preserve"> — pioneered MCP-based AI-assisted ops on the Artifact Management Platform team and authored the integration guidelines now used across AMP (see </w:t>
+      </w:r>
+      <w:r>
+        <w:rPr>
+          <w:i/>
+          <w:sz w:val="21"/>
+        </w:rPr>
         <w:t>AI / Agent Engineering — Selected Work</w:t>
       </w:r>
       <w:r>
@@ -1244,26 +1256,26 @@
           <w:b/>
           <w:sz w:val="21"/>
         </w:rPr>
-        <w:t>Co-led the JFrog SaaS POC</w:t>
-      </w:r>
-      <w:r>
-        <w:rPr>
-          <w:sz w:val="21"/>
-        </w:rPr>
-        <w:t xml:space="preserve"> through Phase 4 — proved Python/Java/Go publishing pipelines and validated scale at 5,000 repos / 5,000 mixed artifacts in parallel</w:t>
-      </w:r>
-    </w:p>
-    <w:p>
-      <w:pPr>
-        <w:pStyle w:val="ResumeBullets"/>
-        <w:spacing w:after="40"/>
-      </w:pPr>
-      <w:r>
-        <w:rPr>
-          <w:b/>
-          <w:sz w:val="21"/>
-        </w:rPr>
-        <w:t>Owned the Entra ID auth design</w:t>
+        <w:t>Technical lead for the JFrog SaaS POC</w:t>
+      </w:r>
+      <w:r>
+        <w:rPr>
+          <w:sz w:val="21"/>
+        </w:rPr>
+        <w:t xml:space="preserve"> through Phase 4 — proved Python/Java/Go publishing patterns and validated scale at 5,000 repos / 5,000 artifacts in parallel; outcomes feed GEICO's enterprise artifact-management roadmap</w:t>
+      </w:r>
+    </w:p>
+    <w:p>
+      <w:pPr>
+        <w:pStyle w:val="ResumeBullets"/>
+        <w:spacing w:after="40"/>
+      </w:pPr>
+      <w:r>
+        <w:rPr>
+          <w:b/>
+          <w:sz w:val="21"/>
+        </w:rPr>
+        <w:t>Architected the Entra ID auth boundary</w:t>
       </w:r>
       <w:r>
         <w:rPr>
@@ -1282,64 +1294,64 @@
         <w:rPr>
           <w:sz w:val="21"/>
         </w:rPr>
-        <w:t xml:space="preserve"> service, separating NP/PD access boundaries and aligning the platform with corporate SSO and service-to-service auth standards</w:t>
-      </w:r>
-    </w:p>
-    <w:p>
-      <w:pPr>
-        <w:pStyle w:val="ResumeBullets"/>
-        <w:spacing w:after="40"/>
-      </w:pPr>
-      <w:r>
-        <w:rPr>
-          <w:b/>
-          <w:sz w:val="21"/>
-        </w:rPr>
-        <w:t>Delivered zero-customer-impact upgrades</w:t>
-      </w:r>
-      <w:r>
-        <w:rPr>
-          <w:sz w:val="21"/>
-        </w:rPr>
-        <w:t xml:space="preserve"> of Artifactory (7.111.12 → 7.146.8) and X-Ray (3.131.20 → 3.143.12) across Package Registry and Martech tenants on AKS</w:t>
-      </w:r>
-    </w:p>
-    <w:p>
-      <w:pPr>
-        <w:pStyle w:val="ResumeBullets"/>
-        <w:spacing w:after="40"/>
-      </w:pPr>
-      <w:r>
-        <w:rPr>
-          <w:b/>
-          <w:sz w:val="21"/>
-        </w:rPr>
-        <w:t>Unblocked enterprise package proxies</w:t>
-      </w:r>
-      <w:r>
-        <w:rPr>
-          <w:sz w:val="21"/>
-        </w:rPr>
-        <w:t xml:space="preserve"> by root-causing an Azure Firewall TLS deep-packet-inspection issue against S3-backed remotes (Debian, GitHub) and driving the inspection bypass through the network team</w:t>
-      </w:r>
-    </w:p>
-    <w:p>
-      <w:pPr>
-        <w:pStyle w:val="ResumeBullets"/>
-        <w:spacing w:after="40"/>
-      </w:pPr>
-      <w:r>
-        <w:rPr>
-          <w:b/>
-          <w:sz w:val="21"/>
-        </w:rPr>
-        <w:t>Authored the NOCIM-11695 Correction of Errors</w:t>
-      </w:r>
-      <w:r>
-        <w:rPr>
-          <w:sz w:val="21"/>
-        </w:rPr>
-        <w:t xml:space="preserve"> for the April 2026 Azure East US outage and owned the AMP team on-call rotation</w:t>
+        <w:t xml:space="preserve"> service via cross-team RFC — separated NP/PD access, aligned the platform with corporate SSO and service-to-service auth standards</w:t>
+      </w:r>
+    </w:p>
+    <w:p>
+      <w:pPr>
+        <w:pStyle w:val="ResumeBullets"/>
+        <w:spacing w:after="40"/>
+      </w:pPr>
+      <w:r>
+        <w:rPr>
+          <w:b/>
+          <w:sz w:val="21"/>
+        </w:rPr>
+        <w:t>Delivered zero-customer-impact platform upgrades</w:t>
+      </w:r>
+      <w:r>
+        <w:rPr>
+          <w:sz w:val="21"/>
+        </w:rPr>
+        <w:t xml:space="preserve"> of Artifactory (7.111.12 → 7.146.8) and X-Ray (3.131.20 → 3.143.12) across the Package Registry and Martech tenants on AKS</w:t>
+      </w:r>
+    </w:p>
+    <w:p>
+      <w:pPr>
+        <w:pStyle w:val="ResumeBullets"/>
+        <w:spacing w:after="40"/>
+      </w:pPr>
+      <w:r>
+        <w:rPr>
+          <w:b/>
+          <w:sz w:val="21"/>
+        </w:rPr>
+        <w:t>Drove the root-cause and unblock</w:t>
+      </w:r>
+      <w:r>
+        <w:rPr>
+          <w:sz w:val="21"/>
+        </w:rPr>
+        <w:t xml:space="preserve"> of an Azure Firewall TLS deep-packet-inspection issue against S3-backed remote repositories — produced the packet-level RCA and led the cross-team fix with the network organization</w:t>
+      </w:r>
+    </w:p>
+    <w:p>
+      <w:pPr>
+        <w:pStyle w:val="ResumeBullets"/>
+        <w:spacing w:after="40"/>
+      </w:pPr>
+      <w:r>
+        <w:rPr>
+          <w:b/>
+          <w:sz w:val="21"/>
+        </w:rPr>
+        <w:t>Owned the post-incident Correction of Errors</w:t>
+      </w:r>
+      <w:r>
+        <w:rPr>
+          <w:sz w:val="21"/>
+        </w:rPr>
+        <w:t xml:space="preserve"> for the April 2026 Azure East US outage (NOCIM-11695) and served as the AMP team on-call lead</w:t>
       </w:r>
     </w:p>
     <w:p>

--- a/Mingresume.docx
+++ b/Mingresume.docx
@@ -78,7 +78,46 @@
         <w:rPr>
           <w:sz w:val="21"/>
         </w:rPr>
-        <w:t>Staff-scope platform engineer and AI builder pursuing a Master of Science in Artificial Intelligence at Purdue University, with 20+ years designing CI/CD, package management, and high-availability infrastructure across AWS, Azure, and Kubernetes. Currently Senior Engineer (operating at Staff scope) on GEICO's Artifact Management Platform team — technical lead for the JFrog SaaS POC, the Entra ID authentication design for the internal control plane, and the team's adoption of AI-assisted operations through Model Context Protocol (MCP) servers for JFrog, Slack, and the internal support runbook stack. In parallel, I research and prototype LLM agent systems — including a cost/latency/reliability-aware agent runtime ("AgentOne") and LLM-powered N-version programming — turning DevOps experience into agentic-workflow engineering. Previously Staff Release Engineer at Navan, where I led SOC 2 Type II remediation and platform hardening for IPO readiness.</w:t>
+        <w:t xml:space="preserve">Staff-scope DevOps and platform engineer with 20+ years building CI/CD, artifact management, and high-availability infrastructure across AWS, Azure, and Kubernetes. Currently Staff Engineer on GEICO's Artifact Management Platform — improved Artifactory from ~1 major incident/month to </w:t>
+      </w:r>
+      <w:r>
+        <w:rPr>
+          <w:b/>
+          <w:sz w:val="21"/>
+        </w:rPr>
+        <w:t>four-nines (99.99%) Artifactory availability SLO</w:t>
+      </w:r>
+      <w:r>
+        <w:rPr>
+          <w:sz w:val="21"/>
+        </w:rPr>
+        <w:t xml:space="preserve">, technical lead for enterprise JFrog strategy, Entra ID platform auth, and SOC-grade platform operations. Previously Staff Release Engineer at Navan (SOC 2 Type II / IPO readiness). Track record of multi-million-dollar savings through HA Jenkins/Nexus migrations, global release operations at scale, and cross-org incident leadership. </w:t>
+      </w:r>
+      <w:r>
+        <w:rPr>
+          <w:b/>
+          <w:sz w:val="21"/>
+        </w:rPr>
+        <w:t>Led</w:t>
+      </w:r>
+      <w:r>
+        <w:rPr>
+          <w:sz w:val="21"/>
+        </w:rPr>
+        <w:t xml:space="preserve"> the </w:t>
+      </w:r>
+      <w:r>
+        <w:rPr>
+          <w:b/>
+          <w:sz w:val="21"/>
+        </w:rPr>
+        <w:t>OpenClaw cost-aware runtime plugin</w:t>
+      </w:r>
+      <w:r>
+        <w:rPr>
+          <w:sz w:val="21"/>
+        </w:rPr>
+        <w:t xml:space="preserve"> (originated the approach; primary implementer) for production browser-agent governance. Pursuing MS in Artificial Intelligence at Purdue; founder of [SmartTuna](https://smarttuna.ai/).</w:t>
       </w:r>
     </w:p>
     <w:p>
@@ -100,7 +139,46 @@
           <w:color w:val="1F3A68"/>
           <w:sz w:val="26"/>
         </w:rPr>
-        <w:t>KEY COMPETENCIES</w:t>
+        <w:t>WORK EXPERIENCE</w:t>
+      </w:r>
+    </w:p>
+    <w:p>
+      <w:pPr>
+        <w:pStyle w:val="ResumeHeader"/>
+        <w:spacing w:before="160" w:after="0"/>
+      </w:pPr>
+      <w:r>
+        <w:rPr>
+          <w:b/>
+          <w:color w:val="1F3A68"/>
+          <w:sz w:val="23"/>
+        </w:rPr>
+        <w:t>Staff Engineer — GEICO, Artifact Management Platform (Developer Engineering)</w:t>
+      </w:r>
+    </w:p>
+    <w:p>
+      <w:pPr>
+        <w:spacing w:after="40"/>
+      </w:pPr>
+      <w:r>
+        <w:rPr>
+          <w:b/>
+          <w:i/>
+          <w:sz w:val="20"/>
+        </w:rPr>
+        <w:t>Insurance · 06/2025 – Present</w:t>
+      </w:r>
+    </w:p>
+    <w:p>
+      <w:pPr>
+        <w:spacing w:after="40"/>
+      </w:pPr>
+      <w:r>
+        <w:rPr>
+          <w:i/>
+          <w:sz w:val="21"/>
+        </w:rPr>
+        <w:t>Technical lead and primary architect for the team's largest cross-org initiatives — Identity, SRE, Network, Database Platform, and Developer Engineering.</w:t>
       </w:r>
     </w:p>
     <w:p>
@@ -113,13 +191,26 @@
           <w:b/>
           <w:sz w:val="21"/>
         </w:rPr>
-        <w:t>LLM &amp; AI agent engineering:</w:t>
-      </w:r>
-      <w:r>
-        <w:rPr>
-          <w:sz w:val="21"/>
-        </w:rPr>
-        <w:t xml:space="preserve"> agent runtime design (planning loop, budget enforcement, model routing, graceful degradation), prompt engineering, RAG, multi-LLM evaluation, LLM observability and cost tracking</w:t>
+        <w:t>Artifactory reliability turnaround</w:t>
+      </w:r>
+      <w:r>
+        <w:rPr>
+          <w:sz w:val="21"/>
+        </w:rPr>
+        <w:t xml:space="preserve"> — investigated recurring production failures and drove remediation across platform, config, and operations; improved from </w:t>
+      </w:r>
+      <w:r>
+        <w:rPr>
+          <w:b/>
+          <w:sz w:val="21"/>
+        </w:rPr>
+        <w:t>~1 major incident/month to four-nines (99.99%) Artifactory availability SLO</w:t>
+      </w:r>
+      <w:r>
+        <w:rPr>
+          <w:sz w:val="21"/>
+        </w:rPr>
+        <w:t xml:space="preserve"> completion</w:t>
       </w:r>
     </w:p>
     <w:p>
@@ -132,13 +223,13 @@
           <w:b/>
           <w:sz w:val="21"/>
         </w:rPr>
-        <w:t>Model Context Protocol (MCP):</w:t>
-      </w:r>
-      <w:r>
-        <w:rPr>
-          <w:sz w:val="21"/>
-        </w:rPr>
-        <w:t xml:space="preserve"> authoring and integrating MCP servers (JFrog, Slack, Gemini, browser, internal-support) to give coding agents safe access to enterprise systems</w:t>
+        <w:t>Technical lead, JFrog SaaS POC (Phase 4)</w:t>
+      </w:r>
+      <w:r>
+        <w:rPr>
+          <w:sz w:val="21"/>
+        </w:rPr>
+        <w:t xml:space="preserve"> — validated Python/Java/Go publishing at 5,000 repos / 5,000 parallel artifacts; outcomes drive GEICO's enterprise artifact-management roadmap</w:t>
       </w:r>
     </w:p>
     <w:p>
@@ -151,13 +242,26 @@
           <w:b/>
           <w:sz w:val="21"/>
         </w:rPr>
-        <w:t>Cloud &amp; platform engineering:</w:t>
-      </w:r>
-      <w:r>
-        <w:rPr>
-          <w:sz w:val="21"/>
-        </w:rPr>
-        <w:t xml:space="preserve"> AWS, Azure (AKS, ACR, Azure Firewall, Entra ID), Kubernetes/Helm, Terraform, OpenStack, Docker — multi-region high availability</w:t>
+        <w:t>Architected Entra ID auth</w:t>
+      </w:r>
+      <w:r>
+        <w:rPr>
+          <w:sz w:val="21"/>
+        </w:rPr>
+        <w:t xml:space="preserve"> for </w:t>
+      </w:r>
+      <w:r>
+        <w:rPr>
+          <w:rFonts w:ascii="Consolas" w:hAnsi="Consolas"/>
+          <w:sz w:val="21"/>
+        </w:rPr>
+        <w:t>amp-control-plane</w:t>
+      </w:r>
+      <w:r>
+        <w:rPr>
+          <w:sz w:val="21"/>
+        </w:rPr>
+        <w:t xml:space="preserve"> via cross-team RFC — separated NP/PD access and aligned with corporate SSO / service-to-service standards</w:t>
       </w:r>
     </w:p>
     <w:p>
@@ -170,13 +274,20 @@
           <w:b/>
           <w:sz w:val="21"/>
         </w:rPr>
-        <w:t>Artifact and package management at scale:</w:t>
-      </w:r>
-      <w:r>
-        <w:rPr>
-          <w:sz w:val="21"/>
-        </w:rPr>
-        <w:t xml:space="preserve"> JFrog Artifactory HA, X-Ray, JFrog Catalog, JFrog SaaS, Azure Container Registry, Nexus</w:t>
+        <w:t>Zero-downtime platform upgrades</w:t>
+      </w:r>
+      <w:r>
+        <w:rPr>
+          <w:sz w:val="21"/>
+        </w:rPr>
+        <w:t xml:space="preserve"> — built automation pipeline for rolling Artifactory and X-Ray upgrades across Package Registry and Martech tenants on AKS with </w:t>
+      </w:r>
+      <w:r>
+        <w:rPr>
+          <w:b/>
+          <w:sz w:val="21"/>
+        </w:rPr>
+        <w:t>zero customer impact</w:t>
       </w:r>
     </w:p>
     <w:p>
@@ -189,13 +300,13 @@
           <w:b/>
           <w:sz w:val="21"/>
         </w:rPr>
-        <w:t>CI/CD &amp; developer experience:</w:t>
-      </w:r>
-      <w:r>
-        <w:rPr>
-          <w:sz w:val="21"/>
-        </w:rPr>
-        <w:t xml:space="preserve"> GitHub Actions, Azure DevOps Pipelines, Jenkins, ArgoCD, Bitrise, OIDC pipeline auth, paved-road developer platforms</w:t>
+        <w:t>Production incident leadership</w:t>
+      </w:r>
+      <w:r>
+        <w:rPr>
+          <w:sz w:val="21"/>
+        </w:rPr>
+        <w:t xml:space="preserve"> — packet-level RCA and cross-team fix for Azure Firewall TLS DPI against S3-backed repos; owned CoE for April 2026 Azure East US outage (NOCIM-11695); AMP on-call lead</w:t>
       </w:r>
     </w:p>
     <w:p>
@@ -208,13 +319,40 @@
           <w:b/>
           <w:sz w:val="21"/>
         </w:rPr>
-        <w:t>Security &amp; compliance:</w:t>
-      </w:r>
-      <w:r>
-        <w:rPr>
-          <w:sz w:val="21"/>
-        </w:rPr>
-        <w:t xml:space="preserve"> SOC 2 Type II remediation, secrets management (HashiCorp Vault, Azure Key Vault), static analysis (SonarCloud, X-Ray), Entra ID / OIDC, audit readiness</w:t>
+        <w:t>AI-assisted platform ops</w:t>
+      </w:r>
+      <w:r>
+        <w:rPr>
+          <w:sz w:val="21"/>
+        </w:rPr>
+        <w:t xml:space="preserve"> — introduced MCP-based tooling (JFrog, Slack) and agent skills for support triage, RCA, and runbook workflows</w:t>
+      </w:r>
+    </w:p>
+    <w:p>
+      <w:pPr>
+        <w:pStyle w:val="ResumeHeader"/>
+        <w:spacing w:before="160" w:after="0"/>
+      </w:pPr>
+      <w:r>
+        <w:rPr>
+          <w:b/>
+          <w:color w:val="1F3A68"/>
+          <w:sz w:val="23"/>
+        </w:rPr>
+        <w:t>Staff Release Engineer / DevOps — Navan (formerly TripActions)</w:t>
+      </w:r>
+    </w:p>
+    <w:p>
+      <w:pPr>
+        <w:spacing w:after="40"/>
+      </w:pPr>
+      <w:r>
+        <w:rPr>
+          <w:b/>
+          <w:i/>
+          <w:sz w:val="20"/>
+        </w:rPr>
+        <w:t>E-Commerce · 01/2022 – 04/2025</w:t>
       </w:r>
     </w:p>
     <w:p>
@@ -224,16 +362,701 @@
       </w:pPr>
       <w:r>
         <w:rPr>
-          <w:b/>
-          <w:sz w:val="21"/>
-        </w:rPr>
-        <w:t>Staff-IC scope:</w:t>
-      </w:r>
-      <w:r>
-        <w:rPr>
-          <w:sz w:val="21"/>
-        </w:rPr>
-        <w:t xml:space="preserve"> technical lead for cross-org platform initiatives, RFC and architecture authorship, on-call ownership, mentorship, and cross-functional partnership with security, identity, SRE, network, and data-platform teams</w:t>
+          <w:sz w:val="21"/>
+        </w:rPr>
+        <w:t xml:space="preserve">Led </w:t>
+      </w:r>
+      <w:r>
+        <w:rPr>
+          <w:b/>
+          <w:sz w:val="21"/>
+        </w:rPr>
+        <w:t>SOC 2 Type II</w:t>
+      </w:r>
+      <w:r>
+        <w:rPr>
+          <w:sz w:val="21"/>
+        </w:rPr>
+        <w:t xml:space="preserve"> audit remediation; deployed </w:t>
+      </w:r>
+      <w:r>
+        <w:rPr>
+          <w:b/>
+          <w:sz w:val="21"/>
+        </w:rPr>
+        <w:t>HashiCorp Vault</w:t>
+      </w:r>
+      <w:r>
+        <w:rPr>
+          <w:sz w:val="21"/>
+        </w:rPr>
+        <w:t xml:space="preserve"> and </w:t>
+      </w:r>
+      <w:r>
+        <w:rPr>
+          <w:b/>
+          <w:sz w:val="21"/>
+        </w:rPr>
+        <w:t>SonarCloud</w:t>
+      </w:r>
+      <w:r>
+        <w:rPr>
+          <w:sz w:val="21"/>
+        </w:rPr>
+        <w:t xml:space="preserve"> across CI/CD to support </w:t>
+      </w:r>
+      <w:r>
+        <w:rPr>
+          <w:b/>
+          <w:sz w:val="21"/>
+        </w:rPr>
+        <w:t>IPO readiness</w:t>
+      </w:r>
+    </w:p>
+    <w:p>
+      <w:pPr>
+        <w:pStyle w:val="ResumeBullets"/>
+        <w:spacing w:after="40"/>
+      </w:pPr>
+      <w:r>
+        <w:rPr>
+          <w:sz w:val="21"/>
+        </w:rPr>
+        <w:t>Owned SCM and release engineering for the engineering org; built and maintained continuous delivery for core web and data systems on AWS</w:t>
+      </w:r>
+    </w:p>
+    <w:p>
+      <w:pPr>
+        <w:pStyle w:val="ResumeBullets"/>
+        <w:spacing w:after="40"/>
+      </w:pPr>
+      <w:r>
+        <w:rPr>
+          <w:sz w:val="21"/>
+        </w:rPr>
+        <w:t>Built mobile CI/CD with Bitrise for App Store and Google Play; drove rapid RCA on pipeline and production incidents</w:t>
+      </w:r>
+    </w:p>
+    <w:p>
+      <w:pPr>
+        <w:pStyle w:val="ResumeHeader"/>
+        <w:spacing w:before="160" w:after="0"/>
+      </w:pPr>
+      <w:r>
+        <w:rPr>
+          <w:b/>
+          <w:color w:val="1F3A68"/>
+          <w:sz w:val="23"/>
+        </w:rPr>
+        <w:t>Lead Release Engineer — Turn / Amobee</w:t>
+      </w:r>
+    </w:p>
+    <w:p>
+      <w:pPr>
+        <w:spacing w:after="40"/>
+      </w:pPr>
+      <w:r>
+        <w:rPr>
+          <w:b/>
+          <w:i/>
+          <w:sz w:val="20"/>
+        </w:rPr>
+        <w:t>Ad Technology · 12/2015 – 11/2021</w:t>
+      </w:r>
+    </w:p>
+    <w:p>
+      <w:pPr>
+        <w:pStyle w:val="ResumeBullets"/>
+        <w:spacing w:after="40"/>
+      </w:pPr>
+      <w:r>
+        <w:rPr>
+          <w:sz w:val="21"/>
+        </w:rPr>
+        <w:t xml:space="preserve">Led 2 release engineers + 5 offshore NOC engineers; scaled release ops for ~500-person engineering org deploying to </w:t>
+      </w:r>
+      <w:r>
+        <w:rPr>
+          <w:b/>
+          <w:sz w:val="21"/>
+        </w:rPr>
+        <w:t>thousands of production servers worldwide</w:t>
+      </w:r>
+    </w:p>
+    <w:p>
+      <w:pPr>
+        <w:pStyle w:val="ResumeBullets"/>
+        <w:spacing w:after="40"/>
+      </w:pPr>
+      <w:r>
+        <w:rPr>
+          <w:b/>
+          <w:sz w:val="21"/>
+        </w:rPr>
+        <w:t>Jenkins HA migration</w:t>
+      </w:r>
+      <w:r>
+        <w:rPr>
+          <w:sz w:val="21"/>
+        </w:rPr>
+        <w:t xml:space="preserve"> — cut unplanned outages from hours/week to &lt;5 min planned downtime/month; UI 12s → 0.5s/page; </w:t>
+      </w:r>
+      <w:r>
+        <w:rPr>
+          <w:b/>
+          <w:sz w:val="21"/>
+        </w:rPr>
+        <w:t>saved $500K+/year</w:t>
+      </w:r>
+      <w:r>
+        <w:rPr>
+          <w:sz w:val="21"/>
+        </w:rPr>
+        <w:t xml:space="preserve"> vs. CloudBees enterprise licensing</w:t>
+      </w:r>
+    </w:p>
+    <w:p>
+      <w:pPr>
+        <w:pStyle w:val="ResumeBullets"/>
+        <w:spacing w:after="40"/>
+      </w:pPr>
+      <w:r>
+        <w:rPr>
+          <w:b/>
+          <w:sz w:val="21"/>
+        </w:rPr>
+        <w:t>Nexus HA migration</w:t>
+      </w:r>
+      <w:r>
+        <w:rPr>
+          <w:sz w:val="21"/>
+        </w:rPr>
+        <w:t xml:space="preserve"> — eliminated unplanned outages post-migration; </w:t>
+      </w:r>
+      <w:r>
+        <w:rPr>
+          <w:b/>
+          <w:sz w:val="21"/>
+        </w:rPr>
+        <w:t>saved $100K+/year</w:t>
+      </w:r>
+      <w:r>
+        <w:rPr>
+          <w:sz w:val="21"/>
+        </w:rPr>
+        <w:t xml:space="preserve"> vs. Sonatype enterprise licensing</w:t>
+      </w:r>
+    </w:p>
+    <w:p>
+      <w:pPr>
+        <w:pStyle w:val="ResumeBullets"/>
+        <w:spacing w:after="40"/>
+      </w:pPr>
+      <w:r>
+        <w:rPr>
+          <w:sz w:val="21"/>
+        </w:rPr>
+        <w:t>Built deployment automation and enforced release process; hands-on Technical Operations in production</w:t>
+      </w:r>
+    </w:p>
+    <w:p>
+      <w:pPr>
+        <w:pStyle w:val="ResumeHeader"/>
+        <w:spacing w:before="160" w:after="0"/>
+      </w:pPr>
+      <w:r>
+        <w:rPr>
+          <w:b/>
+          <w:color w:val="1F3A68"/>
+          <w:sz w:val="23"/>
+        </w:rPr>
+        <w:t>Sr. Software Engineer — Skytree</w:t>
+      </w:r>
+    </w:p>
+    <w:p>
+      <w:pPr>
+        <w:spacing w:after="40"/>
+      </w:pPr>
+      <w:r>
+        <w:rPr>
+          <w:b/>
+          <w:i/>
+          <w:sz w:val="20"/>
+        </w:rPr>
+        <w:t>Machine Learning · 04/2014 – 11/2015</w:t>
+      </w:r>
+    </w:p>
+    <w:p>
+      <w:pPr>
+        <w:pStyle w:val="ResumeBullets"/>
+        <w:spacing w:after="40"/>
+      </w:pPr>
+      <w:r>
+        <w:rPr>
+          <w:sz w:val="21"/>
+        </w:rPr>
+        <w:t>Built end-to-end CI/CD systems, AWS dynamic cluster provisioning (EC2, S3, EMR), and a PaaS tool for on-demand environments; led agile adoption</w:t>
+      </w:r>
+    </w:p>
+    <w:p>
+      <w:pPr>
+        <w:pStyle w:val="ResumeHeader"/>
+        <w:spacing w:before="160" w:after="0"/>
+      </w:pPr>
+      <w:r>
+        <w:rPr>
+          <w:b/>
+          <w:color w:val="1F3A68"/>
+          <w:sz w:val="23"/>
+        </w:rPr>
+        <w:t>Sr. Software Engineer — Walmart Labs</w:t>
+      </w:r>
+    </w:p>
+    <w:p>
+      <w:pPr>
+        <w:spacing w:after="40"/>
+      </w:pPr>
+      <w:r>
+        <w:rPr>
+          <w:b/>
+          <w:i/>
+          <w:sz w:val="20"/>
+        </w:rPr>
+        <w:t>E-Commerce · 03/2013 – 04/2014</w:t>
+      </w:r>
+    </w:p>
+    <w:p>
+      <w:pPr>
+        <w:pStyle w:val="ResumeBullets"/>
+        <w:spacing w:after="40"/>
+      </w:pPr>
+      <w:r>
+        <w:rPr>
+          <w:sz w:val="21"/>
+        </w:rPr>
+        <w:t>Automated build/release across Dev, QA, and production; operated and supported multiple production systems for engineering teams</w:t>
+      </w:r>
+    </w:p>
+    <w:p>
+      <w:pPr>
+        <w:pStyle w:val="ResumeHeader"/>
+        <w:spacing w:before="160" w:after="0"/>
+      </w:pPr>
+      <w:r>
+        <w:rPr>
+          <w:b/>
+          <w:color w:val="1F3A68"/>
+          <w:sz w:val="23"/>
+        </w:rPr>
+        <w:t>Software Engineer — Macrovision / Rovi</w:t>
+      </w:r>
+    </w:p>
+    <w:p>
+      <w:pPr>
+        <w:spacing w:after="40"/>
+      </w:pPr>
+      <w:r>
+        <w:rPr>
+          <w:b/>
+          <w:i/>
+          <w:sz w:val="20"/>
+        </w:rPr>
+        <w:t>Digital Media · 11/2009 – 02/2013</w:t>
+      </w:r>
+    </w:p>
+    <w:p>
+      <w:pPr>
+        <w:pStyle w:val="ResumeBullets"/>
+        <w:spacing w:after="40"/>
+      </w:pPr>
+      <w:r>
+        <w:rPr>
+          <w:sz w:val="21"/>
+        </w:rPr>
+        <w:t xml:space="preserve">CM/build/release/change management across </w:t>
+      </w:r>
+      <w:r>
+        <w:rPr>
+          <w:b/>
+          <w:sz w:val="21"/>
+        </w:rPr>
+        <w:t>20+ projects</w:t>
+      </w:r>
+      <w:r>
+        <w:rPr>
+          <w:sz w:val="21"/>
+        </w:rPr>
+        <w:t xml:space="preserve"> and four international teams; Hadoop/MapReduce/MongoDB ops</w:t>
+      </w:r>
+    </w:p>
+    <w:p>
+      <w:pPr>
+        <w:pStyle w:val="ResumeBullets"/>
+        <w:spacing w:after="40"/>
+      </w:pPr>
+      <w:r>
+        <w:rPr>
+          <w:sz w:val="21"/>
+        </w:rPr>
+        <w:t>Automated builds and CI (Maven, Ant, TeamCity, Jenkins); built CM portal with automated release notes; established company Git repos</w:t>
+      </w:r>
+    </w:p>
+    <w:p>
+      <w:pPr>
+        <w:pStyle w:val="ResumeHeader"/>
+        <w:spacing w:before="160" w:after="0"/>
+      </w:pPr>
+      <w:r>
+        <w:rPr>
+          <w:b/>
+          <w:color w:val="1F3A68"/>
+          <w:sz w:val="23"/>
+        </w:rPr>
+        <w:t>SCM Manager — Helio / Virgin Mobile USA / Sprint</w:t>
+      </w:r>
+    </w:p>
+    <w:p>
+      <w:pPr>
+        <w:spacing w:after="40"/>
+      </w:pPr>
+      <w:r>
+        <w:rPr>
+          <w:b/>
+          <w:i/>
+          <w:sz w:val="20"/>
+        </w:rPr>
+        <w:t>Telecommunications · 02/2007 – 10/2009</w:t>
+      </w:r>
+    </w:p>
+    <w:p>
+      <w:pPr>
+        <w:pStyle w:val="ResumeBullets"/>
+        <w:spacing w:after="40"/>
+      </w:pPr>
+      <w:r>
+        <w:rPr>
+          <w:sz w:val="21"/>
+        </w:rPr>
+        <w:t>Server layout, deployment procedures, and CI/CD (CruiseControl, Hudson/Jenkins); VM automation, JBoss deployment automation, defect-tracking rollout</w:t>
+      </w:r>
+    </w:p>
+    <w:p>
+      <w:pPr>
+        <w:pStyle w:val="ResumeHeader"/>
+        <w:spacing w:before="160" w:after="0"/>
+      </w:pPr>
+      <w:r>
+        <w:rPr>
+          <w:b/>
+          <w:color w:val="1F3A68"/>
+          <w:sz w:val="23"/>
+        </w:rPr>
+        <w:t>Software Developer — XLDynamics</w:t>
+      </w:r>
+    </w:p>
+    <w:p>
+      <w:pPr>
+        <w:spacing w:after="40"/>
+      </w:pPr>
+      <w:r>
+        <w:rPr>
+          <w:b/>
+          <w:sz w:val="21"/>
+        </w:rPr>
+        <w:t>01/2005 – 02/2007</w:t>
+      </w:r>
+    </w:p>
+    <w:p>
+      <w:pPr>
+        <w:pStyle w:val="ResumeBullets"/>
+        <w:spacing w:after="40"/>
+      </w:pPr>
+      <w:r>
+        <w:rPr>
+          <w:sz w:val="21"/>
+        </w:rPr>
+        <w:t>Core dev systems on Linux/Unix/Windows; build/release automation, C++ XML/SOAP apps, Shell-based server tooling</w:t>
+      </w:r>
+    </w:p>
+    <w:p>
+      <w:pPr>
+        <w:spacing w:before="40" w:after="40"/>
+        <w:pBdr>
+          <w:bottom w:val="single" w:sz="6" w:space="1" w:color="auto"/>
+        </w:pBdr>
+      </w:pPr>
+    </w:p>
+    <w:p>
+      <w:pPr>
+        <w:pStyle w:val="Heading1"/>
+        <w:spacing w:before="160" w:after="40"/>
+      </w:pPr>
+      <w:r>
+        <w:rPr>
+          <w:b/>
+          <w:color w:val="1F3A68"/>
+          <w:sz w:val="26"/>
+        </w:rPr>
+        <w:t>SELECTED PROJECTS</w:t>
+      </w:r>
+    </w:p>
+    <w:p>
+      <w:pPr>
+        <w:pStyle w:val="ResumeHeader"/>
+        <w:spacing w:before="160" w:after="0"/>
+      </w:pPr>
+      <w:r>
+        <w:rPr>
+          <w:b/>
+          <w:color w:val="1F3A68"/>
+          <w:sz w:val="23"/>
+        </w:rPr>
+        <w:t>OpenClaw Cost-Aware Runtime Plugin — Purdue ECE 50874/59500 Final Project (2026)</w:t>
+      </w:r>
+    </w:p>
+    <w:p>
+      <w:pPr>
+        <w:spacing w:after="40"/>
+      </w:pPr>
+      <w:r>
+        <w:rPr>
+          <w:i/>
+          <w:sz w:val="20"/>
+        </w:rPr>
+        <w:t>*</w:t>
+      </w:r>
+      <w:r>
+        <w:rPr>
+          <w:b/>
+          <w:i/>
+          <w:sz w:val="20"/>
+        </w:rPr>
+        <w:t>Project lead &amp; primary implementer</w:t>
+      </w:r>
+      <w:r>
+        <w:rPr>
+          <w:i/>
+          <w:sz w:val="20"/>
+        </w:rPr>
+        <w:t xml:space="preserve"> · Team 17 · IEEE-style report: "Design and Evaluation of a Cost-Aware Runtime for OpenClaw Browser Agents" · [github.com/mailming/openclaw](https://github.com/mailming/openclaw/tree/feature/llm-insights-manual-pricing)*</w:t>
+      </w:r>
+    </w:p>
+    <w:p>
+      <w:pPr>
+        <w:pStyle w:val="ResumeBullets"/>
+        <w:spacing w:after="40"/>
+      </w:pPr>
+      <w:r>
+        <w:rPr>
+          <w:b/>
+          <w:sz w:val="21"/>
+        </w:rPr>
+        <w:t>Originated the cost-aware runtime concept</w:t>
+      </w:r>
+      <w:r>
+        <w:rPr>
+          <w:sz w:val="21"/>
+        </w:rPr>
+        <w:t xml:space="preserve"> and led end-to-end implementation — a governance layer around [OpenClaw](https://github.com/openclaw-ai/openclaw) browser agents with token/cost/step budgets and post-action policy enforcement, without rewriting core agent logic</w:t>
+      </w:r>
+    </w:p>
+    <w:p>
+      <w:pPr>
+        <w:pStyle w:val="ResumeBullets"/>
+        <w:spacing w:after="40"/>
+      </w:pPr>
+      <w:r>
+        <w:rPr>
+          <w:b/>
+          <w:sz w:val="21"/>
+        </w:rPr>
+        <w:t>Designed and built the LLM Insights gateway plugin</w:t>
+      </w:r>
+      <w:r>
+        <w:rPr>
+          <w:sz w:val="21"/>
+        </w:rPr>
+        <w:t xml:space="preserve"> (primary implementation): rolling cost/latency aggregates, manual model pricing overrides, and usage-to-cost pipeline for multi-model agent operations</w:t>
+      </w:r>
+    </w:p>
+    <w:p>
+      <w:pPr>
+        <w:pStyle w:val="ResumeBullets"/>
+        <w:spacing w:after="40"/>
+      </w:pPr>
+      <w:r>
+        <w:rPr>
+          <w:sz w:val="21"/>
+        </w:rPr>
+        <w:t xml:space="preserve">Integrated </w:t>
+      </w:r>
+      <w:r>
+        <w:rPr>
+          <w:b/>
+          <w:sz w:val="21"/>
+        </w:rPr>
+        <w:t>AgentOps</w:t>
+      </w:r>
+      <w:r>
+        <w:rPr>
+          <w:sz w:val="21"/>
+        </w:rPr>
+        <w:t xml:space="preserve"> (LLM routing, budget state) + </w:t>
+      </w:r>
+      <w:r>
+        <w:rPr>
+          <w:b/>
+          <w:sz w:val="21"/>
+        </w:rPr>
+        <w:t>Langfuse</w:t>
+      </w:r>
+      <w:r>
+        <w:rPr>
+          <w:sz w:val="21"/>
+        </w:rPr>
+        <w:t xml:space="preserve"> (trace telemetry); deployed gateway, Playwright automation, and Telegram control for live demos</w:t>
+      </w:r>
+    </w:p>
+    <w:p>
+      <w:pPr>
+        <w:pStyle w:val="ResumeHeader"/>
+        <w:spacing w:before="160" w:after="0"/>
+      </w:pPr>
+      <w:r>
+        <w:rPr>
+          <w:b/>
+          <w:color w:val="1F3A68"/>
+          <w:sz w:val="23"/>
+        </w:rPr>
+        <w:t>SmartTuna — Founder ([smarttuna.ai](https://smarttuna.ai/))</w:t>
+      </w:r>
+    </w:p>
+    <w:p>
+      <w:pPr>
+        <w:spacing w:after="40"/>
+      </w:pPr>
+      <w:r>
+        <w:rPr>
+          <w:sz w:val="21"/>
+        </w:rPr>
+        <w:t>LangGraph multi-agent stock analysis · Python backend ([smarttuna](https://github.com/mailming/smarttuna)) + Astro UI ([zzsheepTrader](https://github.com/mailming/zzsheepTrader))</w:t>
+      </w:r>
+    </w:p>
+    <w:p>
+      <w:pPr>
+        <w:spacing w:before="40" w:after="40"/>
+        <w:pBdr>
+          <w:bottom w:val="single" w:sz="6" w:space="1" w:color="auto"/>
+        </w:pBdr>
+      </w:pPr>
+    </w:p>
+    <w:p>
+      <w:pPr>
+        <w:pStyle w:val="Heading1"/>
+        <w:spacing w:before="160" w:after="40"/>
+      </w:pPr>
+      <w:r>
+        <w:rPr>
+          <w:b/>
+          <w:color w:val="1F3A68"/>
+          <w:sz w:val="26"/>
+        </w:rPr>
+        <w:t>KEY COMPETENCIES</w:t>
+      </w:r>
+    </w:p>
+    <w:p>
+      <w:pPr>
+        <w:pStyle w:val="ResumeBullets"/>
+        <w:spacing w:after="40"/>
+      </w:pPr>
+      <w:r>
+        <w:rPr>
+          <w:b/>
+          <w:sz w:val="21"/>
+        </w:rPr>
+        <w:t>Platform &amp; DevOps:</w:t>
+      </w:r>
+      <w:r>
+        <w:rPr>
+          <w:sz w:val="21"/>
+        </w:rPr>
+        <w:t xml:space="preserve"> CI/CD, build/release engineering, artifact management (JFrog, Nexus, ACR), Kubernetes/AKS, Terraform, Helm</w:t>
+      </w:r>
+    </w:p>
+    <w:p>
+      <w:pPr>
+        <w:pStyle w:val="ResumeBullets"/>
+        <w:spacing w:after="40"/>
+      </w:pPr>
+      <w:r>
+        <w:rPr>
+          <w:b/>
+          <w:sz w:val="21"/>
+        </w:rPr>
+        <w:t>Cloud:</w:t>
+      </w:r>
+      <w:r>
+        <w:rPr>
+          <w:sz w:val="21"/>
+        </w:rPr>
+        <w:t xml:space="preserve"> AWS, Azure (Entra ID, Azure Firewall, AKS), multi-region HA, Docker</w:t>
+      </w:r>
+    </w:p>
+    <w:p>
+      <w:pPr>
+        <w:pStyle w:val="ResumeBullets"/>
+        <w:spacing w:after="40"/>
+      </w:pPr>
+      <w:r>
+        <w:rPr>
+          <w:b/>
+          <w:sz w:val="21"/>
+        </w:rPr>
+        <w:t>Security &amp; compliance:</w:t>
+      </w:r>
+      <w:r>
+        <w:rPr>
+          <w:sz w:val="21"/>
+        </w:rPr>
+        <w:t xml:space="preserve"> SOC 2 Type II, Vault, Azure Key Vault, SonarCloud, OIDC/RBAC, audit remediation</w:t>
+      </w:r>
+    </w:p>
+    <w:p>
+      <w:pPr>
+        <w:pStyle w:val="ResumeBullets"/>
+        <w:spacing w:after="40"/>
+      </w:pPr>
+      <w:r>
+        <w:rPr>
+          <w:b/>
+          <w:sz w:val="21"/>
+        </w:rPr>
+        <w:t>Leadership:</w:t>
+      </w:r>
+      <w:r>
+        <w:rPr>
+          <w:sz w:val="21"/>
+        </w:rPr>
+        <w:t xml:space="preserve"> Staff-IC technical lead, cross-org RFCs, on-call/incident ownership, global team coordination</w:t>
+      </w:r>
+    </w:p>
+    <w:p>
+      <w:pPr>
+        <w:pStyle w:val="ResumeBullets"/>
+        <w:spacing w:after="40"/>
+      </w:pPr>
+      <w:r>
+        <w:rPr>
+          <w:b/>
+          <w:sz w:val="21"/>
+        </w:rPr>
+        <w:t>AI (supplemental):</w:t>
+      </w:r>
+      <w:r>
+        <w:rPr>
+          <w:sz w:val="21"/>
+        </w:rPr>
+        <w:t xml:space="preserve"> OpenClaw plugin/runtime integration, AgentOps/Langfuse observability, MCP integrations, multi-agent systems</w:t>
       </w:r>
     </w:p>
     <w:p>
@@ -317,7 +1140,7 @@
                 <w:b/>
                 <w:sz w:val="20"/>
               </w:rPr>
-              <w:t>AI / LLMs</w:t>
+              <w:t>Cloud &amp; Platform</w:t>
             </w:r>
           </w:p>
         </w:tc>
@@ -330,7 +1153,7 @@
               <w:rPr>
                 <w:sz w:val="20"/>
               </w:rPr>
-              <w:t>OpenAI GPT, Anthropic Claude, Google Gemini, Ollama, vLLM, local &amp; remote model routing</w:t>
+              <w:t>AWS, Azure (AKS, ACR, Entra ID, Azure Firewall), Kubernetes, Helm, Terraform, Docker, OpenStack</w:t>
             </w:r>
           </w:p>
         </w:tc>
@@ -346,7 +1169,7 @@
                 <w:b/>
                 <w:sz w:val="20"/>
               </w:rPr>
-              <w:t>AI Tooling &amp; Frameworks</w:t>
+              <w:t>CI/CD &amp; Artifacts</w:t>
             </w:r>
           </w:p>
         </w:tc>
@@ -359,7 +1182,7 @@
               <w:rPr>
                 <w:sz w:val="20"/>
               </w:rPr>
-              <w:t>Model Context Protocol (MCP) servers, LangChain, LangGraph, AutoGen, CrewAI, Anthropic Agent Skills, Cursor agents, Langfuse, AgentOps, Playwright agent bridges</w:t>
+              <w:t>Jenkins, GitHub Actions, Azure DevOps, ArgoCD, Bitrise, JFrog Artifactory/X-Ray/SaaS, Nexus, ACR</w:t>
             </w:r>
           </w:p>
         </w:tc>
@@ -375,7 +1198,7 @@
                 <w:b/>
                 <w:sz w:val="20"/>
               </w:rPr>
-              <w:t>AI Engineering Patterns</w:t>
+              <w:t>Languages &amp; Build</w:t>
             </w:r>
           </w:p>
         </w:tc>
@@ -388,7 +1211,7 @@
               <w:rPr>
                 <w:sz w:val="20"/>
               </w:rPr>
-              <w:t>Agent planning/execution loops, budget-aware prompting, N-version LLM programming, RAG, prompt engineering, structured telemetry, deterministic replay</w:t>
+              <w:t>Python, Go, Java, Shell, Groovy, Maven, Gradle, TypeScript, C/C++</w:t>
             </w:r>
           </w:p>
         </w:tc>
@@ -404,7 +1227,7 @@
                 <w:b/>
                 <w:sz w:val="20"/>
               </w:rPr>
-              <w:t>Build &amp; Scripting</w:t>
+              <w:t>Security</w:t>
             </w:r>
           </w:p>
         </w:tc>
@@ -417,7 +1240,7 @@
               <w:rPr>
                 <w:sz w:val="20"/>
               </w:rPr>
-              <w:t>Maven, Gradle, Ant, Python, Shell (Bash), Groovy, Ruby, Xcodebuild, MSBuild</w:t>
+              <w:t>SOC 2 Type II, HashiCorp Vault, Azure Key Vault, SonarCloud, OIDC, Entra ID</w:t>
             </w:r>
           </w:p>
         </w:tc>
@@ -433,7 +1256,7 @@
                 <w:b/>
                 <w:sz w:val="20"/>
               </w:rPr>
-              <w:t>Programming</w:t>
+              <w:t>AI / LLM</w:t>
             </w:r>
           </w:p>
         </w:tc>
@@ -446,210 +1269,7 @@
               <w:rPr>
                 <w:sz w:val="20"/>
               </w:rPr>
-              <w:t>Python, Go, TypeScript, JavaScript, Java, C/C++, SQL, Objective-C, J2EE</w:t>
-            </w:r>
-          </w:p>
-        </w:tc>
-      </w:tr>
-      <w:tr>
-        <w:tc>
-          <w:tcPr>
-            <w:tcW w:type="dxa" w:w="2448"/>
-          </w:tcPr>
-          <w:p>
-            <w:r>
-              <w:rPr>
-                <w:b/>
-                <w:sz w:val="20"/>
-              </w:rPr>
-              <w:t>Cloud &amp; Infrastructure</w:t>
-            </w:r>
-          </w:p>
-        </w:tc>
-        <w:tc>
-          <w:tcPr>
-            <w:tcW w:type="dxa" w:w="7632"/>
-          </w:tcPr>
-          <w:p>
-            <w:r>
-              <w:rPr>
-                <w:sz w:val="20"/>
-              </w:rPr>
-              <w:t>AWS (EC2, S3, EMR, EKS), Azure (AKS, ACR, Azure Firewall, Entra ID), Kubernetes, Helm, Terraform, OpenStack, Docker, Vagrant, Chef</w:t>
-            </w:r>
-          </w:p>
-        </w:tc>
-      </w:tr>
-      <w:tr>
-        <w:tc>
-          <w:tcPr>
-            <w:tcW w:type="dxa" w:w="2448"/>
-          </w:tcPr>
-          <w:p>
-            <w:r>
-              <w:rPr>
-                <w:b/>
-                <w:sz w:val="20"/>
-              </w:rPr>
-              <w:t>CI/CD &amp; DevOps Tools</w:t>
-            </w:r>
-          </w:p>
-        </w:tc>
-        <w:tc>
-          <w:tcPr>
-            <w:tcW w:type="dxa" w:w="7632"/>
-          </w:tcPr>
-          <w:p>
-            <w:r>
-              <w:rPr>
-                <w:sz w:val="20"/>
-              </w:rPr>
-              <w:t>GitHub Actions, Azure DevOps Pipelines, Jenkins, ArgoCD, Bitrise, TeamCity, CruiseControl, Git, Subversion</w:t>
-            </w:r>
-          </w:p>
-        </w:tc>
-      </w:tr>
-      <w:tr>
-        <w:tc>
-          <w:tcPr>
-            <w:tcW w:type="dxa" w:w="2448"/>
-          </w:tcPr>
-          <w:p>
-            <w:r>
-              <w:rPr>
-                <w:b/>
-                <w:sz w:val="20"/>
-              </w:rPr>
-              <w:t>Artifact &amp; Package Management</w:t>
-            </w:r>
-          </w:p>
-        </w:tc>
-        <w:tc>
-          <w:tcPr>
-            <w:tcW w:type="dxa" w:w="7632"/>
-          </w:tcPr>
-          <w:p>
-            <w:r>
-              <w:rPr>
-                <w:sz w:val="20"/>
-              </w:rPr>
-              <w:t>JFrog Artifactory HA, JFrog X-Ray, JFrog Catalog, JFrog SaaS, JFrog CLI, JFrog Workers, Nexus, Azure Container Registry</w:t>
-            </w:r>
-          </w:p>
-        </w:tc>
-      </w:tr>
-      <w:tr>
-        <w:tc>
-          <w:tcPr>
-            <w:tcW w:type="dxa" w:w="2448"/>
-          </w:tcPr>
-          <w:p>
-            <w:r>
-              <w:rPr>
-                <w:b/>
-                <w:sz w:val="20"/>
-              </w:rPr>
-              <w:t>Security &amp; Compliance</w:t>
-            </w:r>
-          </w:p>
-        </w:tc>
-        <w:tc>
-          <w:tcPr>
-            <w:tcW w:type="dxa" w:w="7632"/>
-          </w:tcPr>
-          <w:p>
-            <w:r>
-              <w:rPr>
-                <w:sz w:val="20"/>
-              </w:rPr>
-              <w:t>SOC 2 Type II, HashiCorp Vault, Azure Key Vault, SonarCloud, OIDC, Entra ID/Azure AD, RBAC, secrets rotation, pipeline security scanning</w:t>
-            </w:r>
-          </w:p>
-        </w:tc>
-      </w:tr>
-      <w:tr>
-        <w:tc>
-          <w:tcPr>
-            <w:tcW w:type="dxa" w:w="2448"/>
-          </w:tcPr>
-          <w:p>
-            <w:r>
-              <w:rPr>
-                <w:b/>
-                <w:sz w:val="20"/>
-              </w:rPr>
-              <w:t>Observability &amp; Data</w:t>
-            </w:r>
-          </w:p>
-        </w:tc>
-        <w:tc>
-          <w:tcPr>
-            <w:tcW w:type="dxa" w:w="7632"/>
-          </w:tcPr>
-          <w:p>
-            <w:r>
-              <w:rPr>
-                <w:sz w:val="20"/>
-              </w:rPr>
-              <w:t>Grafana, PostgreSQL, Valkey/Redis, MongoDB, Hadoop, Oracle, MySQL</w:t>
-            </w:r>
-          </w:p>
-        </w:tc>
-      </w:tr>
-      <w:tr>
-        <w:tc>
-          <w:tcPr>
-            <w:tcW w:type="dxa" w:w="2448"/>
-          </w:tcPr>
-          <w:p>
-            <w:r>
-              <w:rPr>
-                <w:b/>
-                <w:sz w:val="20"/>
-              </w:rPr>
-              <w:t>Application Servers</w:t>
-            </w:r>
-          </w:p>
-        </w:tc>
-        <w:tc>
-          <w:tcPr>
-            <w:tcW w:type="dxa" w:w="7632"/>
-          </w:tcPr>
-          <w:p>
-            <w:r>
-              <w:rPr>
-                <w:sz w:val="20"/>
-              </w:rPr>
-              <w:t>Tomcat, Apache, Jetty, JBoss, WebLogic, IIS, NGINX</w:t>
-            </w:r>
-          </w:p>
-        </w:tc>
-      </w:tr>
-      <w:tr>
-        <w:tc>
-          <w:tcPr>
-            <w:tcW w:type="dxa" w:w="2448"/>
-          </w:tcPr>
-          <w:p>
-            <w:r>
-              <w:rPr>
-                <w:b/>
-                <w:sz w:val="20"/>
-              </w:rPr>
-              <w:t>Operating Systems</w:t>
-            </w:r>
-          </w:p>
-        </w:tc>
-        <w:tc>
-          <w:tcPr>
-            <w:tcW w:type="dxa" w:w="7632"/>
-          </w:tcPr>
-          <w:p>
-            <w:r>
-              <w:rPr>
-                <w:sz w:val="20"/>
-              </w:rPr>
-              <w:t>Linux (Ubuntu, Red Hat, CentOS), macOS, Solaris, Windows Server</w:t>
+              <w:t>OpenClaw, AgentOps, Langfuse, MCP servers, LangGraph, Playwright agents, Claude/GPT/Gemini, Ollama, vLLM</w:t>
             </w:r>
           </w:p>
         </w:tc>
@@ -674,519 +1294,7 @@
           <w:color w:val="1F3A68"/>
           <w:sz w:val="26"/>
         </w:rPr>
-        <w:t>AI / AGENT ENGINEERING — SELECTED WORK</w:t>
-      </w:r>
-    </w:p>
-    <w:p>
-      <w:pPr>
-        <w:pStyle w:val="ResumeHeader"/>
-        <w:spacing w:before="160" w:after="0"/>
-      </w:pPr>
-      <w:r>
-        <w:rPr>
-          <w:b/>
-          <w:color w:val="1F3A68"/>
-          <w:sz w:val="23"/>
-        </w:rPr>
-        <w:t>AI-Assisted Platform Operations at GEICO (2025 – Present)</w:t>
-      </w:r>
-    </w:p>
-    <w:p>
-      <w:pPr>
-        <w:pStyle w:val="ResumeBullets"/>
-        <w:spacing w:after="40"/>
-      </w:pPr>
-      <w:r>
-        <w:rPr>
-          <w:sz w:val="21"/>
-        </w:rPr>
-        <w:t xml:space="preserve">Introduced </w:t>
-      </w:r>
-      <w:r>
-        <w:rPr>
-          <w:b/>
-          <w:sz w:val="21"/>
-        </w:rPr>
-        <w:t>MCP-based AI operations</w:t>
-      </w:r>
-      <w:r>
-        <w:rPr>
-          <w:sz w:val="21"/>
-        </w:rPr>
-        <w:t xml:space="preserve"> to the Artifact Management Platform team: integrated the JFrog MCP server and authored Slack MCP guidelines, giving coding agents safe access to registry telemetry, runbooks, and support cases</w:t>
-      </w:r>
-    </w:p>
-    <w:p>
-      <w:pPr>
-        <w:pStyle w:val="ResumeBullets"/>
-        <w:spacing w:after="40"/>
-      </w:pPr>
-      <w:r>
-        <w:rPr>
-          <w:sz w:val="21"/>
-        </w:rPr>
-        <w:t xml:space="preserve">Adopted and extended internal Cursor / Claude </w:t>
-      </w:r>
-      <w:r>
-        <w:rPr>
-          <w:b/>
-          <w:sz w:val="21"/>
-        </w:rPr>
-        <w:t>agent skills</w:t>
-      </w:r>
-      <w:r>
-        <w:rPr>
-          <w:sz w:val="21"/>
-        </w:rPr>
-        <w:t xml:space="preserve"> (</w:t>
-      </w:r>
-      <w:r>
-        <w:rPr>
-          <w:rFonts w:ascii="Consolas" w:hAnsi="Consolas"/>
-          <w:sz w:val="21"/>
-        </w:rPr>
-        <w:t>solve-case</w:t>
-      </w:r>
-      <w:r>
-        <w:rPr>
-          <w:sz w:val="21"/>
-        </w:rPr>
-        <w:t xml:space="preserve">, </w:t>
-      </w:r>
-      <w:r>
-        <w:rPr>
-          <w:rFonts w:ascii="Consolas" w:hAnsi="Consolas"/>
-          <w:sz w:val="21"/>
-        </w:rPr>
-        <w:t>close-case</w:t>
-      </w:r>
-      <w:r>
-        <w:rPr>
-          <w:sz w:val="21"/>
-        </w:rPr>
-        <w:t xml:space="preserve">, </w:t>
-      </w:r>
-      <w:r>
-        <w:rPr>
-          <w:rFonts w:ascii="Consolas" w:hAnsi="Consolas"/>
-          <w:sz w:val="21"/>
-        </w:rPr>
-        <w:t>build-kb</w:t>
-      </w:r>
-      <w:r>
-        <w:rPr>
-          <w:sz w:val="21"/>
-        </w:rPr>
-        <w:t>) for the team's support workflow — measurably shortening triage and improving runbook hygiene</w:t>
-      </w:r>
-    </w:p>
-    <w:p>
-      <w:pPr>
-        <w:pStyle w:val="ResumeBullets"/>
-        <w:spacing w:after="40"/>
-      </w:pPr>
-      <w:r>
-        <w:rPr>
-          <w:sz w:val="21"/>
-        </w:rPr>
-        <w:t xml:space="preserve">Routinely drive </w:t>
-      </w:r>
-      <w:r>
-        <w:rPr>
-          <w:b/>
-          <w:sz w:val="21"/>
-        </w:rPr>
-        <w:t>agent-assisted RCA, RFC, and CoE authoring</w:t>
-      </w:r>
-      <w:r>
-        <w:rPr>
-          <w:sz w:val="21"/>
-        </w:rPr>
-        <w:t xml:space="preserve"> for production incidents (e.g., the Azure Firewall TLS DPI investigation, NOCIM-11695 East US outage write-up)</w:t>
-      </w:r>
-    </w:p>
-    <w:p>
-      <w:pPr>
-        <w:pStyle w:val="ResumeHeader"/>
-        <w:spacing w:before="160" w:after="0"/>
-      </w:pPr>
-      <w:r>
-        <w:rPr>
-          <w:b/>
-          <w:color w:val="1F3A68"/>
-          <w:sz w:val="23"/>
-        </w:rPr>
-        <w:t>Cost-Aware Runtime for OpenClaw Browser Agents — IEEE-style Final Paper, Purdue ECE 50874/59500 (2026)</w:t>
-      </w:r>
-    </w:p>
-    <w:p>
-      <w:pPr>
-        <w:pStyle w:val="ResumeBullets"/>
-        <w:spacing w:after="40"/>
-      </w:pPr>
-      <w:r>
-        <w:rPr>
-          <w:sz w:val="21"/>
-        </w:rPr>
-        <w:t xml:space="preserve">Co-authored </w:t>
-      </w:r>
-      <w:r>
-        <w:rPr>
-          <w:i/>
-          <w:sz w:val="21"/>
-        </w:rPr>
-        <w:t>"Design and Evaluation of a Cost-Aware Runtime for OpenClaw Browser Agents"</w:t>
-      </w:r>
-      <w:r>
-        <w:rPr>
-          <w:sz w:val="21"/>
-        </w:rPr>
-        <w:t xml:space="preserve"> with three Purdue ECE teammates</w:t>
-      </w:r>
-    </w:p>
-    <w:p>
-      <w:pPr>
-        <w:pStyle w:val="ResumeBullets"/>
-        <w:spacing w:after="40"/>
-      </w:pPr>
-      <w:r>
-        <w:rPr>
-          <w:sz w:val="21"/>
-        </w:rPr>
-        <w:t xml:space="preserve">Designed and evaluated a runtime that treats token cost, dollar spend, tool-call count, and wall-clock latency as </w:t>
-      </w:r>
-      <w:r>
-        <w:rPr>
-          <w:b/>
-          <w:sz w:val="21"/>
-        </w:rPr>
-        <w:t>first-class budgets</w:t>
-      </w:r>
-      <w:r>
-        <w:rPr>
-          <w:sz w:val="21"/>
-        </w:rPr>
-        <w:t>, with explicit termination policies (stop-and-summarize, ask-human, best-effort degrade)</w:t>
-      </w:r>
-    </w:p>
-    <w:p>
-      <w:pPr>
-        <w:pStyle w:val="ResumeHeader"/>
-        <w:spacing w:before="160" w:after="0"/>
-      </w:pPr>
-      <w:r>
-        <w:rPr>
-          <w:b/>
-          <w:color w:val="1F3A68"/>
-          <w:sz w:val="23"/>
-        </w:rPr>
-        <w:t>AgentOne — Cost / Latency / Reliability-Aware Agent Runtime (2026)</w:t>
-      </w:r>
-    </w:p>
-    <w:p>
-      <w:pPr>
-        <w:pStyle w:val="ResumeBullets"/>
-        <w:spacing w:after="40"/>
-      </w:pPr>
-      <w:r>
-        <w:rPr>
-          <w:sz w:val="21"/>
-        </w:rPr>
-        <w:t xml:space="preserve">Architected an agent runtime exposing a REST API + CLI, a planning/execution loop over repo / API / document tools, and </w:t>
-      </w:r>
-      <w:r>
-        <w:rPr>
-          <w:b/>
-          <w:sz w:val="21"/>
-        </w:rPr>
-        <w:t>continuous enforcement of token, dollar, tool-call, retry, and wall-clock budgets</w:t>
-      </w:r>
-      <w:r>
-        <w:rPr>
-          <w:sz w:val="21"/>
-        </w:rPr>
-        <w:t xml:space="preserve"> with budget-aware prompting and graceful degradation</w:t>
-      </w:r>
-    </w:p>
-    <w:p>
-      <w:pPr>
-        <w:pStyle w:val="ResumeBullets"/>
-        <w:spacing w:after="40"/>
-      </w:pPr>
-      <w:r>
-        <w:rPr>
-          <w:sz w:val="21"/>
-        </w:rPr>
-        <w:t xml:space="preserve">Routed across </w:t>
-      </w:r>
-      <w:r>
-        <w:rPr>
-          <w:b/>
-          <w:sz w:val="21"/>
-        </w:rPr>
-        <w:t>local backends (Ollama, vLLM) and a remote gateway</w:t>
-      </w:r>
-      <w:r>
-        <w:rPr>
-          <w:sz w:val="21"/>
-        </w:rPr>
-        <w:t>; specified structured per-run telemetry (cost breakdown, token counts, retry paths, latency distribution) and a benchmark suite (CI triage, dependency-bump, breaking-change summarization) — [github.com/mailming/AgentOne](https://github.com/mailming/AgentOne)</w:t>
-      </w:r>
-    </w:p>
-    <w:p>
-      <w:pPr>
-        <w:pStyle w:val="ResumeHeader"/>
-        <w:spacing w:before="160" w:after="0"/>
-      </w:pPr>
-      <w:r>
-        <w:rPr>
-          <w:b/>
-          <w:color w:val="1F3A68"/>
-          <w:sz w:val="23"/>
-        </w:rPr>
-        <w:t>LLM-Powered N-Version Programming — Purdue ECE 50874 Lab 2 (2026)</w:t>
-      </w:r>
-    </w:p>
-    <w:p>
-      <w:pPr>
-        <w:pStyle w:val="ResumeBullets"/>
-        <w:spacing w:after="40"/>
-      </w:pPr>
-      <w:r>
-        <w:rPr>
-          <w:sz w:val="21"/>
-        </w:rPr>
-        <w:t xml:space="preserve">Generated </w:t>
-      </w:r>
-      <w:r>
-        <w:rPr>
-          <w:b/>
-          <w:sz w:val="21"/>
-        </w:rPr>
-        <w:t>three independent implementations (Python, Go, C++)</w:t>
-      </w:r>
-      <w:r>
-        <w:rPr>
-          <w:sz w:val="21"/>
-        </w:rPr>
-        <w:t xml:space="preserve"> of an Avalon tax-code engine using three different LLMs, ran </w:t>
-      </w:r>
-      <w:r>
-        <w:rPr>
-          <w:b/>
-          <w:sz w:val="21"/>
-        </w:rPr>
-        <w:t>10,000 reserved test cases</w:t>
-      </w:r>
-      <w:r>
-        <w:rPr>
-          <w:sz w:val="21"/>
-        </w:rPr>
-        <w:t>, and built a 2-out-of-3 agreement table to quantify LLM-to-LLM divergence</w:t>
-      </w:r>
-    </w:p>
-    <w:p>
-      <w:pPr>
-        <w:pStyle w:val="ResumeBullets"/>
-        <w:spacing w:after="40"/>
-      </w:pPr>
-      <w:r>
-        <w:rPr>
-          <w:sz w:val="21"/>
-        </w:rPr>
-        <w:t xml:space="preserve">Authored the diversity strategy and the analysis of where versions disagreed (floating-point, rounding, threshold, FIFO ordering); wrote up the 2oo3 reliability math </w:t>
-      </w:r>
-      <w:r>
-        <w:rPr>
-          <w:rFonts w:ascii="Consolas" w:hAnsi="Consolas"/>
-          <w:sz w:val="21"/>
-        </w:rPr>
-        <w:t>P(failure) = p²(3 − 2p)</w:t>
-      </w:r>
-      <w:r>
-        <w:rPr>
-          <w:sz w:val="21"/>
-        </w:rPr>
-        <w:t xml:space="preserve"> — [github.com/mailming/purdueECE874-Lab2](https://github.com/mailming/purdueECE874-Lab2)</w:t>
-      </w:r>
-    </w:p>
-    <w:p>
-      <w:pPr>
-        <w:pStyle w:val="ResumeHeader"/>
-        <w:spacing w:before="160" w:after="0"/>
-      </w:pPr>
-      <w:r>
-        <w:rPr>
-          <w:b/>
-          <w:color w:val="1F3A68"/>
-          <w:sz w:val="23"/>
-        </w:rPr>
-        <w:t>Gemini Chat MCP / API Bridge (2025)</w:t>
-      </w:r>
-    </w:p>
-    <w:p>
-      <w:pPr>
-        <w:pStyle w:val="ResumeBullets"/>
-        <w:spacing w:after="40"/>
-      </w:pPr>
-      <w:r>
-        <w:rPr>
-          <w:sz w:val="21"/>
-        </w:rPr>
-        <w:t xml:space="preserve">Built and shipped a </w:t>
-      </w:r>
-      <w:r>
-        <w:rPr>
-          <w:b/>
-          <w:sz w:val="21"/>
-        </w:rPr>
-        <w:t>Flask + WebSocket + Tampermonkey + Playwright</w:t>
-      </w:r>
-      <w:r>
-        <w:rPr>
-          <w:sz w:val="21"/>
-        </w:rPr>
-        <w:t xml:space="preserve"> bridge that exposes the Gemini chat web UI as a Gemini-API-compatible HTTP endpoint and an MCP server, enabling programmatic LLM access without paid API quota — [github.com/mailming/gemini-chat-userscript](https://github.com/mailming/gemini-chat-userscript)</w:t>
-      </w:r>
-    </w:p>
-    <w:p>
-      <w:pPr>
-        <w:pStyle w:val="ResumeHeader"/>
-        <w:spacing w:before="160" w:after="0"/>
-      </w:pPr>
-      <w:r>
-        <w:rPr>
-          <w:b/>
-          <w:color w:val="1F3A68"/>
-          <w:sz w:val="23"/>
-        </w:rPr>
-        <w:t>Applied AI / Agent Study</w:t>
-      </w:r>
-    </w:p>
-    <w:p>
-      <w:pPr>
-        <w:pStyle w:val="ResumeBullets"/>
-        <w:spacing w:after="40"/>
-      </w:pPr>
-      <w:r>
-        <w:rPr>
-          <w:sz w:val="21"/>
-        </w:rPr>
-        <w:t xml:space="preserve">Active contributor and reader across the agent / LLM-ops ecosystem: </w:t>
-      </w:r>
-      <w:r>
-        <w:rPr>
-          <w:rFonts w:ascii="Consolas" w:hAnsi="Consolas"/>
-          <w:sz w:val="21"/>
-        </w:rPr>
-        <w:t>langfuse</w:t>
-      </w:r>
-      <w:r>
-        <w:rPr>
-          <w:sz w:val="21"/>
-        </w:rPr>
-        <w:t xml:space="preserve"> (LLM observability), </w:t>
-      </w:r>
-      <w:r>
-        <w:rPr>
-          <w:rFonts w:ascii="Consolas" w:hAnsi="Consolas"/>
-          <w:sz w:val="21"/>
-        </w:rPr>
-        <w:t>agentops</w:t>
-      </w:r>
-      <w:r>
-        <w:rPr>
-          <w:sz w:val="21"/>
-        </w:rPr>
-        <w:t xml:space="preserve"> (agent monitoring), Browser-MCP, </w:t>
-      </w:r>
-      <w:r>
-        <w:rPr>
-          <w:rFonts w:ascii="Consolas" w:hAnsi="Consolas"/>
-          <w:sz w:val="21"/>
-        </w:rPr>
-        <w:t>openclaw</w:t>
-      </w:r>
-      <w:r>
-        <w:rPr>
-          <w:sz w:val="21"/>
-        </w:rPr>
-        <w:t xml:space="preserve">, </w:t>
-      </w:r>
-      <w:r>
-        <w:rPr>
-          <w:rFonts w:ascii="Consolas" w:hAnsi="Consolas"/>
-          <w:sz w:val="21"/>
-        </w:rPr>
-        <w:t>minimind</w:t>
-      </w:r>
-      <w:r>
-        <w:rPr>
-          <w:sz w:val="21"/>
-        </w:rPr>
-        <w:t xml:space="preserve"> (training a 26M-parameter GPT from scratch), Anthropic's prompt-engineering tutorial, and multi-agent finance projects (</w:t>
-      </w:r>
-      <w:r>
-        <w:rPr>
-          <w:rFonts w:ascii="Consolas" w:hAnsi="Consolas"/>
-          <w:sz w:val="21"/>
-        </w:rPr>
-        <w:t>TradingAgents</w:t>
-      </w:r>
-      <w:r>
-        <w:rPr>
-          <w:sz w:val="21"/>
-        </w:rPr>
-        <w:t xml:space="preserve">, </w:t>
-      </w:r>
-      <w:r>
-        <w:rPr>
-          <w:rFonts w:ascii="Consolas" w:hAnsi="Consolas"/>
-          <w:sz w:val="21"/>
-        </w:rPr>
-        <w:t>ai-hedge-fund</w:t>
-      </w:r>
-      <w:r>
-        <w:rPr>
-          <w:sz w:val="21"/>
-        </w:rPr>
-        <w:t>)</w:t>
-      </w:r>
-    </w:p>
-    <w:p>
-      <w:pPr>
-        <w:spacing w:before="40" w:after="40"/>
-        <w:pBdr>
-          <w:bottom w:val="single" w:sz="6" w:space="1" w:color="auto"/>
-        </w:pBdr>
-      </w:pPr>
-    </w:p>
-    <w:p>
-      <w:pPr>
-        <w:pStyle w:val="Heading1"/>
-        <w:spacing w:before="160" w:after="40"/>
-      </w:pPr>
-      <w:r>
-        <w:rPr>
-          <w:b/>
-          <w:color w:val="1F3A68"/>
-          <w:sz w:val="26"/>
-        </w:rPr>
-        <w:t>WORK EXPERIENCE</w:t>
-      </w:r>
-    </w:p>
-    <w:p>
-      <w:pPr>
-        <w:pStyle w:val="ResumeHeader"/>
-        <w:spacing w:before="160" w:after="0"/>
-      </w:pPr>
-      <w:r>
-        <w:rPr>
-          <w:b/>
-          <w:color w:val="1F3A68"/>
-          <w:sz w:val="23"/>
-        </w:rPr>
-        <w:t>Senior Engineer (Staff-level scope) — GEICO, Artifact Management Platform (Developer Engineering)</w:t>
+        <w:t>EDUCATION</w:t>
       </w:r>
     </w:p>
     <w:p>
@@ -1199,862 +1307,53 @@
           <w:i/>
           <w:sz w:val="20"/>
         </w:rPr>
-        <w:t>Insurance · 06/2025 – Present</w:t>
-      </w:r>
-    </w:p>
-    <w:p>
-      <w:pPr>
-        <w:spacing w:after="40"/>
-      </w:pPr>
-      <w:r>
-        <w:rPr>
-          <w:i/>
-          <w:sz w:val="21"/>
-        </w:rPr>
-        <w:t>Title is Senior Engineer; operate as a Staff-level individual contributor — technical lead and primary architect for the team's biggest cross-org initiatives, partnering with Identity, SRE, Network, Database Platform, and Developer Engineering leadership.</w:t>
-      </w:r>
-    </w:p>
-    <w:p>
-      <w:pPr>
-        <w:pStyle w:val="ResumeBullets"/>
-        <w:spacing w:after="40"/>
-      </w:pPr>
-      <w:r>
-        <w:rPr>
-          <w:b/>
-          <w:sz w:val="21"/>
-        </w:rPr>
-        <w:t>Set the team's AI-operations direction</w:t>
-      </w:r>
-      <w:r>
-        <w:rPr>
-          <w:sz w:val="21"/>
-        </w:rPr>
-        <w:t xml:space="preserve"> — pioneered MCP-based AI-assisted ops on the Artifact Management Platform team and authored the integration guidelines now used across AMP (see </w:t>
-      </w:r>
-      <w:r>
-        <w:rPr>
-          <w:i/>
-          <w:sz w:val="21"/>
-        </w:rPr>
-        <w:t>AI / Agent Engineering — Selected Work</w:t>
-      </w:r>
-      <w:r>
-        <w:rPr>
-          <w:sz w:val="21"/>
-        </w:rPr>
-        <w:t xml:space="preserve"> above)</w:t>
-      </w:r>
-    </w:p>
-    <w:p>
-      <w:pPr>
-        <w:pStyle w:val="ResumeBullets"/>
-        <w:spacing w:after="40"/>
-      </w:pPr>
-      <w:r>
-        <w:rPr>
-          <w:b/>
-          <w:sz w:val="21"/>
-        </w:rPr>
-        <w:t>Technical lead for the JFrog SaaS POC</w:t>
-      </w:r>
-      <w:r>
-        <w:rPr>
-          <w:sz w:val="21"/>
-        </w:rPr>
-        <w:t xml:space="preserve"> through Phase 4 — proved Python/Java/Go publishing patterns and validated scale at 5,000 repos / 5,000 artifacts in parallel; outcomes feed GEICO's enterprise artifact-management roadmap</w:t>
-      </w:r>
-    </w:p>
-    <w:p>
-      <w:pPr>
-        <w:pStyle w:val="ResumeBullets"/>
-        <w:spacing w:after="40"/>
-      </w:pPr>
-      <w:r>
-        <w:rPr>
-          <w:b/>
-          <w:sz w:val="21"/>
-        </w:rPr>
-        <w:t>Architected the Entra ID auth boundary</w:t>
-      </w:r>
-      <w:r>
-        <w:rPr>
-          <w:sz w:val="21"/>
-        </w:rPr>
-        <w:t xml:space="preserve"> for the </w:t>
-      </w:r>
-      <w:r>
-        <w:rPr>
-          <w:rFonts w:ascii="Consolas" w:hAnsi="Consolas"/>
-          <w:sz w:val="21"/>
-        </w:rPr>
-        <w:t>amp-control-plane</w:t>
-      </w:r>
-      <w:r>
-        <w:rPr>
-          <w:sz w:val="21"/>
-        </w:rPr>
-        <w:t xml:space="preserve"> service via cross-team RFC — separated NP/PD access, aligned the platform with corporate SSO and service-to-service auth standards</w:t>
-      </w:r>
-    </w:p>
-    <w:p>
-      <w:pPr>
-        <w:pStyle w:val="ResumeBullets"/>
-        <w:spacing w:after="40"/>
-      </w:pPr>
-      <w:r>
-        <w:rPr>
-          <w:b/>
-          <w:sz w:val="21"/>
-        </w:rPr>
-        <w:t>Delivered zero-customer-impact platform upgrades</w:t>
-      </w:r>
-      <w:r>
-        <w:rPr>
-          <w:sz w:val="21"/>
-        </w:rPr>
-        <w:t xml:space="preserve"> of Artifactory (7.111.12 → 7.146.8) and X-Ray (3.131.20 → 3.143.12) across the Package Registry and Martech tenants on AKS</w:t>
-      </w:r>
-    </w:p>
-    <w:p>
-      <w:pPr>
-        <w:pStyle w:val="ResumeBullets"/>
-        <w:spacing w:after="40"/>
-      </w:pPr>
-      <w:r>
-        <w:rPr>
-          <w:b/>
-          <w:sz w:val="21"/>
-        </w:rPr>
-        <w:t>Drove the root-cause and unblock</w:t>
-      </w:r>
-      <w:r>
-        <w:rPr>
-          <w:sz w:val="21"/>
-        </w:rPr>
-        <w:t xml:space="preserve"> of an Azure Firewall TLS deep-packet-inspection issue against S3-backed remote repositories — produced the packet-level RCA and led the cross-team fix with the network organization</w:t>
-      </w:r>
-    </w:p>
-    <w:p>
-      <w:pPr>
-        <w:pStyle w:val="ResumeBullets"/>
-        <w:spacing w:after="40"/>
-      </w:pPr>
-      <w:r>
-        <w:rPr>
-          <w:b/>
-          <w:sz w:val="21"/>
-        </w:rPr>
-        <w:t>Owned the post-incident Correction of Errors</w:t>
-      </w:r>
-      <w:r>
-        <w:rPr>
-          <w:sz w:val="21"/>
-        </w:rPr>
-        <w:t xml:space="preserve"> for the April 2026 Azure East US outage (NOCIM-11695) and served as the AMP team on-call lead</w:t>
-      </w:r>
-    </w:p>
-    <w:p>
-      <w:pPr>
-        <w:pStyle w:val="ResumeHeader"/>
-        <w:spacing w:before="160" w:after="0"/>
-      </w:pPr>
-      <w:r>
-        <w:rPr>
-          <w:b/>
-          <w:color w:val="1F3A68"/>
-          <w:sz w:val="23"/>
-        </w:rPr>
-        <w:t>Staff Release Engineer / DevOps — Navan (formerly TripActions)</w:t>
-      </w:r>
-    </w:p>
-    <w:p>
-      <w:pPr>
-        <w:spacing w:after="40"/>
-      </w:pPr>
-      <w:r>
-        <w:rPr>
-          <w:b/>
+        <w:t>Purdue University</w:t>
+      </w:r>
+      <w:r>
+        <w:rPr>
           <w:i/>
           <w:sz w:val="20"/>
         </w:rPr>
-        <w:t>E-Commerce · 01/2022 – 04/2025</w:t>
-      </w:r>
-    </w:p>
-    <w:p>
-      <w:pPr>
-        <w:pStyle w:val="ResumeBullets"/>
-        <w:spacing w:after="40"/>
-      </w:pPr>
-      <w:r>
-        <w:rPr>
-          <w:sz w:val="21"/>
-        </w:rPr>
-        <w:t>Led SOC 2 Type II audit remediation with security, compliance, and engineering teams; hardened build, release, and AWS infrastructure to support Navan's IPO and ongoing compliance</w:t>
-      </w:r>
-    </w:p>
-    <w:p>
-      <w:pPr>
-        <w:pStyle w:val="ResumeBullets"/>
-        <w:spacing w:after="40"/>
-      </w:pPr>
-      <w:r>
-        <w:rPr>
-          <w:sz w:val="21"/>
-        </w:rPr>
-        <w:t>Deployed and integrated HashiCorp Vault for centralized secrets management and SonarCloud for static code analysis and security scanning across CI/CD pipelines</w:t>
-      </w:r>
-    </w:p>
-    <w:p>
-      <w:pPr>
-        <w:pStyle w:val="ResumeBullets"/>
-        <w:spacing w:after="40"/>
-      </w:pPr>
-      <w:r>
-        <w:rPr>
-          <w:sz w:val="21"/>
-        </w:rPr>
-        <w:t>Built and maintained continuous delivery for the company's core web application and data systems on AWS</w:t>
-      </w:r>
-    </w:p>
-    <w:p>
-      <w:pPr>
-        <w:pStyle w:val="ResumeBullets"/>
-        <w:spacing w:after="40"/>
-      </w:pPr>
-      <w:r>
-        <w:rPr>
-          <w:sz w:val="21"/>
-        </w:rPr>
-        <w:t>Owned SCM and release engineering for the engineering organization; optimized release processes across AWS environments</w:t>
-      </w:r>
-    </w:p>
-    <w:p>
-      <w:pPr>
-        <w:pStyle w:val="ResumeBullets"/>
-        <w:spacing w:after="40"/>
-      </w:pPr>
-      <w:r>
-        <w:rPr>
-          <w:sz w:val="21"/>
-        </w:rPr>
-        <w:t>Built mobile CI/CD pipelines with Bitrise to automate App Store and Google Play deployments</w:t>
-      </w:r>
-    </w:p>
-    <w:p>
-      <w:pPr>
-        <w:pStyle w:val="ResumeBullets"/>
-        <w:spacing w:after="40"/>
-      </w:pPr>
-      <w:r>
-        <w:rPr>
-          <w:sz w:val="21"/>
-        </w:rPr>
-        <w:t>Responded rapidly to pipeline failures and production incidents; performed root-cause analysis and drove permanent fixes</w:t>
-      </w:r>
-    </w:p>
-    <w:p>
-      <w:pPr>
-        <w:pStyle w:val="ResumeHeader"/>
-        <w:spacing w:before="160" w:after="0"/>
-      </w:pPr>
-      <w:r>
-        <w:rPr>
-          <w:b/>
-          <w:color w:val="1F3A68"/>
-          <w:sz w:val="23"/>
-        </w:rPr>
-        <w:t>Lead Release Engineer — Turn / Amobee</w:t>
-      </w:r>
-    </w:p>
-    <w:p>
-      <w:pPr>
-        <w:spacing w:after="40"/>
-      </w:pPr>
-      <w:r>
-        <w:rPr>
-          <w:b/>
+        <w:t xml:space="preserve"> — MS, Artificial Intelligence </w:t>
+      </w:r>
+      <w:r>
+        <w:rPr>
           <w:i/>
           <w:sz w:val="20"/>
         </w:rPr>
-        <w:t>Ad Technology · 12/2015 – 11/2021</w:t>
-      </w:r>
-    </w:p>
-    <w:p>
-      <w:pPr>
-        <w:pStyle w:val="ResumeBullets"/>
-        <w:spacing w:after="40"/>
-      </w:pPr>
-      <w:r>
-        <w:rPr>
-          <w:sz w:val="21"/>
-        </w:rPr>
-        <w:t>Led a team of 2 release engineers and 5 offshore NOC engineers, scaling release operations for a ~500-person engineering organization</w:t>
-      </w:r>
-    </w:p>
-    <w:p>
-      <w:pPr>
-        <w:pStyle w:val="ResumeBullets"/>
-        <w:spacing w:after="40"/>
-      </w:pPr>
-      <w:r>
-        <w:rPr>
-          <w:sz w:val="21"/>
-        </w:rPr>
-        <w:t>Redesigned and migrated Jenkins to a highly available, scalable architecture—reducing unplanned outages from hours per week to under 5 minutes of planned downtime per month, improving UI response from 12s to 0.5s per page, and saving $500K+/year vs. enterprise CloudBees licensing</w:t>
-      </w:r>
-    </w:p>
-    <w:p>
-      <w:pPr>
-        <w:pStyle w:val="ResumeBullets"/>
-        <w:spacing w:after="40"/>
-      </w:pPr>
-      <w:r>
-        <w:rPr>
-          <w:sz w:val="21"/>
-        </w:rPr>
-        <w:t>Redesigned and migrated Nexus with redundant HA architecture—eliminating unplanned outages post-migration and saving $100K+/year vs. enterprise Sonatype licensing</w:t>
-      </w:r>
-    </w:p>
-    <w:p>
-      <w:pPr>
-        <w:pStyle w:val="ResumeBullets"/>
-        <w:spacing w:after="40"/>
-      </w:pPr>
-      <w:r>
-        <w:rPr>
-          <w:sz w:val="21"/>
-        </w:rPr>
-        <w:t>Managed SCM and application deployments to thousands of production servers worldwide</w:t>
-      </w:r>
-    </w:p>
-    <w:p>
-      <w:pPr>
-        <w:pStyle w:val="ResumeBullets"/>
-        <w:spacing w:after="40"/>
-      </w:pPr>
-      <w:r>
-        <w:rPr>
-          <w:sz w:val="21"/>
-        </w:rPr>
-        <w:t>Built tools and automation to enable rapid, reliable deployment across production environments</w:t>
-      </w:r>
-    </w:p>
-    <w:p>
-      <w:pPr>
-        <w:pStyle w:val="ResumeBullets"/>
-        <w:spacing w:after="40"/>
-      </w:pPr>
-      <w:r>
-        <w:rPr>
-          <w:sz w:val="21"/>
-        </w:rPr>
-        <w:t>Enforced and improved release processes; served in a hands-on Technical Operations role for production systems</w:t>
-      </w:r>
-    </w:p>
-    <w:p>
-      <w:pPr>
-        <w:pStyle w:val="ResumeHeader"/>
-        <w:spacing w:before="160" w:after="0"/>
-      </w:pPr>
-      <w:r>
-        <w:rPr>
-          <w:b/>
-          <w:color w:val="1F3A68"/>
-          <w:sz w:val="23"/>
-        </w:rPr>
-        <w:t>Sr. Software Engineer — Skytree</w:t>
-      </w:r>
-    </w:p>
-    <w:p>
-      <w:pPr>
-        <w:spacing w:after="40"/>
-      </w:pPr>
-      <w:r>
-        <w:rPr>
-          <w:b/>
+        <w:t>(In Progress)</w:t>
+      </w:r>
+      <w:r>
+        <w:rPr>
           <w:i/>
           <w:sz w:val="20"/>
         </w:rPr>
-        <w:t>Machine Learning · 04/2014 – 11/2015</w:t>
-      </w:r>
-    </w:p>
-    <w:p>
-      <w:pPr>
-        <w:pStyle w:val="ResumeBullets"/>
+        <w:t xml:space="preserve"> · ECE 50874/59500: led OpenClaw cost-aware runtime plugin (final project), LLM-augmented software engineering</w:t>
+      </w:r>
+    </w:p>
+    <w:p>
+      <w:pPr>
         <w:spacing w:after="40"/>
       </w:pPr>
       <w:r>
         <w:rPr>
-          <w:sz w:val="21"/>
-        </w:rPr>
-        <w:t>Designed and implemented end-to-end Continuous Integration and Continuous Delivery systems</w:t>
-      </w:r>
-    </w:p>
-    <w:p>
-      <w:pPr>
-        <w:pStyle w:val="ResumeBullets"/>
-        <w:spacing w:after="40"/>
-      </w:pPr>
-      <w:r>
-        <w:rPr>
-          <w:sz w:val="21"/>
-        </w:rPr>
-        <w:t>Built automation tools to accelerate the development lifecycle and dynamic cluster provisioning on AWS (EC2, S3, EMR)</w:t>
-      </w:r>
-    </w:p>
-    <w:p>
-      <w:pPr>
-        <w:pStyle w:val="ResumeBullets"/>
-        <w:spacing w:after="40"/>
-      </w:pPr>
-      <w:r>
-        <w:rPr>
-          <w:sz w:val="21"/>
-        </w:rPr>
-        <w:t>Designed and implemented a PaaS tool for on-demand environment provisioning</w:t>
-      </w:r>
-    </w:p>
-    <w:p>
-      <w:pPr>
-        <w:pStyle w:val="ResumeBullets"/>
-        <w:spacing w:after="40"/>
-      </w:pPr>
-      <w:r>
-        <w:rPr>
-          <w:sz w:val="21"/>
-        </w:rPr>
-        <w:t>Introduced Scrum and led the development team through agile adoption using Jira</w:t>
-      </w:r>
-    </w:p>
-    <w:p>
-      <w:pPr>
-        <w:pStyle w:val="ResumeHeader"/>
-        <w:spacing w:before="160" w:after="0"/>
-      </w:pPr>
-      <w:r>
-        <w:rPr>
-          <w:b/>
-          <w:color w:val="1F3A68"/>
-          <w:sz w:val="23"/>
-        </w:rPr>
-        <w:t>Sr. Software Engineer — Walmart Labs</w:t>
-      </w:r>
-    </w:p>
-    <w:p>
-      <w:pPr>
-        <w:spacing w:after="40"/>
-      </w:pPr>
-      <w:r>
-        <w:rPr>
-          <w:b/>
+          <w:b/>
+          <w:sz w:val="21"/>
+        </w:rPr>
+        <w:t>UCLA</w:t>
+      </w:r>
+      <w:r>
+        <w:rPr>
+          <w:sz w:val="21"/>
+        </w:rPr>
+        <w:t xml:space="preserve"> — BS, Computer Science </w:t>
+      </w:r>
+      <w:r>
+        <w:rPr>
           <w:i/>
-          <w:sz w:val="20"/>
-        </w:rPr>
-        <w:t>E-Commerce · 03/2013 – 04/2014</w:t>
-      </w:r>
-    </w:p>
-    <w:p>
-      <w:pPr>
-        <w:pStyle w:val="ResumeBullets"/>
-        <w:spacing w:after="40"/>
-      </w:pPr>
-      <w:r>
-        <w:rPr>
-          <w:sz w:val="21"/>
-        </w:rPr>
-        <w:t>Built, released, and automated deployments into Dev, QA, and internal production environments</w:t>
-      </w:r>
-    </w:p>
-    <w:p>
-      <w:pPr>
-        <w:pStyle w:val="ResumeBullets"/>
-        <w:spacing w:after="40"/>
-      </w:pPr>
-      <w:r>
-        <w:rPr>
-          <w:sz w:val="21"/>
-        </w:rPr>
-        <w:t>Operated, monitored, and administered multiple production systems and internal tools</w:t>
-      </w:r>
-    </w:p>
-    <w:p>
-      <w:pPr>
-        <w:pStyle w:val="ResumeBullets"/>
-        <w:spacing w:after="40"/>
-      </w:pPr>
-      <w:r>
-        <w:rPr>
-          <w:sz w:val="21"/>
-        </w:rPr>
-        <w:t>Provided build, release, and infrastructure support across engineering teams in an agile environment</w:t>
-      </w:r>
-    </w:p>
-    <w:p>
-      <w:pPr>
-        <w:pStyle w:val="ResumeHeader"/>
-        <w:spacing w:before="160" w:after="0"/>
-      </w:pPr>
-      <w:r>
-        <w:rPr>
-          <w:b/>
-          <w:color w:val="1F3A68"/>
-          <w:sz w:val="23"/>
-        </w:rPr>
-        <w:t>Software Engineer — Macrovision / Rovi</w:t>
-      </w:r>
-    </w:p>
-    <w:p>
-      <w:pPr>
-        <w:spacing w:after="40"/>
-      </w:pPr>
-      <w:r>
-        <w:rPr>
-          <w:b/>
-          <w:i/>
-          <w:sz w:val="20"/>
-        </w:rPr>
-        <w:t>Digital Media · 11/2009 – 02/2013</w:t>
-      </w:r>
-    </w:p>
-    <w:p>
-      <w:pPr>
-        <w:pStyle w:val="ResumeBullets"/>
-        <w:spacing w:after="40"/>
-      </w:pPr>
-      <w:r>
-        <w:rPr>
-          <w:sz w:val="21"/>
-        </w:rPr>
-        <w:t>Defined and maintained configuration management, build/release, and change management across 20+ projects with four domestic and international teams</w:t>
-      </w:r>
-    </w:p>
-    <w:p>
-      <w:pPr>
-        <w:pStyle w:val="ResumeBullets"/>
-        <w:spacing w:after="40"/>
-      </w:pPr>
-      <w:r>
-        <w:rPr>
-          <w:sz w:val="21"/>
-        </w:rPr>
-        <w:t>Led server layout design and deployment procedures for server, web, and mobile applications</w:t>
-      </w:r>
-    </w:p>
-    <w:p>
-      <w:pPr>
-        <w:pStyle w:val="ResumeBullets"/>
-        <w:spacing w:after="40"/>
-      </w:pPr>
-      <w:r>
-        <w:rPr>
-          <w:sz w:val="21"/>
-        </w:rPr>
-        <w:t>Supported Hadoop, MapReduce, and MongoDB system setup and operations</w:t>
-      </w:r>
-    </w:p>
-    <w:p>
-      <w:pPr>
-        <w:pStyle w:val="ResumeBullets"/>
-        <w:spacing w:after="40"/>
-      </w:pPr>
-      <w:r>
-        <w:rPr>
-          <w:sz w:val="21"/>
-        </w:rPr>
-        <w:t>Automated builds (Maven, Ant, xcodebuild, MSBuild) and CI pipelines (TeamCity, Jenkins)</w:t>
-      </w:r>
-    </w:p>
-    <w:p>
-      <w:pPr>
-        <w:pStyle w:val="ResumeBullets"/>
-        <w:spacing w:after="40"/>
-      </w:pPr>
-      <w:r>
-        <w:rPr>
-          <w:sz w:val="21"/>
-        </w:rPr>
-        <w:t>Built a configuration management portal with source archives, build metadata, and automated release notes</w:t>
-      </w:r>
-    </w:p>
-    <w:p>
-      <w:pPr>
-        <w:pStyle w:val="ResumeBullets"/>
-        <w:spacing w:after="40"/>
-      </w:pPr>
-      <w:r>
-        <w:rPr>
-          <w:sz w:val="21"/>
-        </w:rPr>
-        <w:t>Automated Tomcat deployments via Shell scripting; developed Python system tools and RPM-based installations</w:t>
-      </w:r>
-    </w:p>
-    <w:p>
-      <w:pPr>
-        <w:pStyle w:val="ResumeBullets"/>
-        <w:spacing w:after="40"/>
-      </w:pPr>
-      <w:r>
-        <w:rPr>
-          <w:sz w:val="21"/>
-        </w:rPr>
-        <w:t>Established and maintained company Git repositories</w:t>
-      </w:r>
-    </w:p>
-    <w:p>
-      <w:pPr>
-        <w:pStyle w:val="ResumeHeader"/>
-        <w:spacing w:before="160" w:after="0"/>
-      </w:pPr>
-      <w:r>
-        <w:rPr>
-          <w:b/>
-          <w:color w:val="1F3A68"/>
-          <w:sz w:val="23"/>
-        </w:rPr>
-        <w:t>SCM Manager — Helio / Virgin Mobile USA / Sprint</w:t>
-      </w:r>
-    </w:p>
-    <w:p>
-      <w:pPr>
-        <w:spacing w:after="40"/>
-      </w:pPr>
-      <w:r>
-        <w:rPr>
-          <w:b/>
-          <w:i/>
-          <w:sz w:val="20"/>
-        </w:rPr>
-        <w:t>Telecommunications · 02/2007 – 10/2009</w:t>
-      </w:r>
-    </w:p>
-    <w:p>
-      <w:pPr>
-        <w:pStyle w:val="ResumeBullets"/>
-        <w:spacing w:after="40"/>
-      </w:pPr>
-      <w:r>
-        <w:rPr>
-          <w:sz w:val="21"/>
-        </w:rPr>
-        <w:t>Led server layout design and deployment procedures across multiple product lines</w:t>
-      </w:r>
-    </w:p>
-    <w:p>
-      <w:pPr>
-        <w:pStyle w:val="ResumeBullets"/>
-        <w:spacing w:after="40"/>
-      </w:pPr>
-      <w:r>
-        <w:rPr>
-          <w:sz w:val="21"/>
-        </w:rPr>
-        <w:t>Administered a 10+ server Linux dev lab; implemented VM automation via Kickstart</w:t>
-      </w:r>
-    </w:p>
-    <w:p>
-      <w:pPr>
-        <w:pStyle w:val="ResumeBullets"/>
-        <w:spacing w:after="40"/>
-      </w:pPr>
-      <w:r>
-        <w:rPr>
-          <w:sz w:val="21"/>
-        </w:rPr>
-        <w:t>Built CI pipelines with CruiseControl and Hudson/Jenkins; automated JBoss deployments with Shell, Perl, and Python</w:t>
-      </w:r>
-    </w:p>
-    <w:p>
-      <w:pPr>
-        <w:pStyle w:val="ResumeBullets"/>
-        <w:spacing w:after="40"/>
-      </w:pPr>
-      <w:r>
-        <w:rPr>
-          <w:sz w:val="21"/>
-        </w:rPr>
-        <w:t>Evaluated and deployed defect tracking systems (Jira, Trac, Bugzilla, Mantis); implemented Trac and Bugzilla for dev and QA</w:t>
-      </w:r>
-    </w:p>
-    <w:p>
-      <w:pPr>
-        <w:pStyle w:val="ResumeBullets"/>
-        <w:spacing w:after="40"/>
-      </w:pPr>
-      <w:r>
-        <w:rPr>
-          <w:sz w:val="21"/>
-        </w:rPr>
-        <w:t>Created a configuration management portal and continuous deployment workflows using ControlTier</w:t>
-      </w:r>
-    </w:p>
-    <w:p>
-      <w:pPr>
-        <w:pStyle w:val="ResumeHeader"/>
-        <w:spacing w:before="160" w:after="0"/>
-      </w:pPr>
-      <w:r>
-        <w:rPr>
-          <w:b/>
-          <w:color w:val="1F3A68"/>
-          <w:sz w:val="23"/>
-        </w:rPr>
-        <w:t>Software Developer — XLDynamics</w:t>
-      </w:r>
-    </w:p>
-    <w:p>
-      <w:pPr>
-        <w:spacing w:after="40"/>
-      </w:pPr>
-      <w:r>
-        <w:rPr>
-          <w:b/>
-          <w:sz w:val="21"/>
-        </w:rPr>
-        <w:t>01/2005 – 02/2007</w:t>
-      </w:r>
-    </w:p>
-    <w:p>
-      <w:pPr>
-        <w:pStyle w:val="ResumeBullets"/>
-        <w:spacing w:after="40"/>
-      </w:pPr>
-      <w:r>
-        <w:rPr>
-          <w:sz w:val="21"/>
-        </w:rPr>
-        <w:t>Built and configured core development systems across Linux, Unix, and Windows</w:t>
-      </w:r>
-    </w:p>
-    <w:p>
-      <w:pPr>
-        <w:pStyle w:val="ResumeBullets"/>
-        <w:spacing w:after="40"/>
-      </w:pPr>
-      <w:r>
-        <w:rPr>
-          <w:sz w:val="21"/>
-        </w:rPr>
-        <w:t>Created Shell scripts to monitor, test, and install software on Linux servers</w:t>
-      </w:r>
-    </w:p>
-    <w:p>
-      <w:pPr>
-        <w:pStyle w:val="ResumeBullets"/>
-        <w:spacing w:after="40"/>
-      </w:pPr>
-      <w:r>
-        <w:rPr>
-          <w:sz w:val="21"/>
-        </w:rPr>
-        <w:t>Developed C++ XML/SOAP applications and HTML/JavaScript web interfaces</w:t>
-      </w:r>
-    </w:p>
-    <w:p>
-      <w:pPr>
-        <w:pStyle w:val="ResumeBullets"/>
-        <w:spacing w:after="40"/>
-      </w:pPr>
-      <w:r>
-        <w:rPr>
-          <w:sz w:val="21"/>
-        </w:rPr>
-        <w:t>Resolved build and release issues and tracked software changes across multiple projects</w:t>
-      </w:r>
-    </w:p>
-    <w:p>
-      <w:pPr>
-        <w:spacing w:before="40" w:after="40"/>
-        <w:pBdr>
-          <w:bottom w:val="single" w:sz="6" w:space="1" w:color="auto"/>
-        </w:pBdr>
-      </w:pPr>
-    </w:p>
-    <w:p>
-      <w:pPr>
-        <w:pStyle w:val="Heading1"/>
-        <w:spacing w:before="160" w:after="40"/>
-      </w:pPr>
-      <w:r>
-        <w:rPr>
-          <w:b/>
-          <w:color w:val="1F3A68"/>
-          <w:sz w:val="26"/>
-        </w:rPr>
-        <w:t>EDUCATION</w:t>
-      </w:r>
-    </w:p>
-    <w:p>
-      <w:pPr>
-        <w:spacing w:after="40"/>
-      </w:pPr>
-      <w:r>
-        <w:rPr>
-          <w:b/>
-          <w:sz w:val="21"/>
-        </w:rPr>
-        <w:t>Purdue University</w:t>
-      </w:r>
-      <w:r>
-        <w:rPr>
-          <w:sz w:val="21"/>
-        </w:rPr>
-        <w:t xml:space="preserve"> — Master of Science, Artificial Intelligence </w:t>
-      </w:r>
-      <w:r>
-        <w:rPr>
-          <w:i/>
-          <w:sz w:val="21"/>
-        </w:rPr>
-        <w:t>(In Progress)</w:t>
-      </w:r>
-    </w:p>
-    <w:p>
-      <w:pPr>
-        <w:spacing w:after="40"/>
-      </w:pPr>
-      <w:r>
-        <w:rPr>
-          <w:i/>
-          <w:sz w:val="21"/>
-        </w:rPr>
-        <w:t>Coursework:</w:t>
-      </w:r>
-      <w:r>
-        <w:rPr>
-          <w:sz w:val="21"/>
-        </w:rPr>
-        <w:t xml:space="preserve"> ECE 50874/59500 Software Reliability &amp; LLM-Augmented Engineering (Redundant Designs in Software, LLM-Powered N-Version Programming, Cost-Aware Agent Runtimes)</w:t>
-      </w:r>
-    </w:p>
-    <w:p>
-      <w:pPr>
-        <w:spacing w:after="40"/>
-      </w:pPr>
-      <w:r>
-        <w:rPr>
-          <w:b/>
-          <w:sz w:val="21"/>
-        </w:rPr>
-        <w:t>University of California, Los Angeles (UCLA)</w:t>
-      </w:r>
-      <w:r>
-        <w:rPr>
-          <w:sz w:val="21"/>
-        </w:rPr>
-        <w:t xml:space="preserve"> — Bachelor of Science, Computer Science</w:t>
-      </w:r>
-    </w:p>
-    <w:p>
-      <w:pPr>
-        <w:spacing w:after="40"/>
-      </w:pPr>
-      <w:r>
-        <w:rPr>
-          <w:i/>
-          <w:sz w:val="21"/>
-        </w:rPr>
-        <w:t>Minor: Mathematics and Economics</w:t>
+          <w:sz w:val="21"/>
+        </w:rPr>
+        <w:t>(Minor: Mathematics &amp; Economics)</w:t>
       </w:r>
     </w:p>
     <w:p>

--- a/Mingresume.docx
+++ b/Mingresume.docx
@@ -78,20 +78,85 @@
         <w:rPr>
           <w:sz w:val="21"/>
         </w:rPr>
-        <w:t xml:space="preserve">Staff-scope DevOps and platform engineer with 20+ years building CI/CD, artifact management, and high-availability infrastructure across AWS, Azure, and Kubernetes. Currently Staff Engineer on GEICO's Artifact Management Platform — improved Artifactory from ~1 major incident/month to </w:t>
-      </w:r>
-      <w:r>
-        <w:rPr>
-          <w:b/>
-          <w:sz w:val="21"/>
-        </w:rPr>
-        <w:t>four-nines (99.99%) Artifactory availability SLO</w:t>
-      </w:r>
-      <w:r>
-        <w:rPr>
-          <w:sz w:val="21"/>
-        </w:rPr>
-        <w:t xml:space="preserve">, technical lead for enterprise JFrog strategy, Entra ID platform auth, and SOC-grade platform operations. Previously Staff Release Engineer at Navan (SOC 2 Type II / IPO readiness). Track record of multi-million-dollar savings through HA Jenkins/Nexus migrations, global release operations at scale, and cross-org incident leadership. </w:t>
+        <w:t xml:space="preserve">Staff-scope DevOps / platform engineer and AI builder with 20+ years across CI/CD, artifact management, and high-availability infrastructure on AWS, Azure, and Kubernetes. Staff Engineer on GEICO's Artifact Management Platform — drove Artifactory from ~1 major incident/month to </w:t>
+      </w:r>
+      <w:r>
+        <w:rPr>
+          <w:b/>
+          <w:sz w:val="21"/>
+        </w:rPr>
+        <w:t>four-nines (99.99%) availability SLO</w:t>
+      </w:r>
+      <w:r>
+        <w:rPr>
+          <w:sz w:val="21"/>
+        </w:rPr>
+        <w:t xml:space="preserve">, and currently delivering a portfolio of </w:t>
+      </w:r>
+      <w:r>
+        <w:rPr>
+          <w:b/>
+          <w:sz w:val="21"/>
+        </w:rPr>
+        <w:t>AI initiatives selected for GEICO's DE AI Showcase</w:t>
+      </w:r>
+      <w:r>
+        <w:rPr>
+          <w:sz w:val="21"/>
+        </w:rPr>
+        <w:t xml:space="preserve">: a Claude Agent triage prototype for the team's Slack help channel, an </w:t>
+      </w:r>
+      <w:r>
+        <w:rPr>
+          <w:b/>
+          <w:sz w:val="21"/>
+        </w:rPr>
+        <w:t>AI-powered CI/CD pipeline migration engine</w:t>
+      </w:r>
+      <w:r>
+        <w:rPr>
+          <w:sz w:val="21"/>
+        </w:rPr>
+        <w:t xml:space="preserve"> for JFrog SaaS, a </w:t>
+      </w:r>
+      <w:r>
+        <w:rPr>
+          <w:b/>
+          <w:sz w:val="21"/>
+        </w:rPr>
+        <w:t>Claude Code plugin</w:t>
+      </w:r>
+      <w:r>
+        <w:rPr>
+          <w:sz w:val="21"/>
+        </w:rPr>
+        <w:t xml:space="preserve"> that lets engineers manage Artifactory in plain English, and </w:t>
+      </w:r>
+      <w:r>
+        <w:rPr>
+          <w:b/>
+          <w:sz w:val="21"/>
+        </w:rPr>
+        <w:t>AI-consumable runbooks/ADR</w:t>
+      </w:r>
+      <w:r>
+        <w:rPr>
+          <w:sz w:val="21"/>
+        </w:rPr>
+        <w:t xml:space="preserve"> for artifact authentication. Invited to GEICO's Claude Code pilot; authored the formal </w:t>
+      </w:r>
+      <w:r>
+        <w:rPr>
+          <w:i/>
+          <w:sz w:val="21"/>
+        </w:rPr>
+        <w:t>"Cursor MCP × Slack"</w:t>
+      </w:r>
+      <w:r>
+        <w:rPr>
+          <w:sz w:val="21"/>
+        </w:rPr>
+        <w:t xml:space="preserve"> business requirement and built the Cursor-cached-token bridge enabling Claude Code to reuse Cursor's Slack MCP. Previously Staff Release Engineer at Navan (SOC 2 Type II, IPO readiness); $600K+/year savings through HA Jenkins/Nexus migrations at Turn/Amobee. </w:t>
       </w:r>
       <w:r>
         <w:rPr>
@@ -117,7 +182,7 @@
         <w:rPr>
           <w:sz w:val="21"/>
         </w:rPr>
-        <w:t xml:space="preserve"> (originated the approach; primary implementer) for production browser-agent governance. Pursuing MS in Artificial Intelligence at Purdue; founder of [SmartTuna](https://smarttuna.ai/).</w:t>
+        <w:t xml:space="preserve"> (originated the approach; primary implementer) — Purdue ECE 50874/59500 final project. Pursuing MS in Artificial Intelligence at Purdue; founder of [SmartTuna](https://smarttuna.ai/).</w:t>
       </w:r>
     </w:p>
     <w:p>
@@ -178,7 +243,19 @@
           <w:i/>
           <w:sz w:val="21"/>
         </w:rPr>
-        <w:t>Technical lead and primary architect for the team's largest cross-org initiatives — Identity, SRE, Network, Database Platform, and Developer Engineering.</w:t>
+        <w:t>Technical lead and primary architect for AMP's largest cross-org initiatives — Identity, SRE, Network, Database Platform, and Developer Engineering. Selected for GEICO's DE AI Showcase track.</w:t>
+      </w:r>
+    </w:p>
+    <w:p>
+      <w:pPr>
+        <w:spacing w:after="40"/>
+      </w:pPr>
+      <w:r>
+        <w:rPr>
+          <w:i/>
+          <w:sz w:val="21"/>
+        </w:rPr>
+        <w:t>AI initiatives</w:t>
       </w:r>
     </w:p>
     <w:p>
@@ -191,26 +268,192 @@
           <w:b/>
           <w:sz w:val="21"/>
         </w:rPr>
+        <w:t>Claude Agent prototype for `#help-pkg-mgmt`</w:t>
+      </w:r>
+      <w:r>
+        <w:rPr>
+          <w:sz w:val="21"/>
+        </w:rPr>
+        <w:t xml:space="preserve"> — designed and building a Claude Agent SDK prototype that ingests the team's Slack help-channel data and surfaces recurring issues, unanswered threads, and trend signals — eliminating single-point-of-failure support and feeding the DE AI June Showcase</w:t>
+      </w:r>
+    </w:p>
+    <w:p>
+      <w:pPr>
+        <w:pStyle w:val="ResumeBullets"/>
+        <w:spacing w:after="40"/>
+      </w:pPr>
+      <w:r>
+        <w:rPr>
+          <w:b/>
+          <w:sz w:val="21"/>
+        </w:rPr>
+        <w:t>AI-powered CI/CD migration engine for JFrog SaaS</w:t>
+      </w:r>
+      <w:r>
+        <w:rPr>
+          <w:sz w:val="21"/>
+        </w:rPr>
+        <w:t xml:space="preserve"> — leading delivery of an AI agent that scans all GEICO CI/CD pipelines (GitHub Actions + Azure DevOps), figures out the required auth / URL / repo-structure changes, and opens a migration PR for each team to review — target: 100% of inventoried pipelines</w:t>
+      </w:r>
+    </w:p>
+    <w:p>
+      <w:pPr>
+        <w:pStyle w:val="ResumeBullets"/>
+        <w:spacing w:after="40"/>
+      </w:pPr>
+      <w:r>
+        <w:rPr>
+          <w:b/>
+          <w:sz w:val="21"/>
+        </w:rPr>
+        <w:t>Claude Code plugin for AMP / JFrog</w:t>
+      </w:r>
+      <w:r>
+        <w:rPr>
+          <w:sz w:val="21"/>
+        </w:rPr>
+        <w:t xml:space="preserve"> — building a plain-English Claude Code plugin so engineers can create repositories, configure OIDC, and check migration status without filing tickets or using the JFrog UI; aimed at a measurable drop in support-ticket volume</w:t>
+      </w:r>
+    </w:p>
+    <w:p>
+      <w:pPr>
+        <w:pStyle w:val="ResumeBullets"/>
+        <w:spacing w:after="40"/>
+      </w:pPr>
+      <w:r>
+        <w:rPr>
+          <w:b/>
+          <w:sz w:val="21"/>
+        </w:rPr>
+        <w:t>AI-consumable artifact-auth ADR</w:t>
+      </w:r>
+      <w:r>
+        <w:rPr>
+          <w:sz w:val="21"/>
+        </w:rPr>
+        <w:t xml:space="preserve"> — defining GEICO's standard for OIDC / service-principal / Artifactory integration as machine-readable runbooks an AI agent can use to onboard external teams without AMP hand-holding</w:t>
+      </w:r>
+    </w:p>
+    <w:p>
+      <w:pPr>
+        <w:pStyle w:val="ResumeBullets"/>
+        <w:spacing w:after="40"/>
+      </w:pPr>
+      <w:r>
+        <w:rPr>
+          <w:b/>
+          <w:sz w:val="21"/>
+        </w:rPr>
+        <w:t>Cursor / Claude Code pilot lead &amp; GEICO AI tooling advocate</w:t>
+      </w:r>
+      <w:r>
+        <w:rPr>
+          <w:sz w:val="21"/>
+        </w:rPr>
+        <w:t xml:space="preserve"> — invited to GEICO's Claude Code pilot; authored the formal "Cursor MCP × Slack" business-requirement doc; reverse-engineered and built the Cursor-cached-token bridge that lets Claude Code reuse Cursor's encrypted Slack MCP credentials; active contributor in </w:t>
+      </w:r>
+      <w:r>
+        <w:rPr>
+          <w:rFonts w:ascii="Consolas" w:hAnsi="Consolas"/>
+          <w:sz w:val="21"/>
+        </w:rPr>
+        <w:t>#sig-ai-assisted-development</w:t>
+      </w:r>
+    </w:p>
+    <w:p>
+      <w:pPr>
+        <w:pStyle w:val="ResumeBullets"/>
+        <w:spacing w:after="40"/>
+      </w:pPr>
+      <w:r>
+        <w:rPr>
+          <w:b/>
+          <w:sz w:val="21"/>
+        </w:rPr>
+        <w:t>MCP integration &amp; agent skills for AMP ops</w:t>
+      </w:r>
+      <w:r>
+        <w:rPr>
+          <w:sz w:val="21"/>
+        </w:rPr>
+        <w:t xml:space="preserve"> — introduced JFrog, Slack, ADO, and GitHub MCP servers and Claude/Cursor agent skills (</w:t>
+      </w:r>
+      <w:r>
+        <w:rPr>
+          <w:rFonts w:ascii="Consolas" w:hAnsi="Consolas"/>
+          <w:sz w:val="21"/>
+        </w:rPr>
+        <w:t>solve-case</w:t>
+      </w:r>
+      <w:r>
+        <w:rPr>
+          <w:sz w:val="21"/>
+        </w:rPr>
+        <w:t xml:space="preserve">, </w:t>
+      </w:r>
+      <w:r>
+        <w:rPr>
+          <w:rFonts w:ascii="Consolas" w:hAnsi="Consolas"/>
+          <w:sz w:val="21"/>
+        </w:rPr>
+        <w:t>close-case</w:t>
+      </w:r>
+      <w:r>
+        <w:rPr>
+          <w:sz w:val="21"/>
+        </w:rPr>
+        <w:t xml:space="preserve">, </w:t>
+      </w:r>
+      <w:r>
+        <w:rPr>
+          <w:rFonts w:ascii="Consolas" w:hAnsi="Consolas"/>
+          <w:sz w:val="21"/>
+        </w:rPr>
+        <w:t>build-kb</w:t>
+      </w:r>
+      <w:r>
+        <w:rPr>
+          <w:sz w:val="21"/>
+        </w:rPr>
+        <w:t>) into the team's support, RCA, and runbook workflows</w:t>
+      </w:r>
+    </w:p>
+    <w:p>
+      <w:pPr>
+        <w:spacing w:after="40"/>
+      </w:pPr>
+      <w:r>
+        <w:rPr>
+          <w:i/>
+          <w:sz w:val="21"/>
+        </w:rPr>
+        <w:t>Platform engineering</w:t>
+      </w:r>
+    </w:p>
+    <w:p>
+      <w:pPr>
+        <w:pStyle w:val="ResumeBullets"/>
+        <w:spacing w:after="40"/>
+      </w:pPr>
+      <w:r>
+        <w:rPr>
+          <w:b/>
+          <w:sz w:val="21"/>
+        </w:rPr>
         <w:t>Artifactory reliability turnaround</w:t>
       </w:r>
       <w:r>
         <w:rPr>
           <w:sz w:val="21"/>
         </w:rPr>
-        <w:t xml:space="preserve"> — investigated recurring production failures and drove remediation across platform, config, and operations; improved from </w:t>
-      </w:r>
-      <w:r>
-        <w:rPr>
-          <w:b/>
-          <w:sz w:val="21"/>
-        </w:rPr>
-        <w:t>~1 major incident/month to four-nines (99.99%) Artifactory availability SLO</w:t>
-      </w:r>
-      <w:r>
-        <w:rPr>
-          <w:sz w:val="21"/>
-        </w:rPr>
-        <w:t xml:space="preserve"> completion</w:t>
+        <w:t xml:space="preserve"> — investigated recurring production failures and drove remediation across platform, config, and operations; </w:t>
+      </w:r>
+      <w:r>
+        <w:rPr>
+          <w:b/>
+          <w:sz w:val="21"/>
+        </w:rPr>
+        <w:t>~1 major incident/month → four-nines (99.99%) availability SLO</w:t>
       </w:r>
     </w:p>
     <w:p>
@@ -280,7 +523,7 @@
         <w:rPr>
           <w:sz w:val="21"/>
         </w:rPr>
-        <w:t xml:space="preserve"> — built automation pipeline for rolling Artifactory and X-Ray upgrades across Package Registry and Martech tenants on AKS with </w:t>
+        <w:t xml:space="preserve"> — built scripted, pipeline-driven rolling upgrades for Artifactory and X-Ray across Package Registry and Martech tenants on AKS with </w:t>
       </w:r>
       <w:r>
         <w:rPr>
@@ -289,6 +532,12 @@
         </w:rPr>
         <w:t>zero customer impact</w:t>
       </w:r>
+      <w:r>
+        <w:rPr>
+          <w:sz w:val="21"/>
+        </w:rPr>
+        <w:t xml:space="preserve"> and a documented runbook any teammate can execute</w:t>
+      </w:r>
     </w:p>
     <w:p>
       <w:pPr>
@@ -306,26 +555,46 @@
         <w:rPr>
           <w:sz w:val="21"/>
         </w:rPr>
-        <w:t xml:space="preserve"> — packet-level RCA and cross-team fix for Azure Firewall TLS DPI against S3-backed repos; owned CoE for April 2026 Azure East US outage (NOCIM-11695); AMP on-call lead</w:t>
-      </w:r>
-    </w:p>
-    <w:p>
-      <w:pPr>
-        <w:pStyle w:val="ResumeBullets"/>
-        <w:spacing w:after="40"/>
-      </w:pPr>
-      <w:r>
-        <w:rPr>
-          <w:b/>
-          <w:sz w:val="21"/>
-        </w:rPr>
-        <w:t>AI-assisted platform ops</w:t>
-      </w:r>
-      <w:r>
-        <w:rPr>
-          <w:sz w:val="21"/>
-        </w:rPr>
-        <w:t xml:space="preserve"> — introduced MCP-based tooling (JFrog, Slack) and agent skills for support triage, RCA, and runbook workflows</w:t>
+        <w:t xml:space="preserve"> — packet-level RCA and cross-team fix for Azure Firewall TLS DPI on S3-backed repos; JFrog Go-module cache RCA (</w:t>
+      </w:r>
+      <w:r>
+        <w:rPr>
+          <w:rFonts w:ascii="Consolas" w:hAnsi="Consolas"/>
+          <w:sz w:val="21"/>
+        </w:rPr>
+        <w:t>workflowengine</w:t>
+      </w:r>
+      <w:r>
+        <w:rPr>
+          <w:sz w:val="21"/>
+        </w:rPr>
+        <w:t xml:space="preserve"> v1.7.9); Debian </w:t>
+      </w:r>
+      <w:r>
+        <w:rPr>
+          <w:rFonts w:ascii="Consolas" w:hAnsi="Consolas"/>
+          <w:sz w:val="21"/>
+        </w:rPr>
+        <w:t>deb.architecture</w:t>
+      </w:r>
+      <w:r>
+        <w:rPr>
+          <w:sz w:val="21"/>
+        </w:rPr>
+        <w:t xml:space="preserve"> indexer fix; Martech JVM/OOM investigation; CoE author for </w:t>
+      </w:r>
+      <w:r>
+        <w:rPr>
+          <w:b/>
+          <w:sz w:val="21"/>
+        </w:rPr>
+        <w:t>NOCIM-11695</w:t>
+      </w:r>
+      <w:r>
+        <w:rPr>
+          <w:sz w:val="21"/>
+        </w:rPr>
+        <w:t xml:space="preserve"> (April 2026 Azure East US outage); AMP on-call lead</w:t>
       </w:r>
     </w:p>
     <w:p>
@@ -974,13 +1243,51 @@
           <w:b/>
           <w:sz w:val="21"/>
         </w:rPr>
+        <w:t>AI engineering for platform ops:</w:t>
+      </w:r>
+      <w:r>
+        <w:rPr>
+          <w:sz w:val="21"/>
+        </w:rPr>
+        <w:t xml:space="preserve"> Claude Agent SDK / Claude Code plugins, AI-powered CI/CD migration agents, AI-consumable runbooks &amp; ADRs, agent-driven triage and RCA, multi-agent LangGraph systems</w:t>
+      </w:r>
+    </w:p>
+    <w:p>
+      <w:pPr>
+        <w:pStyle w:val="ResumeBullets"/>
+        <w:spacing w:after="40"/>
+      </w:pPr>
+      <w:r>
+        <w:rPr>
+          <w:b/>
+          <w:sz w:val="21"/>
+        </w:rPr>
+        <w:t>MCP &amp; coding-agent integration:</w:t>
+      </w:r>
+      <w:r>
+        <w:rPr>
+          <w:sz w:val="21"/>
+        </w:rPr>
+        <w:t xml:space="preserve"> building and integrating MCP servers (JFrog, Slack, ADO, GitHub, Gemini, browser); authoring Cursor / Claude agent skills; safe enterprise credential bridging</w:t>
+      </w:r>
+    </w:p>
+    <w:p>
+      <w:pPr>
+        <w:pStyle w:val="ResumeBullets"/>
+        <w:spacing w:after="40"/>
+      </w:pPr>
+      <w:r>
+        <w:rPr>
+          <w:b/>
+          <w:sz w:val="21"/>
+        </w:rPr>
         <w:t>Platform &amp; DevOps:</w:t>
       </w:r>
       <w:r>
         <w:rPr>
           <w:sz w:val="21"/>
         </w:rPr>
-        <w:t xml:space="preserve"> CI/CD, build/release engineering, artifact management (JFrog, Nexus, ACR), Kubernetes/AKS, Terraform, Helm</w:t>
+        <w:t xml:space="preserve"> CI/CD, build/release engineering, artifact management at scale (JFrog Artifactory HA, X-Ray, Catalog, SaaS, Nexus, ACR), Kubernetes/AKS, Terraform, Helm</w:t>
       </w:r>
     </w:p>
     <w:p>
@@ -1037,26 +1344,7 @@
         <w:rPr>
           <w:sz w:val="21"/>
         </w:rPr>
-        <w:t xml:space="preserve"> Staff-IC technical lead, cross-org RFCs, on-call/incident ownership, global team coordination</w:t>
-      </w:r>
-    </w:p>
-    <w:p>
-      <w:pPr>
-        <w:pStyle w:val="ResumeBullets"/>
-        <w:spacing w:after="40"/>
-      </w:pPr>
-      <w:r>
-        <w:rPr>
-          <w:b/>
-          <w:sz w:val="21"/>
-        </w:rPr>
-        <w:t>AI (supplemental):</w:t>
-      </w:r>
-      <w:r>
-        <w:rPr>
-          <w:sz w:val="21"/>
-        </w:rPr>
-        <w:t xml:space="preserve"> OpenClaw plugin/runtime integration, AgentOps/Langfuse observability, MCP integrations, multi-agent systems</w:t>
+        <w:t xml:space="preserve"> Staff-IC technical lead, cross-org RFCs and architecture, on-call/incident ownership, global team coordination, AI-tooling advocacy</w:t>
       </w:r>
     </w:p>
     <w:p>
@@ -1269,7 +1557,7 @@
               <w:rPr>
                 <w:sz w:val="20"/>
               </w:rPr>
-              <w:t>OpenClaw, AgentOps, Langfuse, MCP servers, LangGraph, Playwright agents, Claude/GPT/Gemini, Ollama, vLLM</w:t>
+              <w:t>Claude Agent SDK, Claude Code &amp; plugins, Cursor agents, Model Context Protocol (MCP) servers, LangGraph, AgentOps, Langfuse, OpenClaw, Playwright agents, Anthropic Claude / OpenAI GPT / Google Gemini, Ollama, vLLM</w:t>
             </w:r>
           </w:p>
         </w:tc>

--- a/Mingresume.docx
+++ b/Mingresume.docx
@@ -78,7 +78,7 @@
         <w:rPr>
           <w:sz w:val="21"/>
         </w:rPr>
-        <w:t xml:space="preserve">Staff-scope DevOps / platform engineer and AI builder with 20+ years across CI/CD, artifact management, and high-availability infrastructure on AWS, Azure, and Kubernetes. Staff Engineer on GEICO's Artifact Management Platform — drove Artifactory from ~1 major incident/month to </w:t>
+        <w:t xml:space="preserve">Staff-scope platform engineer and AI builder with 20+ years across CI/CD, artifact management, and high-availability infrastructure on AWS, Azure, and Kubernetes. Staff Engineer on GEICO's Artifact Management Platform — drove Artifactory from ~1 major incident/month to </w:t>
       </w:r>
       <w:r>
         <w:rPr>
@@ -91,20 +91,33 @@
         <w:rPr>
           <w:sz w:val="21"/>
         </w:rPr>
-        <w:t xml:space="preserve">, and currently delivering a portfolio of </w:t>
-      </w:r>
-      <w:r>
-        <w:rPr>
-          <w:b/>
-          <w:sz w:val="21"/>
-        </w:rPr>
-        <w:t>AI initiatives selected for GEICO's DE AI Showcase</w:t>
-      </w:r>
-      <w:r>
-        <w:rPr>
-          <w:sz w:val="21"/>
-        </w:rPr>
-        <w:t xml:space="preserve">: a Claude Agent triage prototype for the team's Slack help channel, an </w:t>
+        <w:t xml:space="preserve">, and </w:t>
+      </w:r>
+      <w:r>
+        <w:rPr>
+          <w:b/>
+          <w:sz w:val="21"/>
+        </w:rPr>
+        <w:t>practice every platform change as AI-augmented engineering</w:t>
+      </w:r>
+      <w:r>
+        <w:rPr>
+          <w:sz w:val="21"/>
+        </w:rPr>
+        <w:t xml:space="preserve"> (every May 2026 platform PR authored with Claude Code / Cursor; surgical, packet-level RCAs co-written with AI agents). Delivering a portfolio of AI initiatives entered into </w:t>
+      </w:r>
+      <w:r>
+        <w:rPr>
+          <w:b/>
+          <w:sz w:val="21"/>
+        </w:rPr>
+        <w:t>GEICO's DE AI Showcase 2026</w:t>
+      </w:r>
+      <w:r>
+        <w:rPr>
+          <w:sz w:val="21"/>
+        </w:rPr>
+        <w:t xml:space="preserve"> (org-wide, 282 DE associates, "real work accelerated through AI"): a Claude Agent triage prototype for the team's Slack help channel, an </w:t>
       </w:r>
       <w:r>
         <w:rPr>
@@ -117,7 +130,7 @@
         <w:rPr>
           <w:sz w:val="21"/>
         </w:rPr>
-        <w:t xml:space="preserve"> for JFrog SaaS, a </w:t>
+        <w:t xml:space="preserve"> for the JFrog SaaS cutover (target: 100% of inventoried pipelines), a </w:t>
       </w:r>
       <w:r>
         <w:rPr>
@@ -137,13 +150,13 @@
           <w:b/>
           <w:sz w:val="21"/>
         </w:rPr>
-        <w:t>AI-consumable runbooks/ADR</w:t>
-      </w:r>
-      <w:r>
-        <w:rPr>
-          <w:sz w:val="21"/>
-        </w:rPr>
-        <w:t xml:space="preserve"> for artifact authentication. Invited to GEICO's Claude Code pilot; authored the formal </w:t>
+        <w:t>AI-consumable runbooks / ADR</w:t>
+      </w:r>
+      <w:r>
+        <w:rPr>
+          <w:sz w:val="21"/>
+        </w:rPr>
+        <w:t xml:space="preserve"> for artifact authentication. Invited to GEICO's Claude Code pilot; authored the </w:t>
       </w:r>
       <w:r>
         <w:rPr>
@@ -156,7 +169,20 @@
         <w:rPr>
           <w:sz w:val="21"/>
         </w:rPr>
-        <w:t xml:space="preserve"> business requirement and built the Cursor-cached-token bridge enabling Claude Code to reuse Cursor's Slack MCP. Previously Staff Release Engineer at Navan (SOC 2 Type II, IPO readiness); $600K+/year savings through HA Jenkins/Nexus migrations at Turn/Amobee. </w:t>
+        <w:t xml:space="preserve"> business requirement and built the Cursor-cached-token bridge that lets Claude Code reuse Cursor's encrypted Slack MCP credentials; active contributor in </w:t>
+      </w:r>
+      <w:r>
+        <w:rPr>
+          <w:rFonts w:ascii="Consolas" w:hAnsi="Consolas"/>
+          <w:sz w:val="21"/>
+        </w:rPr>
+        <w:t>#sig-ai-assisted-development</w:t>
+      </w:r>
+      <w:r>
+        <w:rPr>
+          <w:sz w:val="21"/>
+        </w:rPr>
+        <w:t xml:space="preserve">. Previously Staff Release Engineer at Navan (SOC 2 Type II, IPO readiness); $600K+/yr savings through HA Jenkins/Nexus migrations at Turn/Amobee. </w:t>
       </w:r>
       <w:r>
         <w:rPr>
@@ -182,7 +208,7 @@
         <w:rPr>
           <w:sz w:val="21"/>
         </w:rPr>
-        <w:t xml:space="preserve"> (originated the approach; primary implementer) — Purdue ECE 50874/59500 final project. Pursuing MS in Artificial Intelligence at Purdue; founder of [SmartTuna](https://smarttuna.ai/).</w:t>
+        <w:t xml:space="preserve"> (originated the approach; primary implementer) — Purdue ECE 50874/59500 final project. Pursuing MS in Artificial Intelligence at Purdue; founder of [SmartTuna](https://smarttuna.ai/) (LangGraph multi-agent stock-analysis platform).</w:t>
       </w:r>
     </w:p>
     <w:p>
@@ -255,7 +281,7 @@
           <w:i/>
           <w:sz w:val="21"/>
         </w:rPr>
-        <w:t>AI initiatives</w:t>
+        <w:t>AI initiatives — entered into GEICO's DE AI Showcase 2026 (282 DE associates org-wide)</w:t>
       </w:r>
     </w:p>
     <w:p>
@@ -268,13 +294,13 @@
           <w:b/>
           <w:sz w:val="21"/>
         </w:rPr>
-        <w:t>Claude Agent prototype for `#help-pkg-mgmt`</w:t>
-      </w:r>
-      <w:r>
-        <w:rPr>
-          <w:sz w:val="21"/>
-        </w:rPr>
-        <w:t xml:space="preserve"> — designed and building a Claude Agent SDK prototype that ingests the team's Slack help-channel data and surfaces recurring issues, unanswered threads, and trend signals — eliminating single-point-of-failure support and feeding the DE AI June Showcase</w:t>
+        <w:t>Claude Agent triage prototype for `#help-pkg-mgmt`</w:t>
+      </w:r>
+      <w:r>
+        <w:rPr>
+          <w:sz w:val="21"/>
+        </w:rPr>
+        <w:t xml:space="preserve"> — designing and building a Claude Agent SDK prototype that ingests the team's Slack help-channel history and surfaces recurring issues, unanswered threads, and trend signals — eliminating single-point-of-failure support and feeding the DE AI June showcase</w:t>
       </w:r>
     </w:p>
     <w:p>
@@ -293,7 +319,14 @@
         <w:rPr>
           <w:sz w:val="21"/>
         </w:rPr>
-        <w:t xml:space="preserve"> — leading delivery of an AI agent that scans all GEICO CI/CD pipelines (GitHub Actions + Azure DevOps), figures out the required auth / URL / repo-structure changes, and opens a migration PR for each team to review — target: 100% of inventoried pipelines</w:t>
+        <w:t xml:space="preserve"> — leading delivery of an AI agent that scans every GEICO CI/CD pipeline (GitHub Actions + Azure DevOps), determines the required auth / URL / repo-structure changes for the SaaS cutover, and opens a migration PR for each owning team — target: </w:t>
+      </w:r>
+      <w:r>
+        <w:rPr>
+          <w:b/>
+          <w:sz w:val="21"/>
+        </w:rPr>
+        <w:t>100% of inventoried pipelines</w:t>
       </w:r>
     </w:p>
     <w:p>
@@ -312,7 +345,20 @@
         <w:rPr>
           <w:sz w:val="21"/>
         </w:rPr>
-        <w:t xml:space="preserve"> — building a plain-English Claude Code plugin so engineers can create repositories, configure OIDC, and check migration status without filing tickets or using the JFrog UI; aimed at a measurable drop in support-ticket volume</w:t>
+        <w:t xml:space="preserve"> — plain-English Claude Code plugin (distributed via GEICO's central </w:t>
+      </w:r>
+      <w:r>
+        <w:rPr>
+          <w:rFonts w:ascii="Consolas" w:hAnsi="Consolas"/>
+          <w:sz w:val="21"/>
+        </w:rPr>
+        <w:t>developer-agent-hub</w:t>
+      </w:r>
+      <w:r>
+        <w:rPr>
+          <w:sz w:val="21"/>
+        </w:rPr>
+        <w:t>) so engineers can create repositories, configure OIDC identity mappings, and check migration status without filing tickets or using the JFrog UI; aimed at a measurable drop in support-ticket volume</w:t>
       </w:r>
     </w:p>
     <w:p>
@@ -331,7 +377,7 @@
         <w:rPr>
           <w:sz w:val="21"/>
         </w:rPr>
-        <w:t xml:space="preserve"> — defining GEICO's standard for OIDC / service-principal / Artifactory integration as machine-readable runbooks an AI agent can use to onboard external teams without AMP hand-holding</w:t>
+        <w:t xml:space="preserve"> — defining the GEICO standard for OIDC / service-principal / Artifactory integration as machine-readable runbooks any AI agent can consume to onboard external teams without AMP hand-holding</w:t>
       </w:r>
     </w:p>
     <w:p>
@@ -344,13 +390,26 @@
           <w:b/>
           <w:sz w:val="21"/>
         </w:rPr>
-        <w:t>Cursor / Claude Code pilot lead &amp; GEICO AI tooling advocate</w:t>
-      </w:r>
-      <w:r>
-        <w:rPr>
-          <w:sz w:val="21"/>
-        </w:rPr>
-        <w:t xml:space="preserve"> — invited to GEICO's Claude Code pilot; authored the formal "Cursor MCP × Slack" business-requirement doc; reverse-engineered and built the Cursor-cached-token bridge that lets Claude Code reuse Cursor's encrypted Slack MCP credentials; active contributor in </w:t>
+        <w:t>Cursor × Claude Code MCP bridge</w:t>
+      </w:r>
+      <w:r>
+        <w:rPr>
+          <w:sz w:val="21"/>
+        </w:rPr>
+        <w:t xml:space="preserve"> — invited to GEICO's Claude Code pilot; authored the formal </w:t>
+      </w:r>
+      <w:r>
+        <w:rPr>
+          <w:i/>
+          <w:sz w:val="21"/>
+        </w:rPr>
+        <w:t>"Cursor MCP × Slack"</w:t>
+      </w:r>
+      <w:r>
+        <w:rPr>
+          <w:sz w:val="21"/>
+        </w:rPr>
+        <w:t xml:space="preserve"> business-requirement document and reverse-engineered the Cursor-cached-token bridge that lets Claude Code reuse Cursor's encrypted Slack MCP credentials; active advocate in </w:t>
       </w:r>
       <w:r>
         <w:rPr>
@@ -370,19 +429,32 @@
           <w:b/>
           <w:sz w:val="21"/>
         </w:rPr>
-        <w:t>MCP integration &amp; agent skills for AMP ops</w:t>
-      </w:r>
-      <w:r>
-        <w:rPr>
-          <w:sz w:val="21"/>
-        </w:rPr>
-        <w:t xml:space="preserve"> — introduced JFrog, Slack, ADO, and GitHub MCP servers and Claude/Cursor agent skills (</w:t>
+        <w:t>MCP servers &amp; agent skills for AMP operations</w:t>
+      </w:r>
+      <w:r>
+        <w:rPr>
+          <w:sz w:val="21"/>
+        </w:rPr>
+        <w:t xml:space="preserve"> — introduced JFrog, Slack, ADO, GitHub, and Club MCP servers (the last wired directly into </w:t>
       </w:r>
       <w:r>
         <w:rPr>
           <w:rFonts w:ascii="Consolas" w:hAnsi="Consolas"/>
           <w:sz w:val="21"/>
         </w:rPr>
+        <w:t>amp-control-plane</w:t>
+      </w:r>
+      <w:r>
+        <w:rPr>
+          <w:sz w:val="21"/>
+        </w:rPr>
+        <w:t xml:space="preserve"> deployments via Cursor); brought Claude/Cursor agent skills (</w:t>
+      </w:r>
+      <w:r>
+        <w:rPr>
+          <w:rFonts w:ascii="Consolas" w:hAnsi="Consolas"/>
+          <w:sz w:val="21"/>
+        </w:rPr>
         <w:t>solve-case</w:t>
       </w:r>
       <w:r>
@@ -420,13 +492,84 @@
     </w:p>
     <w:p>
       <w:pPr>
-        <w:spacing w:after="40"/>
-      </w:pPr>
+        <w:pStyle w:val="ResumeBullets"/>
+        <w:spacing w:after="40"/>
+      </w:pPr>
+      <w:r>
+        <w:rPr>
+          <w:b/>
+          <w:sz w:val="21"/>
+        </w:rPr>
+        <w:t>AI-augmented platform engineering as practice</w:t>
+      </w:r>
+      <w:r>
+        <w:rPr>
+          <w:sz w:val="21"/>
+        </w:rPr>
+        <w:t xml:space="preserve"> — </w:t>
+      </w:r>
       <w:r>
         <w:rPr>
           <w:i/>
           <w:sz w:val="21"/>
         </w:rPr>
+        <w:t>every</w:t>
+      </w:r>
+      <w:r>
+        <w:rPr>
+          <w:sz w:val="21"/>
+        </w:rPr>
+        <w:t xml:space="preserve"> </w:t>
+      </w:r>
+      <w:r>
+        <w:rPr>
+          <w:rFonts w:ascii="Consolas" w:hAnsi="Consolas"/>
+          <w:sz w:val="21"/>
+        </w:rPr>
+        <w:t>geico-private/artifact-management-platform</w:t>
+      </w:r>
+      <w:r>
+        <w:rPr>
+          <w:sz w:val="21"/>
+        </w:rPr>
+        <w:t xml:space="preserve"> and </w:t>
+      </w:r>
+      <w:r>
+        <w:rPr>
+          <w:rFonts w:ascii="Consolas" w:hAnsi="Consolas"/>
+          <w:sz w:val="21"/>
+        </w:rPr>
+        <w:t>pkg-mgmt</w:t>
+      </w:r>
+      <w:r>
+        <w:rPr>
+          <w:sz w:val="21"/>
+        </w:rPr>
+        <w:t xml:space="preserve"> PR in May 2026 is authored with Claude Code or Cursor (Entra ID auth plan, JFrog SaaS POC workflows for 11 package types, ACS prod deployment, runbooks); surgical Slack RCAs (JFrog Go-module cache; Debian </w:t>
+      </w:r>
+      <w:r>
+        <w:rPr>
+          <w:rFonts w:ascii="Consolas" w:hAnsi="Consolas"/>
+          <w:sz w:val="21"/>
+        </w:rPr>
+        <w:t>deb.architecture=64</w:t>
+      </w:r>
+      <w:r>
+        <w:rPr>
+          <w:sz w:val="21"/>
+        </w:rPr>
+        <w:t xml:space="preserve"> indexer; Azure Firewall TLS DPI on S3) are AI-augmented end-to-end</w:t>
+      </w:r>
+    </w:p>
+    <w:p>
+      <w:pPr>
+        <w:spacing w:after="40"/>
+      </w:pPr>
+      <w:r>
+        <w:rPr>
+          <w:i/>
+          <w:sz w:val="21"/>
+        </w:rPr>
         <w:t>Platform engineering</w:t>
       </w:r>
     </w:p>
@@ -446,7 +589,7 @@
         <w:rPr>
           <w:sz w:val="21"/>
         </w:rPr>
-        <w:t xml:space="preserve"> — investigated recurring production failures and drove remediation across platform, config, and operations; </w:t>
+        <w:t xml:space="preserve"> — drove remediation across platform, config, and operations; </w:t>
       </w:r>
       <w:r>
         <w:rPr>
@@ -472,7 +615,33 @@
         <w:rPr>
           <w:sz w:val="21"/>
         </w:rPr>
-        <w:t xml:space="preserve"> — validated Python/Java/Go publishing at 5,000 repos / 5,000 parallel artifacts; outcomes drive GEICO's enterprise artifact-management roadmap</w:t>
+        <w:t xml:space="preserve"> — delivered three GitHub Actions workflows validating </w:t>
+      </w:r>
+      <w:r>
+        <w:rPr>
+          <w:b/>
+          <w:sz w:val="21"/>
+        </w:rPr>
+        <w:t>all 11 supported JFrog package types</w:t>
+      </w:r>
+      <w:r>
+        <w:rPr>
+          <w:sz w:val="21"/>
+        </w:rPr>
+        <w:t xml:space="preserve"> (Maven, Gradle, npm, PyPI, Go, NuGet, Docker, Helm, Debian, RPM, Generic) end-to-end on </w:t>
+      </w:r>
+      <w:r>
+        <w:rPr>
+          <w:rFonts w:ascii="Consolas" w:hAnsi="Consolas"/>
+          <w:sz w:val="21"/>
+        </w:rPr>
+        <w:t>geicoeast.jfrog.io</w:t>
+      </w:r>
+      <w:r>
+        <w:rPr>
+          <w:sz w:val="21"/>
+        </w:rPr>
+        <w:t>; outcomes feed GEICO's enterprise artifact-management roadmap; ran SaaS load test at 5,000 repos / 5,000 parallel artifacts</w:t>
       </w:r>
     </w:p>
     <w:p>
@@ -485,26 +654,59 @@
           <w:b/>
           <w:sz w:val="21"/>
         </w:rPr>
-        <w:t>Architected Entra ID auth</w:t>
-      </w:r>
-      <w:r>
-        <w:rPr>
-          <w:sz w:val="21"/>
-        </w:rPr>
-        <w:t xml:space="preserve"> for </w:t>
+        <w:t>Architected Entra ID auth for `amp-control-plane`</w:t>
+      </w:r>
+      <w:r>
+        <w:rPr>
+          <w:sz w:val="21"/>
+        </w:rPr>
+        <w:t xml:space="preserve"> via cross-team implementation plan — Go JWT middleware as the authoritative check + APIM </w:t>
       </w:r>
       <w:r>
         <w:rPr>
           <w:rFonts w:ascii="Consolas" w:hAnsi="Consolas"/>
           <w:sz w:val="21"/>
         </w:rPr>
-        <w:t>amp-control-plane</w:t>
-      </w:r>
-      <w:r>
-        <w:rPr>
-          <w:sz w:val="21"/>
-        </w:rPr>
-        <w:t xml:space="preserve"> via cross-team RFC — separated NP/PD access and aligned with corporate SSO / service-to-service standards</w:t>
+        <w:t>custom-jwt-ws</w:t>
+      </w:r>
+      <w:r>
+        <w:rPr>
+          <w:sz w:val="21"/>
+        </w:rPr>
+        <w:t xml:space="preserve"> as defense-in-depth, single app registration in the GEICO tenant, separate NP/PD access boundaries, </w:t>
+      </w:r>
+      <w:r>
+        <w:rPr>
+          <w:rFonts w:ascii="Consolas" w:hAnsi="Consolas"/>
+          <w:sz w:val="21"/>
+        </w:rPr>
+        <w:t>AUTH_ENABLED</w:t>
+      </w:r>
+      <w:r>
+        <w:rPr>
+          <w:sz w:val="21"/>
+        </w:rPr>
+        <w:t xml:space="preserve"> gradual rollout, audit-log enrichment with </w:t>
+      </w:r>
+      <w:r>
+        <w:rPr>
+          <w:rFonts w:ascii="Consolas" w:hAnsi="Consolas"/>
+          <w:sz w:val="21"/>
+        </w:rPr>
+        <w:t>caller_oid</w:t>
+      </w:r>
+      <w:r>
+        <w:rPr>
+          <w:sz w:val="21"/>
+        </w:rPr>
+        <w:t xml:space="preserve"> / </w:t>
+      </w:r>
+      <w:r>
+        <w:rPr>
+          <w:rFonts w:ascii="Consolas" w:hAnsi="Consolas"/>
+          <w:sz w:val="21"/>
+        </w:rPr>
+        <w:t>caller_upn</w:t>
       </w:r>
     </w:p>
     <w:p>
@@ -523,7 +725,7 @@
         <w:rPr>
           <w:sz w:val="21"/>
         </w:rPr>
-        <w:t xml:space="preserve"> — built scripted, pipeline-driven rolling upgrades for Artifactory and X-Ray across Package Registry and Martech tenants on AKS with </w:t>
+        <w:t xml:space="preserve"> — scripted, pipeline-driven rolling upgrades for Artifactory and X-Ray across Package Registry and Martech tenants on AKS with </w:t>
       </w:r>
       <w:r>
         <w:rPr>
@@ -536,7 +738,7 @@
         <w:rPr>
           <w:sz w:val="21"/>
         </w:rPr>
-        <w:t xml:space="preserve"> and a documented runbook any teammate can execute</w:t>
+        <w:t xml:space="preserve"> and a runbook any teammate can execute</w:t>
       </w:r>
     </w:p>
     <w:p>
@@ -555,7 +757,7 @@
         <w:rPr>
           <w:sz w:val="21"/>
         </w:rPr>
-        <w:t xml:space="preserve"> — packet-level RCA and cross-team fix for Azure Firewall TLS DPI on S3-backed repos; JFrog Go-module cache RCA (</w:t>
+        <w:t xml:space="preserve"> — packet-level RCA and cross-team fix for Azure Firewall TLS DPI on S3-backed remote repos; JFrog Go-module cache RCA (</w:t>
       </w:r>
       <w:r>
         <w:rPr>
@@ -568,33 +770,59 @@
         <w:rPr>
           <w:sz w:val="21"/>
         </w:rPr>
-        <w:t xml:space="preserve"> v1.7.9); Debian </w:t>
+        <w:t xml:space="preserve"> v1.7.9 / </w:t>
       </w:r>
       <w:r>
         <w:rPr>
           <w:rFonts w:ascii="Consolas" w:hAnsi="Consolas"/>
           <w:sz w:val="21"/>
         </w:rPr>
+        <w:t>voltage-go</w:t>
+      </w:r>
+      <w:r>
+        <w:rPr>
+          <w:sz w:val="21"/>
+        </w:rPr>
+        <w:t xml:space="preserve"> v0.0.1 / </w:t>
+      </w:r>
+      <w:r>
+        <w:rPr>
+          <w:rFonts w:ascii="Consolas" w:hAnsi="Consolas"/>
+          <w:sz w:val="21"/>
+        </w:rPr>
+        <w:t>@latest</w:t>
+      </w:r>
+      <w:r>
+        <w:rPr>
+          <w:sz w:val="21"/>
+        </w:rPr>
+        <w:t xml:space="preserve"> pseudo-version caching); Debian </w:t>
+      </w:r>
+      <w:r>
+        <w:rPr>
+          <w:rFonts w:ascii="Consolas" w:hAnsi="Consolas"/>
+          <w:sz w:val="21"/>
+        </w:rPr>
         <w:t>deb.architecture</w:t>
       </w:r>
       <w:r>
         <w:rPr>
           <w:sz w:val="21"/>
         </w:rPr>
-        <w:t xml:space="preserve"> indexer fix; Martech JVM/OOM investigation; CoE author for </w:t>
-      </w:r>
-      <w:r>
-        <w:rPr>
-          <w:b/>
-          <w:sz w:val="21"/>
-        </w:rPr>
-        <w:t>NOCIM-11695</w:t>
-      </w:r>
-      <w:r>
-        <w:rPr>
-          <w:sz w:val="21"/>
-        </w:rPr>
-        <w:t xml:space="preserve"> (April 2026 Azure East US outage); AMP on-call lead</w:t>
+        <w:t xml:space="preserve"> indexer fix; Martech JVM/OOM investigation; </w:t>
+      </w:r>
+      <w:r>
+        <w:rPr>
+          <w:b/>
+          <w:sz w:val="21"/>
+        </w:rPr>
+        <w:t>CoE author for NOCIM-11695</w:t>
+      </w:r>
+      <w:r>
+        <w:rPr>
+          <w:sz w:val="21"/>
+        </w:rPr>
+        <w:t xml:space="preserve"> (April 2026 Entra ID-driven Artifactory outage); AMP team on-call lead</w:t>
       </w:r>
     </w:p>
     <w:p>
@@ -1268,7 +1496,7 @@
         <w:rPr>
           <w:sz w:val="21"/>
         </w:rPr>
-        <w:t xml:space="preserve"> building and integrating MCP servers (JFrog, Slack, ADO, GitHub, Gemini, browser); authoring Cursor / Claude agent skills; safe enterprise credential bridging</w:t>
+        <w:t xml:space="preserve"> building and integrating MCP servers (JFrog, Slack, ADO, GitHub, Club, Gemini, browser); authoring Cursor / Claude agent skills; safe enterprise credential bridging</w:t>
       </w:r>
     </w:p>
     <w:p>
@@ -1281,6 +1509,25 @@
           <w:b/>
           <w:sz w:val="21"/>
         </w:rPr>
+        <w:t>AI-augmented engineering practice:</w:t>
+      </w:r>
+      <w:r>
+        <w:rPr>
+          <w:sz w:val="21"/>
+        </w:rPr>
+        <w:t xml:space="preserve"> Claude Code- / Cursor-authored production PRs, AI-co-authored packet-level RCAs, AI-driven runbook generation, AI-pair-programmed Go / Helm / GitHub-Actions / CRQ-deployment work</w:t>
+      </w:r>
+    </w:p>
+    <w:p>
+      <w:pPr>
+        <w:pStyle w:val="ResumeBullets"/>
+        <w:spacing w:after="40"/>
+      </w:pPr>
+      <w:r>
+        <w:rPr>
+          <w:b/>
+          <w:sz w:val="21"/>
+        </w:rPr>
         <w:t>Platform &amp; DevOps:</w:t>
       </w:r>
       <w:r>
@@ -1306,7 +1553,7 @@
         <w:rPr>
           <w:sz w:val="21"/>
         </w:rPr>
-        <w:t xml:space="preserve"> AWS, Azure (Entra ID, Azure Firewall, AKS), multi-region HA, Docker</w:t>
+        <w:t xml:space="preserve"> AWS, Azure (Entra ID, Azure Firewall, AKS, ACS), multi-region HA, Docker</w:t>
       </w:r>
     </w:p>
     <w:p>
@@ -1557,7 +1804,7 @@
               <w:rPr>
                 <w:sz w:val="20"/>
               </w:rPr>
-              <w:t>Claude Agent SDK, Claude Code &amp; plugins, Cursor agents, Model Context Protocol (MCP) servers, LangGraph, AgentOps, Langfuse, OpenClaw, Playwright agents, Anthropic Claude / OpenAI GPT / Google Gemini, Ollama, vLLM</w:t>
+              <w:t>Claude Agent SDK, Claude Code &amp; plugins, Cursor agents &amp; MCP, Model Context Protocol (MCP) servers (JFrog, Slack, ADO, GitHub, Club), LangGraph, AgentOps, Langfuse, OpenClaw, Playwright agents, Anthropic Claude / OpenAI GPT / Google Gemini, Ollama, vLLM</w:t>
             </w:r>
           </w:p>
         </w:tc>

--- a/Mingresume.docx
+++ b/Mingresume.docx
@@ -345,7 +345,7 @@
         <w:rPr>
           <w:sz w:val="21"/>
         </w:rPr>
-        <w:t xml:space="preserve"> — plain-English Claude Code plugin (distributed via GEICO's central </w:t>
+        <w:t xml:space="preserve"> — building a plain-English Claude Code plugin so engineers can create repositories, configure OIDC identity mappings, and check migration status without filing tickets or using the JFrog UI; targeting publication to GEICO's central [</w:t>
       </w:r>
       <w:r>
         <w:rPr>
@@ -358,7 +358,7 @@
         <w:rPr>
           <w:sz w:val="21"/>
         </w:rPr>
-        <w:t>) so engineers can create repositories, configure OIDC identity mappings, and check migration status without filing tickets or using the JFrog UI; aimed at a measurable drop in support-ticket volume</w:t>
+        <w:t>](https://github.com/geico-private/developer-agent-hub) so any GEICO developer can install it from the marketplace; aimed at a measurable drop in support-ticket volume</w:t>
       </w:r>
     </w:p>
     <w:p>
@@ -435,7 +435,7 @@
         <w:rPr>
           <w:sz w:val="21"/>
         </w:rPr>
-        <w:t xml:space="preserve"> — introduced JFrog, Slack, ADO, GitHub, and Club MCP servers (the last wired directly into </w:t>
+        <w:t xml:space="preserve"> — shipped Club MCP server configuration directly into the </w:t>
       </w:r>
       <w:r>
         <w:rPr>
@@ -448,7 +448,7 @@
         <w:rPr>
           <w:sz w:val="21"/>
         </w:rPr>
-        <w:t xml:space="preserve"> deployments via Cursor); brought Claude/Cursor agent skills (</w:t>
+        <w:t xml:space="preserve"> deployment ([AMP #371](https://github.com/geico-private/artifact-management-platform/pull/371)) so Cursor can drive Club-blueprint actions on the team's production service; introduced JFrog, Slack, ADO, and GitHub MCP servers into the team's daily workflow; brought Claude/Cursor agent skills (</w:t>
       </w:r>
       <w:r>
         <w:rPr>
@@ -487,7 +487,39 @@
         <w:rPr>
           <w:sz w:val="21"/>
         </w:rPr>
-        <w:t>) into the team's support, RCA, and runbook workflows</w:t>
+        <w:t>) into support, RCA, and runbook handling</w:t>
+      </w:r>
+    </w:p>
+    <w:p>
+      <w:pPr>
+        <w:pStyle w:val="ResumeBullets"/>
+        <w:spacing w:after="40"/>
+      </w:pPr>
+      <w:r>
+        <w:rPr>
+          <w:b/>
+          <w:sz w:val="21"/>
+        </w:rPr>
+        <w:t>Club MCP server skills &amp; Cursor agent hooks for AMP</w:t>
+      </w:r>
+      <w:r>
+        <w:rPr>
+          <w:sz w:val="21"/>
+        </w:rPr>
+        <w:t xml:space="preserve"> — designing dedicated Club MCP server skills and Cursor agent hooks (e.g., post-merge runbook regeneration, automated OIDC mapping audits, pre-deploy Vault-path validation) for distribution via [</w:t>
+      </w:r>
+      <w:r>
+        <w:rPr>
+          <w:rFonts w:ascii="Consolas" w:hAnsi="Consolas"/>
+          <w:sz w:val="21"/>
+        </w:rPr>
+        <w:t>club-developer-agent-plugins</w:t>
+      </w:r>
+      <w:r>
+        <w:rPr>
+          <w:sz w:val="21"/>
+        </w:rPr>
+        <w:t>](https://github.com/geico-private/club-developer-agent-plugins), turning AMP's repeatable operational toil into reusable AI-driven tasks</w:t>
       </w:r>
     </w:p>
     <w:p>

--- a/Mingresume.docx
+++ b/Mingresume.docx
@@ -259,6 +259,13 @@
         </w:rPr>
         <w:t>Insurance · 06/2025 – Present</w:t>
       </w:r>
+      <w:r>
+        <w:rPr>
+          <w:i/>
+          <w:sz w:val="20"/>
+        </w:rPr>
+        <w:t xml:space="preserve"> · Staff-IC tech lead for AMP's cross-org initiatives across Identity, SRE, Network, Database Platform, and DE</w:t>
+      </w:r>
     </w:p>
     <w:p>
       <w:pPr>
@@ -269,19 +276,7 @@
           <w:i/>
           <w:sz w:val="21"/>
         </w:rPr>
-        <w:t>Technical lead and primary architect for AMP's largest cross-org initiatives — Identity, SRE, Network, Database Platform, and Developer Engineering. Selected for GEICO's DE AI Showcase track.</w:t>
-      </w:r>
-    </w:p>
-    <w:p>
-      <w:pPr>
-        <w:spacing w:after="40"/>
-      </w:pPr>
-      <w:r>
-        <w:rPr>
-          <w:i/>
-          <w:sz w:val="21"/>
-        </w:rPr>
-        <w:t>AI initiatives — entered into GEICO's DE AI Showcase 2026 (282 DE associates org-wide)</w:t>
+        <w:t>AI initiatives — GEICO's DE AI Showcase 2026 (org-wide AI-augmented-work program)</w:t>
       </w:r>
     </w:p>
     <w:p>
@@ -294,13 +289,52 @@
           <w:b/>
           <w:sz w:val="21"/>
         </w:rPr>
-        <w:t>Claude Agent triage prototype for `#help-pkg-mgmt`</w:t>
-      </w:r>
-      <w:r>
-        <w:rPr>
-          <w:sz w:val="21"/>
-        </w:rPr>
-        <w:t xml:space="preserve"> — designing and building a Claude Agent SDK prototype that ingests the team's Slack help-channel history and surfaces recurring issues, unanswered threads, and trend signals — eliminating single-point-of-failure support and feeding the DE AI June showcase</w:t>
+        <w:t>Portfolio of four AI initiatives in flight</w:t>
+      </w:r>
+      <w:r>
+        <w:rPr>
+          <w:sz w:val="21"/>
+        </w:rPr>
+        <w:t xml:space="preserve">: (a) Claude Agent SDK triage prototype for the </w:t>
+      </w:r>
+      <w:r>
+        <w:rPr>
+          <w:rFonts w:ascii="Consolas" w:hAnsi="Consolas"/>
+          <w:sz w:val="21"/>
+        </w:rPr>
+        <w:t>#help-pkg-mgmt</w:t>
+      </w:r>
+      <w:r>
+        <w:rPr>
+          <w:sz w:val="21"/>
+        </w:rPr>
+        <w:t xml:space="preserve"> Slack channel; (b) AI-powered CI/CD migration engine that opens per-team PRs for the JFrog SaaS cutover (target: 100% of inventoried pipelines); (c) plain-English </w:t>
+      </w:r>
+      <w:r>
+        <w:rPr>
+          <w:b/>
+          <w:sz w:val="21"/>
+        </w:rPr>
+        <w:t>Claude Code plugin for AMP/JFrog</w:t>
+      </w:r>
+      <w:r>
+        <w:rPr>
+          <w:sz w:val="21"/>
+        </w:rPr>
+        <w:t xml:space="preserve"> targeting publication to GEICO's [</w:t>
+      </w:r>
+      <w:r>
+        <w:rPr>
+          <w:rFonts w:ascii="Consolas" w:hAnsi="Consolas"/>
+          <w:sz w:val="21"/>
+        </w:rPr>
+        <w:t>developer-agent-hub</w:t>
+      </w:r>
+      <w:r>
+        <w:rPr>
+          <w:sz w:val="21"/>
+        </w:rPr>
+        <w:t>](https://github.com/geico-private/developer-agent-hub) marketplace; (d) AI-consumable artifact-auth ADR so any AI agent can onboard external teams without AMP hand-holding</w:t>
       </w:r>
     </w:p>
     <w:p>
@@ -313,20 +347,26 @@
           <w:b/>
           <w:sz w:val="21"/>
         </w:rPr>
-        <w:t>AI-powered CI/CD migration engine for JFrog SaaS</w:t>
-      </w:r>
-      <w:r>
-        <w:rPr>
-          <w:sz w:val="21"/>
-        </w:rPr>
-        <w:t xml:space="preserve"> — leading delivery of an AI agent that scans every GEICO CI/CD pipeline (GitHub Actions + Azure DevOps), determines the required auth / URL / repo-structure changes for the SaaS cutover, and opens a migration PR for each owning team — target: </w:t>
-      </w:r>
-      <w:r>
-        <w:rPr>
-          <w:b/>
-          <w:sz w:val="21"/>
-        </w:rPr>
-        <w:t>100% of inventoried pipelines</w:t>
+        <w:t>Cursor × Claude Code MCP bridge</w:t>
+      </w:r>
+      <w:r>
+        <w:rPr>
+          <w:sz w:val="21"/>
+        </w:rPr>
+        <w:t xml:space="preserve"> — invited to GEICO's Claude Code pilot; authored the </w:t>
+      </w:r>
+      <w:r>
+        <w:rPr>
+          <w:i/>
+          <w:sz w:val="21"/>
+        </w:rPr>
+        <w:t>"Cursor MCP × Slack"</w:t>
+      </w:r>
+      <w:r>
+        <w:rPr>
+          <w:sz w:val="21"/>
+        </w:rPr>
+        <w:t xml:space="preserve"> BRD and built the Cursor-cached-token bridge that lets Claude Code reuse Cursor's encrypted Slack MCP credentials</w:t>
       </w:r>
     </w:p>
     <w:p>
@@ -339,26 +379,78 @@
           <w:b/>
           <w:sz w:val="21"/>
         </w:rPr>
-        <w:t>Claude Code plugin for AMP / JFrog</w:t>
-      </w:r>
-      <w:r>
-        <w:rPr>
-          <w:sz w:val="21"/>
-        </w:rPr>
-        <w:t xml:space="preserve"> — building a plain-English Claude Code plugin so engineers can create repositories, configure OIDC identity mappings, and check migration status without filing tickets or using the JFrog UI; targeting publication to GEICO's central [</w:t>
+        <w:t>MCP &amp; agent skills landed in AMP production</w:t>
+      </w:r>
+      <w:r>
+        <w:rPr>
+          <w:sz w:val="21"/>
+        </w:rPr>
+        <w:t xml:space="preserve"> — </w:t>
+      </w:r>
+      <w:r>
+        <w:rPr>
+          <w:b/>
+          <w:sz w:val="21"/>
+        </w:rPr>
+        <w:t>shipped Club MCP server config into `amp-control-plane`</w:t>
+      </w:r>
+      <w:r>
+        <w:rPr>
+          <w:sz w:val="21"/>
+        </w:rPr>
+        <w:t xml:space="preserve"> ([AMP #371](https://github.com/geico-private/artifact-management-platform/pull/371)); introduced JFrog/Slack/ADO/GitHub MCP servers and Claude/Cursor agent skills (</w:t>
       </w:r>
       <w:r>
         <w:rPr>
           <w:rFonts w:ascii="Consolas" w:hAnsi="Consolas"/>
           <w:sz w:val="21"/>
         </w:rPr>
-        <w:t>developer-agent-hub</w:t>
-      </w:r>
-      <w:r>
-        <w:rPr>
-          <w:sz w:val="21"/>
-        </w:rPr>
-        <w:t>](https://github.com/geico-private/developer-agent-hub) so any GEICO developer can install it from the marketplace; aimed at a measurable drop in support-ticket volume</w:t>
+        <w:t>solve-case</w:t>
+      </w:r>
+      <w:r>
+        <w:rPr>
+          <w:sz w:val="21"/>
+        </w:rPr>
+        <w:t xml:space="preserve">, </w:t>
+      </w:r>
+      <w:r>
+        <w:rPr>
+          <w:rFonts w:ascii="Consolas" w:hAnsi="Consolas"/>
+          <w:sz w:val="21"/>
+        </w:rPr>
+        <w:t>close-case</w:t>
+      </w:r>
+      <w:r>
+        <w:rPr>
+          <w:sz w:val="21"/>
+        </w:rPr>
+        <w:t xml:space="preserve">, </w:t>
+      </w:r>
+      <w:r>
+        <w:rPr>
+          <w:rFonts w:ascii="Consolas" w:hAnsi="Consolas"/>
+          <w:sz w:val="21"/>
+        </w:rPr>
+        <w:t>build-kb</w:t>
+      </w:r>
+      <w:r>
+        <w:rPr>
+          <w:sz w:val="21"/>
+        </w:rPr>
+        <w:t>) across the team's support, RCA, and runbook workflows; follow-on Club skills + Cursor agent hooks landing via [</w:t>
+      </w:r>
+      <w:r>
+        <w:rPr>
+          <w:rFonts w:ascii="Consolas" w:hAnsi="Consolas"/>
+          <w:sz w:val="21"/>
+        </w:rPr>
+        <w:t>club-developer-agent-plugins</w:t>
+      </w:r>
+      <w:r>
+        <w:rPr>
+          <w:sz w:val="21"/>
+        </w:rPr>
+        <w:t>](https://github.com/geico-private/club-developer-agent-plugins)</w:t>
       </w:r>
     </w:p>
     <w:p>
@@ -371,13 +463,25 @@
           <w:b/>
           <w:sz w:val="21"/>
         </w:rPr>
-        <w:t>AI-consumable artifact-auth ADR</w:t>
-      </w:r>
-      <w:r>
-        <w:rPr>
-          <w:sz w:val="21"/>
-        </w:rPr>
-        <w:t xml:space="preserve"> — defining the GEICO standard for OIDC / service-principal / Artifactory integration as machine-readable runbooks any AI agent can consume to onboard external teams without AMP hand-holding</w:t>
+        <w:t>AI-augmented engineering as practice</w:t>
+      </w:r>
+      <w:r>
+        <w:rPr>
+          <w:sz w:val="21"/>
+        </w:rPr>
+        <w:t xml:space="preserve"> — every May 2026 AMP / pkg-mgmt PR authored with Claude Code or Cursor (Entra ID auth plan, JFrog SaaS POC workflows, ACS prod deployment); surgical Slack RCAs are AI-augmented end-to-end</w:t>
+      </w:r>
+    </w:p>
+    <w:p>
+      <w:pPr>
+        <w:spacing w:after="40"/>
+      </w:pPr>
+      <w:r>
+        <w:rPr>
+          <w:i/>
+          <w:sz w:val="21"/>
+        </w:rPr>
+        <w:t>Platform engineering</w:t>
       </w:r>
     </w:p>
     <w:p>
@@ -390,33 +494,20 @@
           <w:b/>
           <w:sz w:val="21"/>
         </w:rPr>
-        <w:t>Cursor × Claude Code MCP bridge</w:t>
-      </w:r>
-      <w:r>
-        <w:rPr>
-          <w:sz w:val="21"/>
-        </w:rPr>
-        <w:t xml:space="preserve"> — invited to GEICO's Claude Code pilot; authored the formal </w:t>
-      </w:r>
-      <w:r>
-        <w:rPr>
-          <w:i/>
-          <w:sz w:val="21"/>
-        </w:rPr>
-        <w:t>"Cursor MCP × Slack"</w:t>
-      </w:r>
-      <w:r>
-        <w:rPr>
-          <w:sz w:val="21"/>
-        </w:rPr>
-        <w:t xml:space="preserve"> business-requirement document and reverse-engineered the Cursor-cached-token bridge that lets Claude Code reuse Cursor's encrypted Slack MCP credentials; active advocate in </w:t>
-      </w:r>
-      <w:r>
-        <w:rPr>
-          <w:rFonts w:ascii="Consolas" w:hAnsi="Consolas"/>
-          <w:sz w:val="21"/>
-        </w:rPr>
-        <w:t>#sig-ai-assisted-development</w:t>
+        <w:t>Artifactory reliability turnaround</w:t>
+      </w:r>
+      <w:r>
+        <w:rPr>
+          <w:sz w:val="21"/>
+        </w:rPr>
+        <w:t xml:space="preserve">: </w:t>
+      </w:r>
+      <w:r>
+        <w:rPr>
+          <w:b/>
+          <w:sz w:val="21"/>
+        </w:rPr>
+        <w:t>~1 major incident/month → four-nines (99.99%) availability SLO</w:t>
       </w:r>
     </w:p>
     <w:p>
@@ -429,65 +520,39 @@
           <w:b/>
           <w:sz w:val="21"/>
         </w:rPr>
-        <w:t>MCP servers &amp; agent skills for AMP operations</w:t>
-      </w:r>
-      <w:r>
-        <w:rPr>
-          <w:sz w:val="21"/>
-        </w:rPr>
-        <w:t xml:space="preserve"> — shipped Club MCP server configuration directly into the </w:t>
+        <w:t>Technical lead, JFrog SaaS POC</w:t>
+      </w:r>
+      <w:r>
+        <w:rPr>
+          <w:sz w:val="21"/>
+        </w:rPr>
+        <w:t xml:space="preserve"> — three GitHub Actions workflows validating </w:t>
+      </w:r>
+      <w:r>
+        <w:rPr>
+          <w:b/>
+          <w:sz w:val="21"/>
+        </w:rPr>
+        <w:t>all 11 supported JFrog package types</w:t>
+      </w:r>
+      <w:r>
+        <w:rPr>
+          <w:sz w:val="21"/>
+        </w:rPr>
+        <w:t xml:space="preserve"> end-to-end on </w:t>
       </w:r>
       <w:r>
         <w:rPr>
           <w:rFonts w:ascii="Consolas" w:hAnsi="Consolas"/>
           <w:sz w:val="21"/>
         </w:rPr>
-        <w:t>amp-control-plane</w:t>
-      </w:r>
-      <w:r>
-        <w:rPr>
-          <w:sz w:val="21"/>
-        </w:rPr>
-        <w:t xml:space="preserve"> deployment ([AMP #371](https://github.com/geico-private/artifact-management-platform/pull/371)) so Cursor can drive Club-blueprint actions on the team's production service; introduced JFrog, Slack, ADO, and GitHub MCP servers into the team's daily workflow; brought Claude/Cursor agent skills (</w:t>
-      </w:r>
-      <w:r>
-        <w:rPr>
-          <w:rFonts w:ascii="Consolas" w:hAnsi="Consolas"/>
-          <w:sz w:val="21"/>
-        </w:rPr>
-        <w:t>solve-case</w:t>
-      </w:r>
-      <w:r>
-        <w:rPr>
-          <w:sz w:val="21"/>
-        </w:rPr>
-        <w:t xml:space="preserve">, </w:t>
-      </w:r>
-      <w:r>
-        <w:rPr>
-          <w:rFonts w:ascii="Consolas" w:hAnsi="Consolas"/>
-          <w:sz w:val="21"/>
-        </w:rPr>
-        <w:t>close-case</w:t>
-      </w:r>
-      <w:r>
-        <w:rPr>
-          <w:sz w:val="21"/>
-        </w:rPr>
-        <w:t xml:space="preserve">, </w:t>
-      </w:r>
-      <w:r>
-        <w:rPr>
-          <w:rFonts w:ascii="Consolas" w:hAnsi="Consolas"/>
-          <w:sz w:val="21"/>
-        </w:rPr>
-        <w:t>build-kb</w:t>
-      </w:r>
-      <w:r>
-        <w:rPr>
-          <w:sz w:val="21"/>
-        </w:rPr>
-        <w:t>) into support, RCA, and runbook handling</w:t>
+        <w:t>geicoeast.jfrog.io</w:t>
+      </w:r>
+      <w:r>
+        <w:rPr>
+          <w:sz w:val="21"/>
+        </w:rPr>
+        <w:t>; SaaS load test at 5,000 repos / 5,000 parallel artifacts</w:t>
       </w:r>
     </w:p>
     <w:p>
@@ -500,26 +565,26 @@
           <w:b/>
           <w:sz w:val="21"/>
         </w:rPr>
-        <w:t>Club MCP server skills &amp; Cursor agent hooks for AMP</w:t>
-      </w:r>
-      <w:r>
-        <w:rPr>
-          <w:sz w:val="21"/>
-        </w:rPr>
-        <w:t xml:space="preserve"> — designing dedicated Club MCP server skills and Cursor agent hooks (e.g., post-merge runbook regeneration, automated OIDC mapping audits, pre-deploy Vault-path validation) for distribution via [</w:t>
-      </w:r>
-      <w:r>
-        <w:rPr>
-          <w:rFonts w:ascii="Consolas" w:hAnsi="Consolas"/>
-          <w:sz w:val="21"/>
-        </w:rPr>
-        <w:t>club-developer-agent-plugins</w:t>
-      </w:r>
-      <w:r>
-        <w:rPr>
-          <w:sz w:val="21"/>
-        </w:rPr>
-        <w:t>](https://github.com/geico-private/club-developer-agent-plugins), turning AMP's repeatable operational toil into reusable AI-driven tasks</w:t>
+        <w:t>Architected Entra ID auth for `amp-control-plane`</w:t>
+      </w:r>
+      <w:r>
+        <w:rPr>
+          <w:sz w:val="21"/>
+        </w:rPr>
+        <w:t xml:space="preserve"> via cross-team plan (Go JWT middleware + APIM defense-in-depth); deployed </w:t>
+      </w:r>
+      <w:r>
+        <w:rPr>
+          <w:b/>
+          <w:sz w:val="21"/>
+        </w:rPr>
+        <w:t>amp-control-plane to ACS prod</w:t>
+      </w:r>
+      <w:r>
+        <w:rPr>
+          <w:sz w:val="21"/>
+        </w:rPr>
+        <w:t xml:space="preserve"> ([AMP #371](https://github.com/geico-private/artifact-management-platform/pull/371))</w:t>
       </w:r>
     </w:p>
     <w:p>
@@ -532,316 +597,13 @@
           <w:b/>
           <w:sz w:val="21"/>
         </w:rPr>
-        <w:t>AI-augmented platform engineering as practice</w:t>
-      </w:r>
-      <w:r>
-        <w:rPr>
-          <w:sz w:val="21"/>
-        </w:rPr>
-        <w:t xml:space="preserve"> — </w:t>
-      </w:r>
-      <w:r>
-        <w:rPr>
-          <w:i/>
-          <w:sz w:val="21"/>
-        </w:rPr>
-        <w:t>every</w:t>
-      </w:r>
-      <w:r>
-        <w:rPr>
-          <w:sz w:val="21"/>
-        </w:rPr>
-        <w:t xml:space="preserve"> </w:t>
-      </w:r>
-      <w:r>
-        <w:rPr>
-          <w:rFonts w:ascii="Consolas" w:hAnsi="Consolas"/>
-          <w:sz w:val="21"/>
-        </w:rPr>
-        <w:t>geico-private/artifact-management-platform</w:t>
-      </w:r>
-      <w:r>
-        <w:rPr>
-          <w:sz w:val="21"/>
-        </w:rPr>
-        <w:t xml:space="preserve"> and </w:t>
-      </w:r>
-      <w:r>
-        <w:rPr>
-          <w:rFonts w:ascii="Consolas" w:hAnsi="Consolas"/>
-          <w:sz w:val="21"/>
-        </w:rPr>
-        <w:t>pkg-mgmt</w:t>
-      </w:r>
-      <w:r>
-        <w:rPr>
-          <w:sz w:val="21"/>
-        </w:rPr>
-        <w:t xml:space="preserve"> PR in May 2026 is authored with Claude Code or Cursor (Entra ID auth plan, JFrog SaaS POC workflows for 11 package types, ACS prod deployment, runbooks); surgical Slack RCAs (JFrog Go-module cache; Debian </w:t>
-      </w:r>
-      <w:r>
-        <w:rPr>
-          <w:rFonts w:ascii="Consolas" w:hAnsi="Consolas"/>
-          <w:sz w:val="21"/>
-        </w:rPr>
-        <w:t>deb.architecture=64</w:t>
-      </w:r>
-      <w:r>
-        <w:rPr>
-          <w:sz w:val="21"/>
-        </w:rPr>
-        <w:t xml:space="preserve"> indexer; Azure Firewall TLS DPI on S3) are AI-augmented end-to-end</w:t>
-      </w:r>
-    </w:p>
-    <w:p>
-      <w:pPr>
-        <w:spacing w:after="40"/>
-      </w:pPr>
-      <w:r>
-        <w:rPr>
-          <w:i/>
-          <w:sz w:val="21"/>
-        </w:rPr>
-        <w:t>Platform engineering</w:t>
-      </w:r>
-    </w:p>
-    <w:p>
-      <w:pPr>
-        <w:pStyle w:val="ResumeBullets"/>
-        <w:spacing w:after="40"/>
-      </w:pPr>
-      <w:r>
-        <w:rPr>
-          <w:b/>
-          <w:sz w:val="21"/>
-        </w:rPr>
-        <w:t>Artifactory reliability turnaround</w:t>
-      </w:r>
-      <w:r>
-        <w:rPr>
-          <w:sz w:val="21"/>
-        </w:rPr>
-        <w:t xml:space="preserve"> — drove remediation across platform, config, and operations; </w:t>
-      </w:r>
-      <w:r>
-        <w:rPr>
-          <w:b/>
-          <w:sz w:val="21"/>
-        </w:rPr>
-        <w:t>~1 major incident/month → four-nines (99.99%) availability SLO</w:t>
-      </w:r>
-    </w:p>
-    <w:p>
-      <w:pPr>
-        <w:pStyle w:val="ResumeBullets"/>
-        <w:spacing w:after="40"/>
-      </w:pPr>
-      <w:r>
-        <w:rPr>
-          <w:b/>
-          <w:sz w:val="21"/>
-        </w:rPr>
-        <w:t>Technical lead, JFrog SaaS POC (Phase 4)</w:t>
-      </w:r>
-      <w:r>
-        <w:rPr>
-          <w:sz w:val="21"/>
-        </w:rPr>
-        <w:t xml:space="preserve"> — delivered three GitHub Actions workflows validating </w:t>
-      </w:r>
-      <w:r>
-        <w:rPr>
-          <w:b/>
-          <w:sz w:val="21"/>
-        </w:rPr>
-        <w:t>all 11 supported JFrog package types</w:t>
-      </w:r>
-      <w:r>
-        <w:rPr>
-          <w:sz w:val="21"/>
-        </w:rPr>
-        <w:t xml:space="preserve"> (Maven, Gradle, npm, PyPI, Go, NuGet, Docker, Helm, Debian, RPM, Generic) end-to-end on </w:t>
-      </w:r>
-      <w:r>
-        <w:rPr>
-          <w:rFonts w:ascii="Consolas" w:hAnsi="Consolas"/>
-          <w:sz w:val="21"/>
-        </w:rPr>
-        <w:t>geicoeast.jfrog.io</w:t>
-      </w:r>
-      <w:r>
-        <w:rPr>
-          <w:sz w:val="21"/>
-        </w:rPr>
-        <w:t>; outcomes feed GEICO's enterprise artifact-management roadmap; ran SaaS load test at 5,000 repos / 5,000 parallel artifacts</w:t>
-      </w:r>
-    </w:p>
-    <w:p>
-      <w:pPr>
-        <w:pStyle w:val="ResumeBullets"/>
-        <w:spacing w:after="40"/>
-      </w:pPr>
-      <w:r>
-        <w:rPr>
-          <w:b/>
-          <w:sz w:val="21"/>
-        </w:rPr>
-        <w:t>Architected Entra ID auth for `amp-control-plane`</w:t>
-      </w:r>
-      <w:r>
-        <w:rPr>
-          <w:sz w:val="21"/>
-        </w:rPr>
-        <w:t xml:space="preserve"> via cross-team implementation plan — Go JWT middleware as the authoritative check + APIM </w:t>
-      </w:r>
-      <w:r>
-        <w:rPr>
-          <w:rFonts w:ascii="Consolas" w:hAnsi="Consolas"/>
-          <w:sz w:val="21"/>
-        </w:rPr>
-        <w:t>custom-jwt-ws</w:t>
-      </w:r>
-      <w:r>
-        <w:rPr>
-          <w:sz w:val="21"/>
-        </w:rPr>
-        <w:t xml:space="preserve"> as defense-in-depth, single app registration in the GEICO tenant, separate NP/PD access boundaries, </w:t>
-      </w:r>
-      <w:r>
-        <w:rPr>
-          <w:rFonts w:ascii="Consolas" w:hAnsi="Consolas"/>
-          <w:sz w:val="21"/>
-        </w:rPr>
-        <w:t>AUTH_ENABLED</w:t>
-      </w:r>
-      <w:r>
-        <w:rPr>
-          <w:sz w:val="21"/>
-        </w:rPr>
-        <w:t xml:space="preserve"> gradual rollout, audit-log enrichment with </w:t>
-      </w:r>
-      <w:r>
-        <w:rPr>
-          <w:rFonts w:ascii="Consolas" w:hAnsi="Consolas"/>
-          <w:sz w:val="21"/>
-        </w:rPr>
-        <w:t>caller_oid</w:t>
-      </w:r>
-      <w:r>
-        <w:rPr>
-          <w:sz w:val="21"/>
-        </w:rPr>
-        <w:t xml:space="preserve"> / </w:t>
-      </w:r>
-      <w:r>
-        <w:rPr>
-          <w:rFonts w:ascii="Consolas" w:hAnsi="Consolas"/>
-          <w:sz w:val="21"/>
-        </w:rPr>
-        <w:t>caller_upn</w:t>
-      </w:r>
-    </w:p>
-    <w:p>
-      <w:pPr>
-        <w:pStyle w:val="ResumeBullets"/>
-        <w:spacing w:after="40"/>
-      </w:pPr>
-      <w:r>
-        <w:rPr>
-          <w:b/>
-          <w:sz w:val="21"/>
-        </w:rPr>
-        <w:t>Zero-downtime platform upgrades</w:t>
-      </w:r>
-      <w:r>
-        <w:rPr>
-          <w:sz w:val="21"/>
-        </w:rPr>
-        <w:t xml:space="preserve"> — scripted, pipeline-driven rolling upgrades for Artifactory and X-Ray across Package Registry and Martech tenants on AKS with </w:t>
-      </w:r>
-      <w:r>
-        <w:rPr>
-          <w:b/>
-          <w:sz w:val="21"/>
-        </w:rPr>
-        <w:t>zero customer impact</w:t>
-      </w:r>
-      <w:r>
-        <w:rPr>
-          <w:sz w:val="21"/>
-        </w:rPr>
-        <w:t xml:space="preserve"> and a runbook any teammate can execute</w:t>
-      </w:r>
-    </w:p>
-    <w:p>
-      <w:pPr>
-        <w:pStyle w:val="ResumeBullets"/>
-        <w:spacing w:after="40"/>
-      </w:pPr>
-      <w:r>
-        <w:rPr>
-          <w:b/>
-          <w:sz w:val="21"/>
-        </w:rPr>
         <w:t>Production incident leadership</w:t>
       </w:r>
       <w:r>
         <w:rPr>
           <w:sz w:val="21"/>
         </w:rPr>
-        <w:t xml:space="preserve"> — packet-level RCA and cross-team fix for Azure Firewall TLS DPI on S3-backed remote repos; JFrog Go-module cache RCA (</w:t>
-      </w:r>
-      <w:r>
-        <w:rPr>
-          <w:rFonts w:ascii="Consolas" w:hAnsi="Consolas"/>
-          <w:sz w:val="21"/>
-        </w:rPr>
-        <w:t>workflowengine</w:t>
-      </w:r>
-      <w:r>
-        <w:rPr>
-          <w:sz w:val="21"/>
-        </w:rPr>
-        <w:t xml:space="preserve"> v1.7.9 / </w:t>
-      </w:r>
-      <w:r>
-        <w:rPr>
-          <w:rFonts w:ascii="Consolas" w:hAnsi="Consolas"/>
-          <w:sz w:val="21"/>
-        </w:rPr>
-        <w:t>voltage-go</w:t>
-      </w:r>
-      <w:r>
-        <w:rPr>
-          <w:sz w:val="21"/>
-        </w:rPr>
-        <w:t xml:space="preserve"> v0.0.1 / </w:t>
-      </w:r>
-      <w:r>
-        <w:rPr>
-          <w:rFonts w:ascii="Consolas" w:hAnsi="Consolas"/>
-          <w:sz w:val="21"/>
-        </w:rPr>
-        <w:t>@latest</w:t>
-      </w:r>
-      <w:r>
-        <w:rPr>
-          <w:sz w:val="21"/>
-        </w:rPr>
-        <w:t xml:space="preserve"> pseudo-version caching); Debian </w:t>
-      </w:r>
-      <w:r>
-        <w:rPr>
-          <w:rFonts w:ascii="Consolas" w:hAnsi="Consolas"/>
-          <w:sz w:val="21"/>
-        </w:rPr>
-        <w:t>deb.architecture</w:t>
-      </w:r>
-      <w:r>
-        <w:rPr>
-          <w:sz w:val="21"/>
-        </w:rPr>
-        <w:t xml:space="preserve"> indexer fix; Martech JVM/OOM investigation; </w:t>
+        <w:t xml:space="preserve"> — packet-level Azure Firewall TLS DPI RCA on S3-backed repos; JFrog Go-module cache RCAs; </w:t>
       </w:r>
       <w:r>
         <w:rPr>
@@ -854,7 +616,7 @@
         <w:rPr>
           <w:sz w:val="21"/>
         </w:rPr>
-        <w:t xml:space="preserve"> (April 2026 Entra ID-driven Artifactory outage); AMP team on-call lead</w:t>
+        <w:t xml:space="preserve"> (April 2026 Entra-ID-driven Artifactory outage); AMP on-call lead</w:t>
       </w:r>
     </w:p>
     <w:p>

--- a/Mingresume.docx
+++ b/Mingresume.docx
@@ -244,7 +244,7 @@
           <w:color w:val="1F3A68"/>
           <w:sz w:val="23"/>
         </w:rPr>
-        <w:t>Staff Engineer — GEICO, Artifact Management Platform (Developer Engineering)</w:t>
+        <w:t>Senior Engineer — GEICO, Artifact Management Platform (Developer Engineering)</w:t>
       </w:r>
     </w:p>
     <w:p>
@@ -321,7 +321,7 @@
         <w:rPr>
           <w:sz w:val="21"/>
         </w:rPr>
-        <w:t xml:space="preserve"> targeting publication to GEICO's [</w:t>
+        <w:t xml:space="preserve"> targeting publication to GEICO's </w:t>
       </w:r>
       <w:r>
         <w:rPr>
@@ -334,7 +334,7 @@
         <w:rPr>
           <w:sz w:val="21"/>
         </w:rPr>
-        <w:t>](https://github.com/geico-private/developer-agent-hub) marketplace; (d) AI-consumable artifact-auth ADR so any AI agent can onboard external teams without AMP hand-holding</w:t>
+        <w:t xml:space="preserve"> marketplace; (d) AI-consumable artifact-auth ADR so any AI agent can onboard external teams without AMP hand-holding</w:t>
       </w:r>
     </w:p>
     <w:p>
@@ -385,26 +385,26 @@
         <w:rPr>
           <w:sz w:val="21"/>
         </w:rPr>
-        <w:t xml:space="preserve"> — </w:t>
-      </w:r>
-      <w:r>
-        <w:rPr>
-          <w:b/>
-          <w:sz w:val="21"/>
-        </w:rPr>
-        <w:t>shipped Club MCP server config into `amp-control-plane`</w:t>
-      </w:r>
-      <w:r>
-        <w:rPr>
-          <w:sz w:val="21"/>
-        </w:rPr>
-        <w:t xml:space="preserve"> ([AMP #371](https://github.com/geico-private/artifact-management-platform/pull/371)); introduced JFrog/Slack/ADO/GitHub MCP servers and Claude/Cursor agent skills (</w:t>
+        <w:t xml:space="preserve"> — shipped Club MCP server config into </w:t>
       </w:r>
       <w:r>
         <w:rPr>
           <w:rFonts w:ascii="Consolas" w:hAnsi="Consolas"/>
           <w:sz w:val="21"/>
         </w:rPr>
+        <w:t>amp-control-plane</w:t>
+      </w:r>
+      <w:r>
+        <w:rPr>
+          <w:sz w:val="21"/>
+        </w:rPr>
+        <w:t>; introduced JFrog/Slack/ADO/GitHub MCP servers and Claude/Cursor agent skills (</w:t>
+      </w:r>
+      <w:r>
+        <w:rPr>
+          <w:rFonts w:ascii="Consolas" w:hAnsi="Consolas"/>
+          <w:sz w:val="21"/>
+        </w:rPr>
         <w:t>solve-case</w:t>
       </w:r>
       <w:r>
@@ -437,7 +437,7 @@
         <w:rPr>
           <w:sz w:val="21"/>
         </w:rPr>
-        <w:t>) across the team's support, RCA, and runbook workflows; follow-on Club skills + Cursor agent hooks landing via [</w:t>
+        <w:t xml:space="preserve">) across the team's support, RCA, and runbook workflows; follow-on Club skills + Cursor agent hooks landing via </w:t>
       </w:r>
       <w:r>
         <w:rPr>
@@ -445,12 +445,6 @@
           <w:sz w:val="21"/>
         </w:rPr>
         <w:t>club-developer-agent-plugins</w:t>
-      </w:r>
-      <w:r>
-        <w:rPr>
-          <w:sz w:val="21"/>
-        </w:rPr>
-        <w:t>](https://github.com/geico-private/club-developer-agent-plugins)</w:t>
       </w:r>
     </w:p>
     <w:p>
@@ -575,16 +569,16 @@
       </w:r>
       <w:r>
         <w:rPr>
-          <w:b/>
-          <w:sz w:val="21"/>
-        </w:rPr>
-        <w:t>amp-control-plane to ACS prod</w:t>
-      </w:r>
-      <w:r>
-        <w:rPr>
-          <w:sz w:val="21"/>
-        </w:rPr>
-        <w:t xml:space="preserve"> ([AMP #371](https://github.com/geico-private/artifact-management-platform/pull/371))</w:t>
+          <w:rFonts w:ascii="Consolas" w:hAnsi="Consolas"/>
+          <w:sz w:val="21"/>
+        </w:rPr>
+        <w:t>amp-control-plane</w:t>
+      </w:r>
+      <w:r>
+        <w:rPr>
+          <w:sz w:val="21"/>
+        </w:rPr>
+        <w:t xml:space="preserve"> to ACS prod</w:t>
       </w:r>
     </w:p>
     <w:p>
